--- a/documents/Pidilite Vendor block-unblock BUD 1.3_modified_v2.docx
+++ b/documents/Pidilite Vendor block-unblock BUD 1.3_modified_v2.docx
@@ -64,7 +64,7 @@
             <mc:AlternateContent>
               <mc:Choice Requires="wps">
                 <w:drawing>
-                  <wp:anchor distT="0" distB="0" distL="0" distR="0" simplePos="0" relativeHeight="70" behindDoc="0" locked="0" layoutInCell="0" allowOverlap="1" wp14:anchorId="53F7AF06">
+                  <wp:anchor distT="0" distB="0" distL="0" distR="0" simplePos="0" relativeHeight="76" behindDoc="0" locked="0" layoutInCell="0" allowOverlap="1" wp14:anchorId="53F7AF06">
                     <wp:simplePos x="0" y="0"/>
                     <wp:positionH relativeFrom="page">
                       <wp:posOffset>1333500</wp:posOffset>
@@ -248,7 +248,7 @@
             <mc:AlternateContent>
               <mc:Choice Requires="wps">
                 <w:drawing>
-                  <wp:anchor distT="0" distB="0" distL="0" distR="0" simplePos="0" relativeHeight="72" behindDoc="0" locked="0" layoutInCell="0" allowOverlap="1" wp14:anchorId="2C70B395">
+                  <wp:anchor distT="0" distB="0" distL="0" distR="0" simplePos="0" relativeHeight="78" behindDoc="0" locked="0" layoutInCell="0" allowOverlap="1" wp14:anchorId="2C70B395">
                     <wp:simplePos x="0" y="0"/>
                     <wp:positionH relativeFrom="page">
                       <wp:posOffset>1327150</wp:posOffset>
@@ -4391,9 +4391,9 @@
         <w:tblLook w:val="04a0" w:noHBand="0" w:noVBand="1" w:firstColumn="1" w:lastRow="0" w:lastColumn="0" w:firstRow="1"/>
       </w:tblPr>
       <w:tblGrid>
-        <w:gridCol w:w="2091"/>
+        <w:gridCol w:w="2090"/>
         <w:gridCol w:w="1163"/>
-        <w:gridCol w:w="1418"/>
+        <w:gridCol w:w="1419"/>
         <w:gridCol w:w="4344"/>
       </w:tblGrid>
       <w:tr>
@@ -4402,7 +4402,7 @@
         </w:trPr>
         <w:tc>
           <w:tcPr>
-            <w:tcW w:w="2091" w:type="dxa"/>
+            <w:tcW w:w="2090" w:type="dxa"/>
             <w:tcBorders>
               <w:top w:val="single" w:sz="4" w:space="0" w:color="000000"/>
               <w:start w:val="single" w:sz="4" w:space="0" w:color="000000"/>
@@ -4484,7 +4484,7 @@
         </w:tc>
         <w:tc>
           <w:tcPr>
-            <w:tcW w:w="1418" w:type="dxa"/>
+            <w:tcW w:w="1419" w:type="dxa"/>
             <w:tcBorders>
               <w:top w:val="single" w:sz="4" w:space="0" w:color="000000"/>
               <w:bottom w:val="single" w:sz="4" w:space="0" w:color="000000"/>
@@ -4561,7 +4561,7 @@
         </w:trPr>
         <w:tc>
           <w:tcPr>
-            <w:tcW w:w="2091" w:type="dxa"/>
+            <w:tcW w:w="2090" w:type="dxa"/>
             <w:tcBorders>
               <w:top w:val="single" w:sz="4" w:space="0" w:color="000000"/>
               <w:start w:val="single" w:sz="4" w:space="0" w:color="000000"/>
@@ -4634,7 +4634,7 @@
         </w:tc>
         <w:tc>
           <w:tcPr>
-            <w:tcW w:w="1418" w:type="dxa"/>
+            <w:tcW w:w="1419" w:type="dxa"/>
             <w:tcBorders>
               <w:top w:val="single" w:sz="4" w:space="0" w:color="000000"/>
               <w:bottom w:val="single" w:sz="4" w:space="0" w:color="000000"/>
@@ -4710,7 +4710,7 @@
         </w:trPr>
         <w:tc>
           <w:tcPr>
-            <w:tcW w:w="2091" w:type="dxa"/>
+            <w:tcW w:w="2090" w:type="dxa"/>
             <w:tcBorders>
               <w:top w:val="single" w:sz="4" w:space="0" w:color="000000"/>
               <w:start w:val="single" w:sz="4" w:space="0" w:color="000000"/>
@@ -4783,7 +4783,7 @@
         </w:tc>
         <w:tc>
           <w:tcPr>
-            <w:tcW w:w="1418" w:type="dxa"/>
+            <w:tcW w:w="1419" w:type="dxa"/>
             <w:tcBorders>
               <w:top w:val="single" w:sz="4" w:space="0" w:color="000000"/>
               <w:bottom w:val="single" w:sz="4" w:space="0" w:color="000000"/>
@@ -4906,7 +4906,7 @@
         </w:trPr>
         <w:tc>
           <w:tcPr>
-            <w:tcW w:w="2091" w:type="dxa"/>
+            <w:tcW w:w="2090" w:type="dxa"/>
             <w:tcBorders>
               <w:top w:val="single" w:sz="4" w:space="0" w:color="000000"/>
               <w:start w:val="single" w:sz="4" w:space="0" w:color="000000"/>
@@ -4979,7 +4979,7 @@
         </w:tc>
         <w:tc>
           <w:tcPr>
-            <w:tcW w:w="1418" w:type="dxa"/>
+            <w:tcW w:w="1419" w:type="dxa"/>
             <w:tcBorders>
               <w:top w:val="single" w:sz="4" w:space="0" w:color="000000"/>
               <w:bottom w:val="single" w:sz="4" w:space="0" w:color="000000"/>
@@ -5058,7 +5058,7 @@
         </w:trPr>
         <w:tc>
           <w:tcPr>
-            <w:tcW w:w="2091" w:type="dxa"/>
+            <w:tcW w:w="2090" w:type="dxa"/>
             <w:tcBorders>
               <w:top w:val="single" w:sz="4" w:space="0" w:color="000000"/>
               <w:start w:val="single" w:sz="4" w:space="0" w:color="000000"/>
@@ -5131,7 +5131,7 @@
         </w:tc>
         <w:tc>
           <w:tcPr>
-            <w:tcW w:w="1418" w:type="dxa"/>
+            <w:tcW w:w="1419" w:type="dxa"/>
             <w:tcBorders>
               <w:top w:val="single" w:sz="4" w:space="0" w:color="000000"/>
               <w:bottom w:val="single" w:sz="4" w:space="0" w:color="000000"/>
@@ -5204,7 +5204,7 @@
         </w:trPr>
         <w:tc>
           <w:tcPr>
-            <w:tcW w:w="2091" w:type="dxa"/>
+            <w:tcW w:w="2090" w:type="dxa"/>
             <w:tcBorders>
               <w:top w:val="single" w:sz="4" w:space="0" w:color="000000"/>
               <w:start w:val="single" w:sz="4" w:space="0" w:color="000000"/>
@@ -5277,7 +5277,7 @@
         </w:tc>
         <w:tc>
           <w:tcPr>
-            <w:tcW w:w="1418" w:type="dxa"/>
+            <w:tcW w:w="1419" w:type="dxa"/>
             <w:tcBorders>
               <w:top w:val="single" w:sz="4" w:space="0" w:color="000000"/>
               <w:bottom w:val="single" w:sz="4" w:space="0" w:color="000000"/>
@@ -5354,7 +5354,7 @@
         </w:trPr>
         <w:tc>
           <w:tcPr>
-            <w:tcW w:w="2091" w:type="dxa"/>
+            <w:tcW w:w="2090" w:type="dxa"/>
             <w:tcBorders>
               <w:top w:val="single" w:sz="4" w:space="0" w:color="000000"/>
               <w:start w:val="single" w:sz="4" w:space="0" w:color="000000"/>
@@ -5427,7 +5427,7 @@
         </w:tc>
         <w:tc>
           <w:tcPr>
-            <w:tcW w:w="1418" w:type="dxa"/>
+            <w:tcW w:w="1419" w:type="dxa"/>
             <w:tcBorders>
               <w:top w:val="single" w:sz="4" w:space="0" w:color="000000"/>
               <w:bottom w:val="single" w:sz="4" w:space="0" w:color="000000"/>
@@ -5504,7 +5504,7 @@
         </w:trPr>
         <w:tc>
           <w:tcPr>
-            <w:tcW w:w="2091" w:type="dxa"/>
+            <w:tcW w:w="2090" w:type="dxa"/>
             <w:tcBorders>
               <w:top w:val="single" w:sz="4" w:space="0" w:color="000000"/>
               <w:start w:val="single" w:sz="4" w:space="0" w:color="000000"/>
@@ -5577,7 +5577,7 @@
         </w:tc>
         <w:tc>
           <w:tcPr>
-            <w:tcW w:w="1418" w:type="dxa"/>
+            <w:tcW w:w="1419" w:type="dxa"/>
             <w:tcBorders>
               <w:top w:val="single" w:sz="4" w:space="0" w:color="000000"/>
               <w:bottom w:val="single" w:sz="4" w:space="0" w:color="000000"/>
@@ -5650,7 +5650,7 @@
         </w:trPr>
         <w:tc>
           <w:tcPr>
-            <w:tcW w:w="2091" w:type="dxa"/>
+            <w:tcW w:w="2090" w:type="dxa"/>
             <w:tcBorders>
               <w:top w:val="single" w:sz="4" w:space="0" w:color="000000"/>
               <w:start w:val="single" w:sz="4" w:space="0" w:color="000000"/>
@@ -5723,7 +5723,7 @@
         </w:tc>
         <w:tc>
           <w:tcPr>
-            <w:tcW w:w="1418" w:type="dxa"/>
+            <w:tcW w:w="1419" w:type="dxa"/>
             <w:tcBorders>
               <w:top w:val="single" w:sz="4" w:space="0" w:color="000000"/>
               <w:bottom w:val="single" w:sz="4" w:space="0" w:color="000000"/>
@@ -5800,7 +5800,7 @@
         </w:trPr>
         <w:tc>
           <w:tcPr>
-            <w:tcW w:w="2091" w:type="dxa"/>
+            <w:tcW w:w="2090" w:type="dxa"/>
             <w:tcBorders>
               <w:top w:val="single" w:sz="4" w:space="0" w:color="000000"/>
               <w:start w:val="single" w:sz="4" w:space="0" w:color="000000"/>
@@ -5873,7 +5873,7 @@
         </w:tc>
         <w:tc>
           <w:tcPr>
-            <w:tcW w:w="1418" w:type="dxa"/>
+            <w:tcW w:w="1419" w:type="dxa"/>
             <w:tcBorders>
               <w:top w:val="single" w:sz="4" w:space="0" w:color="000000"/>
               <w:bottom w:val="single" w:sz="4" w:space="0" w:color="000000"/>
@@ -5939,17 +5939,7 @@
                 <w:szCs w:val="24"/>
                 <w:lang w:val="en-IN" w:eastAsia="en-IN"/>
               </w:rPr>
-              <w:t>Auto fetch based on search Vendor Name or Code from Reference Table- VC_BASIC_DETAILS attribute 1</w:t>
-            </w:r>
-            <w:r>
-              <w:rPr>
-                <w:rFonts w:eastAsia="Times New Roman" w:cs="Calibri" w:ascii="Calibri" w:hAnsi="Calibri"/>
-                <w:color w:val="000000"/>
-                <w:sz w:val="24"/>
-                <w:szCs w:val="24"/>
-                <w:lang w:val="en-IN" w:eastAsia="en-IN"/>
-              </w:rPr>
-              <w:t>3</w:t>
+              <w:t>Auto fetch based on search Vendor Name or Code from Reference Table- VC_BASIC_DETAILS attribute 13</w:t>
             </w:r>
           </w:p>
         </w:tc>
@@ -5960,7 +5950,7 @@
         </w:trPr>
         <w:tc>
           <w:tcPr>
-            <w:tcW w:w="2091" w:type="dxa"/>
+            <w:tcW w:w="2090" w:type="dxa"/>
             <w:tcBorders>
               <w:top w:val="single" w:sz="4" w:space="0" w:color="000000"/>
               <w:start w:val="single" w:sz="4" w:space="0" w:color="000000"/>
@@ -6033,7 +6023,7 @@
         </w:tc>
         <w:tc>
           <w:tcPr>
-            <w:tcW w:w="1418" w:type="dxa"/>
+            <w:tcW w:w="1419" w:type="dxa"/>
             <w:tcBorders>
               <w:top w:val="single" w:sz="4" w:space="0" w:color="000000"/>
               <w:bottom w:val="single" w:sz="4" w:space="0" w:color="000000"/>
@@ -6106,7 +6096,7 @@
         </w:trPr>
         <w:tc>
           <w:tcPr>
-            <w:tcW w:w="2091" w:type="dxa"/>
+            <w:tcW w:w="2090" w:type="dxa"/>
             <w:tcBorders>
               <w:top w:val="single" w:sz="4" w:space="0" w:color="000000"/>
               <w:start w:val="single" w:sz="4" w:space="0" w:color="000000"/>
@@ -6179,7 +6169,7 @@
         </w:tc>
         <w:tc>
           <w:tcPr>
-            <w:tcW w:w="1418" w:type="dxa"/>
+            <w:tcW w:w="1419" w:type="dxa"/>
             <w:tcBorders>
               <w:top w:val="single" w:sz="4" w:space="0" w:color="000000"/>
               <w:bottom w:val="single" w:sz="4" w:space="0" w:color="000000"/>
@@ -6558,7 +6548,7 @@
         </w:trPr>
         <w:tc>
           <w:tcPr>
-            <w:tcW w:w="2091" w:type="dxa"/>
+            <w:tcW w:w="2090" w:type="dxa"/>
             <w:tcBorders>
               <w:top w:val="single" w:sz="4" w:space="0" w:color="000000"/>
               <w:start w:val="single" w:sz="4" w:space="0" w:color="000000"/>
@@ -6631,7 +6621,7 @@
         </w:tc>
         <w:tc>
           <w:tcPr>
-            <w:tcW w:w="1418" w:type="dxa"/>
+            <w:tcW w:w="1419" w:type="dxa"/>
             <w:tcBorders>
               <w:top w:val="single" w:sz="4" w:space="0" w:color="000000"/>
               <w:bottom w:val="single" w:sz="4" w:space="0" w:color="000000"/>
@@ -6707,7 +6697,7 @@
         </w:trPr>
         <w:tc>
           <w:tcPr>
-            <w:tcW w:w="2091" w:type="dxa"/>
+            <w:tcW w:w="2090" w:type="dxa"/>
             <w:tcBorders>
               <w:top w:val="single" w:sz="4" w:space="0" w:color="000000"/>
               <w:start w:val="single" w:sz="4" w:space="0" w:color="000000"/>
@@ -6780,7 +6770,7 @@
         </w:tc>
         <w:tc>
           <w:tcPr>
-            <w:tcW w:w="1418" w:type="dxa"/>
+            <w:tcW w:w="1419" w:type="dxa"/>
             <w:tcBorders>
               <w:top w:val="single" w:sz="4" w:space="0" w:color="000000"/>
               <w:bottom w:val="single" w:sz="4" w:space="0" w:color="000000"/>
@@ -6944,154 +6934,154 @@
                 <w:szCs w:val="24"/>
                 <w:lang w:val="en-IN" w:eastAsia="en-IN"/>
               </w:rPr>
-              <w:t>If "All Companies" is selected, make the following fields visible and mandatory: "Posting Block All Company Code Details" (ARRAY_HDR), "Company code", "Posting block old", "Posting block new", "Posting Block All Company Code Details" (ARRAY_END). Hide and make non-mandatory the following fields: "Posting Block Selected Company Code Details" (ARRAY_HDR), "Company code", "Posting block old", "Posting block new", "Posting Block Selected Company Code Details" (ARRAY_END).</w:t>
-            </w:r>
-          </w:p>
-          <w:p>
-            <w:pPr>
-              <w:pStyle w:val="Normal"/>
-              <w:spacing w:lineRule="auto" w:line="240" w:before="0" w:after="0"/>
-              <w:ind w:start="0"/>
-              <w:jc w:val="start"/>
-              <w:rPr>
-                <w:rFonts w:ascii="Calibri" w:hAnsi="Calibri" w:eastAsia="Times New Roman" w:cs="Calibri"/>
-                <w:color w:val="000000"/>
-                <w:sz w:val="24"/>
-                <w:szCs w:val="24"/>
-                <w:lang w:val="en-IN" w:eastAsia="en-IN"/>
-              </w:rPr>
-            </w:pPr>
-            <w:r>
-              <w:rPr>
-                <w:rFonts w:eastAsia="Times New Roman" w:cs="Calibri" w:ascii="Calibri" w:hAnsi="Calibri"/>
-                <w:color w:val="000000"/>
-                <w:sz w:val="24"/>
-                <w:szCs w:val="24"/>
-                <w:lang w:val="en-IN" w:eastAsia="en-IN"/>
-              </w:rPr>
-            </w:r>
-          </w:p>
-          <w:p>
-            <w:pPr>
-              <w:pStyle w:val="Normal"/>
-              <w:spacing w:lineRule="auto" w:line="240" w:before="0" w:after="0"/>
-              <w:ind w:start="0"/>
-              <w:jc w:val="start"/>
-              <w:rPr>
-                <w:rFonts w:ascii="Calibri" w:hAnsi="Calibri" w:eastAsia="Times New Roman" w:cs="Calibri"/>
-                <w:color w:val="000000"/>
-                <w:sz w:val="24"/>
-                <w:szCs w:val="24"/>
-                <w:lang w:val="en-IN" w:eastAsia="en-IN"/>
-              </w:rPr>
-            </w:pPr>
-            <w:r>
-              <w:rPr>
-                <w:rFonts w:eastAsia="Times New Roman" w:cs="Calibri" w:ascii="Calibri" w:hAnsi="Calibri"/>
-                <w:color w:val="000000"/>
-                <w:sz w:val="24"/>
-                <w:szCs w:val="24"/>
-                <w:lang w:val="en-IN" w:eastAsia="en-IN"/>
-              </w:rPr>
-              <w:t>If "Selected Companies" is selected, make the following fields visible and mandatory: "Posting Block Selected Company Code Details" (ARRAY_HDR), "Company code", "Posting block old", "Posting block new", "Posting Block Selected Company Code Details" (ARRAY_END). Hide and make non-mandatory the following fields: "Posting Block All Company Code Details" (ARRAY_HDR), "Company code", "Posting block old", "Posting block new", "Posting Block All Company Code Details" (ARRAY_END).</w:t>
-            </w:r>
-          </w:p>
-          <w:p>
-            <w:pPr>
-              <w:pStyle w:val="Normal"/>
-              <w:spacing w:lineRule="auto" w:line="240" w:before="0" w:after="0"/>
-              <w:ind w:start="0"/>
-              <w:jc w:val="start"/>
-              <w:rPr>
-                <w:rFonts w:ascii="Calibri" w:hAnsi="Calibri" w:eastAsia="Times New Roman" w:cs="Calibri"/>
-                <w:color w:val="000000"/>
-                <w:sz w:val="24"/>
-                <w:szCs w:val="24"/>
-                <w:lang w:val="en-IN" w:eastAsia="en-IN"/>
-              </w:rPr>
-            </w:pPr>
-            <w:r>
-              <w:rPr>
-                <w:rFonts w:eastAsia="Times New Roman" w:cs="Calibri" w:ascii="Calibri" w:hAnsi="Calibri"/>
-                <w:color w:val="000000"/>
-                <w:sz w:val="24"/>
-                <w:szCs w:val="24"/>
-                <w:lang w:val="en-IN" w:eastAsia="en-IN"/>
-              </w:rPr>
-            </w:r>
-          </w:p>
-          <w:p>
-            <w:pPr>
-              <w:pStyle w:val="Normal"/>
-              <w:spacing w:lineRule="auto" w:line="240" w:before="0" w:after="0"/>
-              <w:ind w:start="0"/>
-              <w:jc w:val="start"/>
-              <w:rPr>
-                <w:rFonts w:ascii="Calibri" w:hAnsi="Calibri" w:eastAsia="Times New Roman" w:cs="Calibri"/>
-                <w:color w:val="000000"/>
-                <w:sz w:val="24"/>
-                <w:szCs w:val="24"/>
-                <w:lang w:val="en-IN" w:eastAsia="en-IN"/>
-              </w:rPr>
-            </w:pPr>
-            <w:r>
-              <w:rPr>
-                <w:rFonts w:eastAsia="Times New Roman" w:cs="Calibri" w:ascii="Calibri" w:hAnsi="Calibri"/>
-                <w:color w:val="000000"/>
-                <w:sz w:val="24"/>
-                <w:szCs w:val="24"/>
-                <w:lang w:val="en-IN" w:eastAsia="en-IN"/>
-              </w:rPr>
-              <w:t>By default, the following fields should be invisible and non-mandatory: "Posting Block All Company Code Details" (ARRAY_HDR), "Company code", "Posting block old", "Posting block new", "Posting Block All Company Code Details" (ARRAY_END), "Posting Block Selected Company Code Details" (ARRAY_HDR), "Company code", "Posting block old", "Posting block new", "Posting Block Selected Company Code Details" (ARRAY_END).</w:t>
-            </w:r>
-          </w:p>
-          <w:p>
-            <w:pPr>
-              <w:pStyle w:val="Normal"/>
-              <w:spacing w:lineRule="auto" w:line="240" w:before="0" w:after="0"/>
-              <w:ind w:start="0"/>
-              <w:jc w:val="start"/>
-              <w:rPr>
-                <w:rFonts w:ascii="Calibri" w:hAnsi="Calibri" w:eastAsia="Times New Roman" w:cs="Calibri"/>
-                <w:color w:val="000000"/>
-                <w:sz w:val="24"/>
-                <w:szCs w:val="24"/>
-                <w:lang w:val="en-IN" w:eastAsia="en-IN"/>
-              </w:rPr>
-            </w:pPr>
-            <w:r>
-              <w:rPr>
-                <w:rFonts w:eastAsia="Times New Roman" w:cs="Calibri" w:ascii="Calibri" w:hAnsi="Calibri"/>
-                <w:color w:val="000000"/>
-                <w:sz w:val="24"/>
-                <w:szCs w:val="24"/>
-                <w:lang w:val="en-IN" w:eastAsia="en-IN"/>
-              </w:rPr>
-            </w:r>
-          </w:p>
-          <w:p>
-            <w:pPr>
-              <w:pStyle w:val="Normal"/>
-              <w:spacing w:lineRule="auto" w:line="240" w:before="0" w:after="0"/>
-              <w:ind w:start="0"/>
-              <w:jc w:val="start"/>
-              <w:rPr>
-                <w:rFonts w:ascii="Calibri" w:hAnsi="Calibri" w:eastAsia="Times New Roman" w:cs="Calibri"/>
-                <w:color w:val="000000"/>
-                <w:sz w:val="24"/>
-                <w:szCs w:val="24"/>
-                <w:lang w:val="en-IN" w:eastAsia="en-IN"/>
-              </w:rPr>
-            </w:pPr>
-            <w:r>
-              <w:rPr>
-                <w:rFonts w:eastAsia="Times New Roman" w:cs="Calibri" w:ascii="Calibri" w:hAnsi="Calibri"/>
-                <w:color w:val="000000"/>
-                <w:sz w:val="24"/>
-                <w:szCs w:val="24"/>
-                <w:lang w:val="en-IN" w:eastAsia="en-IN"/>
-              </w:rPr>
-              <w:t>If the value of "Company Code Type" changes, clear the following fields: "Company code", "Posting block old", "Posting block new" (in both "Posting Block All Company Code Details" and "Posting Block Selected Company Code Details" arrays).</w:t>
+              <w:t>If "All Companies" is selected, make the following fields visible and mandatory: "Posting Block All Company Code Details" (ARRAY_HDR), "Company Code 1", "Posting block old 1", "Posting block new 1", "Posting Block All Company Code Details End" (ARRAY_END). Hide and make non-mandatory the following fields: "Posting Block Selected Company Code Details" (ARRAY_HDR), "Company Code 2", "Posting block old 2", "Posting block new 2", "Posting Block Selected Company Code Details End" (ARRAY_END).</w:t>
+            </w:r>
+          </w:p>
+          <w:p>
+            <w:pPr>
+              <w:pStyle w:val="Normal"/>
+              <w:spacing w:lineRule="auto" w:line="240" w:before="0" w:after="0"/>
+              <w:ind w:start="0"/>
+              <w:jc w:val="start"/>
+              <w:rPr>
+                <w:rFonts w:ascii="Calibri" w:hAnsi="Calibri" w:eastAsia="Times New Roman" w:cs="Calibri"/>
+                <w:color w:val="000000"/>
+                <w:sz w:val="24"/>
+                <w:szCs w:val="24"/>
+                <w:lang w:val="en-IN" w:eastAsia="en-IN"/>
+              </w:rPr>
+            </w:pPr>
+            <w:r>
+              <w:rPr>
+                <w:rFonts w:eastAsia="Times New Roman" w:cs="Calibri" w:ascii="Calibri" w:hAnsi="Calibri"/>
+                <w:color w:val="000000"/>
+                <w:sz w:val="24"/>
+                <w:szCs w:val="24"/>
+                <w:lang w:val="en-IN" w:eastAsia="en-IN"/>
+              </w:rPr>
+            </w:r>
+          </w:p>
+          <w:p>
+            <w:pPr>
+              <w:pStyle w:val="Normal"/>
+              <w:spacing w:lineRule="auto" w:line="240" w:before="0" w:after="0"/>
+              <w:ind w:start="0"/>
+              <w:jc w:val="start"/>
+              <w:rPr>
+                <w:rFonts w:ascii="Calibri" w:hAnsi="Calibri" w:eastAsia="Times New Roman" w:cs="Calibri"/>
+                <w:color w:val="000000"/>
+                <w:sz w:val="24"/>
+                <w:szCs w:val="24"/>
+                <w:lang w:val="en-IN" w:eastAsia="en-IN"/>
+              </w:rPr>
+            </w:pPr>
+            <w:r>
+              <w:rPr>
+                <w:rFonts w:eastAsia="Times New Roman" w:cs="Calibri" w:ascii="Calibri" w:hAnsi="Calibri"/>
+                <w:color w:val="000000"/>
+                <w:sz w:val="24"/>
+                <w:szCs w:val="24"/>
+                <w:lang w:val="en-IN" w:eastAsia="en-IN"/>
+              </w:rPr>
+              <w:t>If "Selected Companies" is selected, make the following fields visible and mandatory: "Posting Block Selected Company Code Details" (ARRAY_HDR), "Company Code 2", "Posting block old 2", "Posting block new 2", "Posting Block Selected Company Code Details End" (ARRAY_END). Hide and make non-mandatory the following fields: "Posting Block All Company Code Details" (ARRAY_HDR), "Company Code 1", "Posting block old 1", "Posting block new 1", "Posting Block All Company Code Details End" (ARRAY_END).</w:t>
+            </w:r>
+          </w:p>
+          <w:p>
+            <w:pPr>
+              <w:pStyle w:val="Normal"/>
+              <w:spacing w:lineRule="auto" w:line="240" w:before="0" w:after="0"/>
+              <w:ind w:start="0"/>
+              <w:jc w:val="start"/>
+              <w:rPr>
+                <w:rFonts w:ascii="Calibri" w:hAnsi="Calibri" w:eastAsia="Times New Roman" w:cs="Calibri"/>
+                <w:color w:val="000000"/>
+                <w:sz w:val="24"/>
+                <w:szCs w:val="24"/>
+                <w:lang w:val="en-IN" w:eastAsia="en-IN"/>
+              </w:rPr>
+            </w:pPr>
+            <w:r>
+              <w:rPr>
+                <w:rFonts w:eastAsia="Times New Roman" w:cs="Calibri" w:ascii="Calibri" w:hAnsi="Calibri"/>
+                <w:color w:val="000000"/>
+                <w:sz w:val="24"/>
+                <w:szCs w:val="24"/>
+                <w:lang w:val="en-IN" w:eastAsia="en-IN"/>
+              </w:rPr>
+            </w:r>
+          </w:p>
+          <w:p>
+            <w:pPr>
+              <w:pStyle w:val="Normal"/>
+              <w:spacing w:lineRule="auto" w:line="240" w:before="0" w:after="0"/>
+              <w:ind w:start="0"/>
+              <w:jc w:val="start"/>
+              <w:rPr>
+                <w:rFonts w:ascii="Calibri" w:hAnsi="Calibri" w:eastAsia="Times New Roman" w:cs="Calibri"/>
+                <w:color w:val="000000"/>
+                <w:sz w:val="24"/>
+                <w:szCs w:val="24"/>
+                <w:lang w:val="en-IN" w:eastAsia="en-IN"/>
+              </w:rPr>
+            </w:pPr>
+            <w:r>
+              <w:rPr>
+                <w:rFonts w:eastAsia="Times New Roman" w:cs="Calibri" w:ascii="Calibri" w:hAnsi="Calibri"/>
+                <w:color w:val="000000"/>
+                <w:sz w:val="24"/>
+                <w:szCs w:val="24"/>
+                <w:lang w:val="en-IN" w:eastAsia="en-IN"/>
+              </w:rPr>
+              <w:t>By default, the following fields should be invisible and non-mandatory: "Posting Block All Company Code Details" (ARRAY_HDR), "Company Code 1", "Posting block old 1", "Posting block new 1", "Posting Block All Company Code Details End" (ARRAY_END), "Posting Block Selected Company Code Details" (ARRAY_HDR), "Company Code 2", "Posting block old 2", "Posting block new 2", "Posting Block Selected Company Code Details End" (ARRAY_END).</w:t>
+            </w:r>
+          </w:p>
+          <w:p>
+            <w:pPr>
+              <w:pStyle w:val="Normal"/>
+              <w:spacing w:lineRule="auto" w:line="240" w:before="0" w:after="0"/>
+              <w:ind w:start="0"/>
+              <w:jc w:val="start"/>
+              <w:rPr>
+                <w:rFonts w:ascii="Calibri" w:hAnsi="Calibri" w:eastAsia="Times New Roman" w:cs="Calibri"/>
+                <w:color w:val="000000"/>
+                <w:sz w:val="24"/>
+                <w:szCs w:val="24"/>
+                <w:lang w:val="en-IN" w:eastAsia="en-IN"/>
+              </w:rPr>
+            </w:pPr>
+            <w:r>
+              <w:rPr>
+                <w:rFonts w:eastAsia="Times New Roman" w:cs="Calibri" w:ascii="Calibri" w:hAnsi="Calibri"/>
+                <w:color w:val="000000"/>
+                <w:sz w:val="24"/>
+                <w:szCs w:val="24"/>
+                <w:lang w:val="en-IN" w:eastAsia="en-IN"/>
+              </w:rPr>
+            </w:r>
+          </w:p>
+          <w:p>
+            <w:pPr>
+              <w:pStyle w:val="Normal"/>
+              <w:spacing w:lineRule="auto" w:line="240" w:before="0" w:after="0"/>
+              <w:ind w:start="0"/>
+              <w:jc w:val="start"/>
+              <w:rPr>
+                <w:rFonts w:ascii="Calibri" w:hAnsi="Calibri" w:eastAsia="Times New Roman" w:cs="Calibri"/>
+                <w:color w:val="000000"/>
+                <w:sz w:val="24"/>
+                <w:szCs w:val="24"/>
+                <w:lang w:val="en-IN" w:eastAsia="en-IN"/>
+              </w:rPr>
+            </w:pPr>
+            <w:r>
+              <w:rPr>
+                <w:rFonts w:eastAsia="Times New Roman" w:cs="Calibri" w:ascii="Calibri" w:hAnsi="Calibri"/>
+                <w:color w:val="000000"/>
+                <w:sz w:val="24"/>
+                <w:szCs w:val="24"/>
+                <w:lang w:val="en-IN" w:eastAsia="en-IN"/>
+              </w:rPr>
+              <w:t>If the value of "Company Code Type" changes, clear the following fields: "Company Code 1"/"Company Code 2", "Posting block old 1"/"Posting block old 2", "Posting block new 1"/"Posting block new 2" (in both "Posting Block All Company Code Details" and "Posting Block Selected Company Code Details" arrays).</w:t>
             </w:r>
           </w:p>
         </w:tc>
@@ -7102,7 +7092,7 @@
         </w:trPr>
         <w:tc>
           <w:tcPr>
-            <w:tcW w:w="2091" w:type="dxa"/>
+            <w:tcW w:w="2090" w:type="dxa"/>
             <w:tcBorders>
               <w:top w:val="single" w:sz="4" w:space="0" w:color="000000"/>
               <w:start w:val="single" w:sz="4" w:space="0" w:color="000000"/>
@@ -7175,7 +7165,7 @@
         </w:tc>
         <w:tc>
           <w:tcPr>
-            <w:tcW w:w="1418" w:type="dxa"/>
+            <w:tcW w:w="1419" w:type="dxa"/>
             <w:tcBorders>
               <w:top w:val="single" w:sz="4" w:space="0" w:color="000000"/>
               <w:bottom w:val="single" w:sz="4" w:space="0" w:color="000000"/>
@@ -7252,7 +7242,7 @@
         </w:trPr>
         <w:tc>
           <w:tcPr>
-            <w:tcW w:w="2091" w:type="dxa"/>
+            <w:tcW w:w="2090" w:type="dxa"/>
             <w:tcBorders>
               <w:top w:val="single" w:sz="4" w:space="0" w:color="000000"/>
               <w:start w:val="single" w:sz="4" w:space="0" w:color="000000"/>
@@ -7283,7 +7273,7 @@
                 <w:szCs w:val="24"/>
                 <w:lang w:val="en-IN" w:eastAsia="en-IN"/>
               </w:rPr>
-              <w:t>Company code</w:t>
+              <w:t>Company Code 1</w:t>
             </w:r>
           </w:p>
         </w:tc>
@@ -7325,7 +7315,7 @@
         </w:tc>
         <w:tc>
           <w:tcPr>
-            <w:tcW w:w="1418" w:type="dxa"/>
+            <w:tcW w:w="1419" w:type="dxa"/>
             <w:tcBorders>
               <w:top w:val="single" w:sz="4" w:space="0" w:color="000000"/>
               <w:bottom w:val="single" w:sz="4" w:space="0" w:color="000000"/>
@@ -7387,7 +7377,7 @@
               <w:rPr>
                 <w:sz w:val="18"/>
               </w:rPr>
-              <w:t>Based on the "Vendor Number" (from Vendor Details panel) input, derive all the values from the EDV table VC_COMPANY_DETAILS and insert into the array. Vendor Number is attribute 1 (filter criteria), Company Code is attribute 2 (display column) of the reference table. Use the Generate Array Form Group rule for this. If the user selects `Block / Unblock posting all company code` in the field `Which function you would like to Update?`, then only this Array should be generated. This field should always be disabled.</w:t>
+              <w:t>Based on the "Vendor Number" (from Vendor Details panel) input, derive all the values from the EDV table VC_COMPANY_DETAILS and insert into the array. Vendor Number is attribute 1 (filter criteria), Company Code 1 is attribute 2 (display column) of the reference table. Use the Generate Array Form Group rule for this. If the user selects `Block / Unblock posting all company code` in the field `Which function you would like to Update?`, then only this Array should be generated. This field should always be disabled.</w:t>
             </w:r>
           </w:p>
         </w:tc>
@@ -7398,7 +7388,7 @@
         </w:trPr>
         <w:tc>
           <w:tcPr>
-            <w:tcW w:w="2091" w:type="dxa"/>
+            <w:tcW w:w="2090" w:type="dxa"/>
             <w:tcBorders>
               <w:top w:val="single" w:sz="4" w:space="0" w:color="000000"/>
               <w:start w:val="single" w:sz="4" w:space="0" w:color="000000"/>
@@ -7429,7 +7419,7 @@
                 <w:szCs w:val="24"/>
                 <w:lang w:val="en-IN" w:eastAsia="en-IN"/>
               </w:rPr>
-              <w:t>Posting block old</w:t>
+              <w:t>Posting block old 1</w:t>
             </w:r>
           </w:p>
         </w:tc>
@@ -7471,7 +7461,7 @@
         </w:tc>
         <w:tc>
           <w:tcPr>
-            <w:tcW w:w="1418" w:type="dxa"/>
+            <w:tcW w:w="1419" w:type="dxa"/>
             <w:tcBorders>
               <w:top w:val="single" w:sz="4" w:space="0" w:color="000000"/>
               <w:bottom w:val="single" w:sz="4" w:space="0" w:color="000000"/>
@@ -7545,7 +7535,7 @@
               <w:rPr>
                 <w:sz w:val="18"/>
               </w:rPr>
-              <w:t>Old Status should be derived automatically through Validation from reference table -VC_COMPANY_DETAILS attribute 7.</w:t>
+              <w:t>Old Status should be derived automatically through Validation from reference table -VC_COMPANY_DETAILS attribute 7 based on Vendor Number field from Vendor Details Panel and Company Code 1 field in this array.</w:t>
             </w:r>
           </w:p>
           <w:p>
@@ -7573,7 +7563,7 @@
         </w:trPr>
         <w:tc>
           <w:tcPr>
-            <w:tcW w:w="2091" w:type="dxa"/>
+            <w:tcW w:w="2090" w:type="dxa"/>
             <w:tcBorders>
               <w:top w:val="single" w:sz="4" w:space="0" w:color="000000"/>
               <w:start w:val="single" w:sz="4" w:space="0" w:color="000000"/>
@@ -7604,7 +7594,7 @@
                 <w:szCs w:val="24"/>
                 <w:lang w:val="en-IN" w:eastAsia="en-IN"/>
               </w:rPr>
-              <w:t>Posting block new</w:t>
+              <w:t>Posting block new 1</w:t>
             </w:r>
           </w:p>
         </w:tc>
@@ -7646,7 +7636,7 @@
         </w:tc>
         <w:tc>
           <w:tcPr>
-            <w:tcW w:w="1418" w:type="dxa"/>
+            <w:tcW w:w="1419" w:type="dxa"/>
             <w:tcBorders>
               <w:top w:val="single" w:sz="4" w:space="0" w:color="000000"/>
               <w:bottom w:val="single" w:sz="4" w:space="0" w:color="000000"/>
@@ -7749,7 +7739,7 @@
               <w:rPr>
                 <w:sz w:val="18"/>
               </w:rPr>
-              <w:t>if field "Which function you would like to Update?" value is "Block / Unblock posting all company code" then it is mandatory, otherwise it is non mandatory. This should not be the same value as posting block old field, else an error should be shown. TRUE_FALSE EDV Reference Table should be used.</w:t>
+              <w:t>if field "Which function you would like to Update?" value is "Block / Unblock posting all company code" then it is mandatory, otherwise it is non mandatory. This should not be the same value as Posting block old 1 field, else an error should be shown. TRUE_FALSE EDV Reference Table should be used.</w:t>
             </w:r>
           </w:p>
         </w:tc>
@@ -7760,7 +7750,7 @@
         </w:trPr>
         <w:tc>
           <w:tcPr>
-            <w:tcW w:w="2091" w:type="dxa"/>
+            <w:tcW w:w="2090" w:type="dxa"/>
             <w:tcBorders>
               <w:top w:val="single" w:sz="4" w:space="0" w:color="000000"/>
               <w:start w:val="single" w:sz="4" w:space="0" w:color="000000"/>
@@ -7791,7 +7781,17 @@
                 <w:szCs w:val="24"/>
                 <w:lang w:val="en-IN" w:eastAsia="en-IN"/>
               </w:rPr>
-              <w:t>Posting Block All Company Code Details</w:t>
+              <w:t xml:space="preserve">Posting Block All Company Code Details </w:t>
+            </w:r>
+            <w:r>
+              <w:rPr>
+                <w:rFonts w:eastAsia="Times New Roman" w:cs="Calibri" w:ascii="Calibri" w:hAnsi="Calibri"/>
+                <w:color w:val="000000"/>
+                <w:sz w:val="24"/>
+                <w:szCs w:val="24"/>
+                <w:lang w:val="en-IN" w:eastAsia="en-IN"/>
+              </w:rPr>
+              <w:t>End</w:t>
             </w:r>
           </w:p>
         </w:tc>
@@ -7833,7 +7833,7 @@
         </w:tc>
         <w:tc>
           <w:tcPr>
-            <w:tcW w:w="1418" w:type="dxa"/>
+            <w:tcW w:w="1419" w:type="dxa"/>
             <w:tcBorders>
               <w:top w:val="single" w:sz="4" w:space="0" w:color="000000"/>
               <w:bottom w:val="single" w:sz="4" w:space="0" w:color="000000"/>
@@ -7909,7 +7909,7 @@
         </w:trPr>
         <w:tc>
           <w:tcPr>
-            <w:tcW w:w="2091" w:type="dxa"/>
+            <w:tcW w:w="2090" w:type="dxa"/>
             <w:tcBorders>
               <w:top w:val="single" w:sz="4" w:space="0" w:color="000000"/>
               <w:start w:val="single" w:sz="4" w:space="0" w:color="000000"/>
@@ -7982,7 +7982,7 @@
         </w:tc>
         <w:tc>
           <w:tcPr>
-            <w:tcW w:w="1418" w:type="dxa"/>
+            <w:tcW w:w="1419" w:type="dxa"/>
             <w:tcBorders>
               <w:top w:val="single" w:sz="4" w:space="0" w:color="000000"/>
               <w:bottom w:val="single" w:sz="4" w:space="0" w:color="000000"/>
@@ -8059,7 +8059,7 @@
         </w:trPr>
         <w:tc>
           <w:tcPr>
-            <w:tcW w:w="2091" w:type="dxa"/>
+            <w:tcW w:w="2090" w:type="dxa"/>
             <w:tcBorders>
               <w:top w:val="single" w:sz="4" w:space="0" w:color="000000"/>
               <w:start w:val="single" w:sz="4" w:space="0" w:color="000000"/>
@@ -8090,7 +8090,7 @@
                 <w:szCs w:val="24"/>
                 <w:lang w:val="en-IN" w:eastAsia="en-IN"/>
               </w:rPr>
-              <w:t>Company code</w:t>
+              <w:t>Company Code 2</w:t>
             </w:r>
           </w:p>
         </w:tc>
@@ -8132,7 +8132,7 @@
         </w:tc>
         <w:tc>
           <w:tcPr>
-            <w:tcW w:w="1418" w:type="dxa"/>
+            <w:tcW w:w="1419" w:type="dxa"/>
             <w:tcBorders>
               <w:top w:val="single" w:sz="4" w:space="0" w:color="000000"/>
               <w:bottom w:val="single" w:sz="4" w:space="0" w:color="000000"/>
@@ -8194,7 +8194,7 @@
               <w:rPr>
                 <w:sz w:val="18"/>
               </w:rPr>
-              <w:t>Derive company code from "VC_COMPANY_DETAILS" reference table attribute 2, it is dependet on field value of  "Vendor Number" (from Vendor Details panel) Field. Vendor number is attribute 1 of same reference table.</w:t>
+              <w:t>Derive Company Code 2 from "VC_COMPANY_DETAILS" reference table attribute 2, it is dependet on field value of  "Vendor Number" (from Vendor Details panel) Field. Vendor number is attribute 1 of same reference table.</w:t>
             </w:r>
           </w:p>
         </w:tc>
@@ -8205,7 +8205,7 @@
         </w:trPr>
         <w:tc>
           <w:tcPr>
-            <w:tcW w:w="2091" w:type="dxa"/>
+            <w:tcW w:w="2090" w:type="dxa"/>
             <w:tcBorders>
               <w:top w:val="single" w:sz="4" w:space="0" w:color="000000"/>
               <w:start w:val="single" w:sz="4" w:space="0" w:color="000000"/>
@@ -8236,7 +8236,7 @@
                 <w:szCs w:val="24"/>
                 <w:lang w:val="en-IN" w:eastAsia="en-IN"/>
               </w:rPr>
-              <w:t>Posting block old</w:t>
+              <w:t>Posting block old 2</w:t>
             </w:r>
           </w:p>
         </w:tc>
@@ -8278,7 +8278,7 @@
         </w:tc>
         <w:tc>
           <w:tcPr>
-            <w:tcW w:w="1418" w:type="dxa"/>
+            <w:tcW w:w="1419" w:type="dxa"/>
             <w:tcBorders>
               <w:top w:val="single" w:sz="4" w:space="0" w:color="000000"/>
               <w:bottom w:val="single" w:sz="4" w:space="0" w:color="000000"/>
@@ -8352,7 +8352,7 @@
               <w:rPr>
                 <w:sz w:val="18"/>
               </w:rPr>
-              <w:t>Old Status should be derived automatically through Validation from reference table -VC_COMPANY_DETAILS attribute 7</w:t>
+              <w:t>Old Status should be derived automatically through Validation from reference table -VC_COMPANY_DETAILS attribute 7 based on Vendor Number field from Vendor Details Panel and Company Code 2 field in this array</w:t>
             </w:r>
           </w:p>
           <w:p>
@@ -8380,7 +8380,7 @@
         </w:trPr>
         <w:tc>
           <w:tcPr>
-            <w:tcW w:w="2091" w:type="dxa"/>
+            <w:tcW w:w="2090" w:type="dxa"/>
             <w:tcBorders>
               <w:top w:val="single" w:sz="4" w:space="0" w:color="000000"/>
               <w:start w:val="single" w:sz="4" w:space="0" w:color="000000"/>
@@ -8411,7 +8411,7 @@
                 <w:szCs w:val="24"/>
                 <w:lang w:val="en-IN" w:eastAsia="en-IN"/>
               </w:rPr>
-              <w:t>Posting block new</w:t>
+              <w:t>Posting block new 2</w:t>
             </w:r>
           </w:p>
         </w:tc>
@@ -8453,7 +8453,7 @@
         </w:tc>
         <w:tc>
           <w:tcPr>
-            <w:tcW w:w="1418" w:type="dxa"/>
+            <w:tcW w:w="1419" w:type="dxa"/>
             <w:tcBorders>
               <w:top w:val="single" w:sz="4" w:space="0" w:color="000000"/>
               <w:bottom w:val="single" w:sz="4" w:space="0" w:color="000000"/>
@@ -8556,7 +8556,7 @@
               <w:rPr>
                 <w:sz w:val="18"/>
               </w:rPr>
-              <w:t>if field "Which function you would like to Update?" value is "Block / Unblock posting selected company code then it is mandatory, otherwise it is non-mandatory. This should not be the same value as posting block old field, else an error should be shown. TRUE_FALSE EDV Reference Table should be used.</w:t>
+              <w:t>if field "Which function you would like to Update?" value is "Block / Unblock posting selected company code then it is mandatory, otherwise it is non-mandatory. This should not be the same value as Posting block old 2 field, else an error should be shown. TRUE_FALSE EDV Reference Table should be used.</w:t>
             </w:r>
           </w:p>
         </w:tc>
@@ -8567,7 +8567,7 @@
         </w:trPr>
         <w:tc>
           <w:tcPr>
-            <w:tcW w:w="2091" w:type="dxa"/>
+            <w:tcW w:w="2090" w:type="dxa"/>
             <w:tcBorders>
               <w:top w:val="single" w:sz="4" w:space="0" w:color="000000"/>
               <w:start w:val="single" w:sz="4" w:space="0" w:color="000000"/>
@@ -8598,7 +8598,17 @@
                 <w:szCs w:val="24"/>
                 <w:lang w:val="en-IN" w:eastAsia="en-IN"/>
               </w:rPr>
-              <w:t>Posting Block Selected Company Code Details</w:t>
+              <w:t xml:space="preserve">Posting Block Selected Company Code Details </w:t>
+            </w:r>
+            <w:r>
+              <w:rPr>
+                <w:rFonts w:eastAsia="Times New Roman" w:cs="Calibri" w:ascii="Calibri" w:hAnsi="Calibri"/>
+                <w:color w:val="000000"/>
+                <w:sz w:val="24"/>
+                <w:szCs w:val="24"/>
+                <w:lang w:val="en-IN" w:eastAsia="en-IN"/>
+              </w:rPr>
+              <w:t>End</w:t>
             </w:r>
           </w:p>
         </w:tc>
@@ -8640,7 +8650,7 @@
         </w:tc>
         <w:tc>
           <w:tcPr>
-            <w:tcW w:w="1418" w:type="dxa"/>
+            <w:tcW w:w="1419" w:type="dxa"/>
             <w:tcBorders>
               <w:top w:val="single" w:sz="4" w:space="0" w:color="000000"/>
               <w:bottom w:val="single" w:sz="4" w:space="0" w:color="000000"/>
@@ -8716,7 +8726,7 @@
         </w:trPr>
         <w:tc>
           <w:tcPr>
-            <w:tcW w:w="2091" w:type="dxa"/>
+            <w:tcW w:w="2090" w:type="dxa"/>
             <w:tcBorders>
               <w:top w:val="single" w:sz="4" w:space="0" w:color="000000"/>
               <w:start w:val="single" w:sz="4" w:space="0" w:color="000000"/>
@@ -8789,7 +8799,7 @@
         </w:tc>
         <w:tc>
           <w:tcPr>
-            <w:tcW w:w="1418" w:type="dxa"/>
+            <w:tcW w:w="1419" w:type="dxa"/>
             <w:tcBorders>
               <w:top w:val="single" w:sz="4" w:space="0" w:color="000000"/>
               <w:bottom w:val="single" w:sz="4" w:space="0" w:color="000000"/>
@@ -8865,7 +8875,7 @@
         </w:trPr>
         <w:tc>
           <w:tcPr>
-            <w:tcW w:w="2091" w:type="dxa"/>
+            <w:tcW w:w="2090" w:type="dxa"/>
             <w:tcBorders>
               <w:top w:val="single" w:sz="4" w:space="0" w:color="000000"/>
               <w:start w:val="single" w:sz="4" w:space="0" w:color="000000"/>
@@ -8938,7 +8948,7 @@
         </w:tc>
         <w:tc>
           <w:tcPr>
-            <w:tcW w:w="1418" w:type="dxa"/>
+            <w:tcW w:w="1419" w:type="dxa"/>
             <w:tcBorders>
               <w:top w:val="single" w:sz="4" w:space="0" w:color="000000"/>
               <w:bottom w:val="single" w:sz="4" w:space="0" w:color="000000"/>
@@ -9102,154 +9112,154 @@
                 <w:szCs w:val="24"/>
                 <w:lang w:val="en-IN" w:eastAsia="en-IN"/>
               </w:rPr>
-              <w:t>If "All Companies" is selected, make the following fields visible and mandatory: "Payment Block All Company Code Details" (ARRAY_HDR), "Company Code", "Payment block old", "Payment block New", "Payment Block All Company Code Details" (ARRAY_END). Hide and make non-mandatory the following fields: "Payment Block Selected Company Code Details" (ARRAY_HDR), "Company Code", "Payment block old", "Payment block New", "Payment Block Selected Company Code Details" (ARRAY_END).</w:t>
-            </w:r>
-          </w:p>
-          <w:p>
-            <w:pPr>
-              <w:pStyle w:val="Normal"/>
-              <w:spacing w:lineRule="auto" w:line="240" w:before="0" w:after="0"/>
-              <w:ind w:start="0"/>
-              <w:jc w:val="start"/>
-              <w:rPr>
-                <w:rFonts w:ascii="Calibri" w:hAnsi="Calibri" w:eastAsia="Times New Roman" w:cs="Calibri"/>
-                <w:color w:val="000000"/>
-                <w:sz w:val="24"/>
-                <w:szCs w:val="24"/>
-                <w:lang w:val="en-IN" w:eastAsia="en-IN"/>
-              </w:rPr>
-            </w:pPr>
-            <w:r>
-              <w:rPr>
-                <w:rFonts w:eastAsia="Times New Roman" w:cs="Calibri" w:ascii="Calibri" w:hAnsi="Calibri"/>
-                <w:color w:val="000000"/>
-                <w:sz w:val="24"/>
-                <w:szCs w:val="24"/>
-                <w:lang w:val="en-IN" w:eastAsia="en-IN"/>
-              </w:rPr>
-            </w:r>
-          </w:p>
-          <w:p>
-            <w:pPr>
-              <w:pStyle w:val="Normal"/>
-              <w:spacing w:lineRule="auto" w:line="240" w:before="0" w:after="0"/>
-              <w:ind w:start="0"/>
-              <w:jc w:val="start"/>
-              <w:rPr>
-                <w:rFonts w:ascii="Calibri" w:hAnsi="Calibri" w:eastAsia="Times New Roman" w:cs="Calibri"/>
-                <w:color w:val="000000"/>
-                <w:sz w:val="24"/>
-                <w:szCs w:val="24"/>
-                <w:lang w:val="en-IN" w:eastAsia="en-IN"/>
-              </w:rPr>
-            </w:pPr>
-            <w:r>
-              <w:rPr>
-                <w:rFonts w:eastAsia="Times New Roman" w:cs="Calibri" w:ascii="Calibri" w:hAnsi="Calibri"/>
-                <w:color w:val="000000"/>
-                <w:sz w:val="24"/>
-                <w:szCs w:val="24"/>
-                <w:lang w:val="en-IN" w:eastAsia="en-IN"/>
-              </w:rPr>
-              <w:t>If "Selected Companies" is selected, make the following fields visible and mandatory: "Payment Block Selected Company Code Details" (ARRAY_HDR), "Company Code", "Payment block old", "Payment block New", "Payment Block Selected Company Code Details" (ARRAY_END). Hide and make non-mandatory the following fields: "Payment Block All Company Code Details" (ARRAY_HDR), "Company Code", "Payment block old", "Payment block New", "Payment Block All Company Code Details" (ARRAY_END).</w:t>
-            </w:r>
-          </w:p>
-          <w:p>
-            <w:pPr>
-              <w:pStyle w:val="Normal"/>
-              <w:spacing w:lineRule="auto" w:line="240" w:before="0" w:after="0"/>
-              <w:ind w:start="0"/>
-              <w:jc w:val="start"/>
-              <w:rPr>
-                <w:rFonts w:ascii="Calibri" w:hAnsi="Calibri" w:eastAsia="Times New Roman" w:cs="Calibri"/>
-                <w:color w:val="000000"/>
-                <w:sz w:val="24"/>
-                <w:szCs w:val="24"/>
-                <w:lang w:val="en-IN" w:eastAsia="en-IN"/>
-              </w:rPr>
-            </w:pPr>
-            <w:r>
-              <w:rPr>
-                <w:rFonts w:eastAsia="Times New Roman" w:cs="Calibri" w:ascii="Calibri" w:hAnsi="Calibri"/>
-                <w:color w:val="000000"/>
-                <w:sz w:val="24"/>
-                <w:szCs w:val="24"/>
-                <w:lang w:val="en-IN" w:eastAsia="en-IN"/>
-              </w:rPr>
-            </w:r>
-          </w:p>
-          <w:p>
-            <w:pPr>
-              <w:pStyle w:val="Normal"/>
-              <w:spacing w:lineRule="auto" w:line="240" w:before="0" w:after="0"/>
-              <w:ind w:start="0"/>
-              <w:jc w:val="start"/>
-              <w:rPr>
-                <w:rFonts w:ascii="Calibri" w:hAnsi="Calibri" w:eastAsia="Times New Roman" w:cs="Calibri"/>
-                <w:color w:val="000000"/>
-                <w:sz w:val="24"/>
-                <w:szCs w:val="24"/>
-                <w:lang w:val="en-IN" w:eastAsia="en-IN"/>
-              </w:rPr>
-            </w:pPr>
-            <w:r>
-              <w:rPr>
-                <w:rFonts w:eastAsia="Times New Roman" w:cs="Calibri" w:ascii="Calibri" w:hAnsi="Calibri"/>
-                <w:color w:val="000000"/>
-                <w:sz w:val="24"/>
-                <w:szCs w:val="24"/>
-                <w:lang w:val="en-IN" w:eastAsia="en-IN"/>
-              </w:rPr>
-              <w:t>By default, the following fields should be invisible and non-mandatory: "Payment Block All Company Code Details" (ARRAY_HDR), "Company Code", "Payment block old", "Payment block New", "Payment Block All Company Code Details" (ARRAY_END), "Payment Block Selected Company Code Details" (ARRAY_HDR), "Company Code", "Payment block old", "Payment block New", "Payment Block Selected Company Code Details" (ARRAY_END).</w:t>
-            </w:r>
-          </w:p>
-          <w:p>
-            <w:pPr>
-              <w:pStyle w:val="Normal"/>
-              <w:spacing w:lineRule="auto" w:line="240" w:before="0" w:after="0"/>
-              <w:ind w:start="0"/>
-              <w:jc w:val="start"/>
-              <w:rPr>
-                <w:rFonts w:ascii="Calibri" w:hAnsi="Calibri" w:eastAsia="Times New Roman" w:cs="Calibri"/>
-                <w:color w:val="000000"/>
-                <w:sz w:val="24"/>
-                <w:szCs w:val="24"/>
-                <w:lang w:val="en-IN" w:eastAsia="en-IN"/>
-              </w:rPr>
-            </w:pPr>
-            <w:r>
-              <w:rPr>
-                <w:rFonts w:eastAsia="Times New Roman" w:cs="Calibri" w:ascii="Calibri" w:hAnsi="Calibri"/>
-                <w:color w:val="000000"/>
-                <w:sz w:val="24"/>
-                <w:szCs w:val="24"/>
-                <w:lang w:val="en-IN" w:eastAsia="en-IN"/>
-              </w:rPr>
-            </w:r>
-          </w:p>
-          <w:p>
-            <w:pPr>
-              <w:pStyle w:val="Normal"/>
-              <w:spacing w:lineRule="auto" w:line="240" w:before="0" w:after="0"/>
-              <w:ind w:start="0"/>
-              <w:jc w:val="start"/>
-              <w:rPr>
-                <w:rFonts w:ascii="Calibri" w:hAnsi="Calibri" w:eastAsia="Times New Roman" w:cs="Calibri"/>
-                <w:color w:val="000000"/>
-                <w:sz w:val="24"/>
-                <w:szCs w:val="24"/>
-                <w:lang w:val="en-IN" w:eastAsia="en-IN"/>
-              </w:rPr>
-            </w:pPr>
-            <w:r>
-              <w:rPr>
-                <w:rFonts w:eastAsia="Times New Roman" w:cs="Calibri" w:ascii="Calibri" w:hAnsi="Calibri"/>
-                <w:color w:val="000000"/>
-                <w:sz w:val="24"/>
-                <w:szCs w:val="24"/>
-                <w:lang w:val="en-IN" w:eastAsia="en-IN"/>
-              </w:rPr>
-              <w:t>If the value of "Company Code Type" changes, clear the following fields: "Company Code", "Payment block old", "Payment block New" (in both "Payment Block All Company Code Details" and "Payment Block Selected Company Code Details" arrays).</w:t>
+              <w:t>If "All Companies" is selected, make the following fields visible and mandatory: "Payment Block All Company Code Details" (ARRAY_HDR), "Company Code 1", "Payment block old 1", "Payment block New 1", "Payment Block All Company Code Details End" (ARRAY_END). Hide and make non-mandatory the following fields: "Payment Block Selected Company Code Details" (ARRAY_HDR), "Company Code 2", "Payment block old 2", "Payment block New 2", "Payment Block Selected Company Code Details End" (ARRAY_END).</w:t>
+            </w:r>
+          </w:p>
+          <w:p>
+            <w:pPr>
+              <w:pStyle w:val="Normal"/>
+              <w:spacing w:lineRule="auto" w:line="240" w:before="0" w:after="0"/>
+              <w:ind w:start="0"/>
+              <w:jc w:val="start"/>
+              <w:rPr>
+                <w:rFonts w:ascii="Calibri" w:hAnsi="Calibri" w:eastAsia="Times New Roman" w:cs="Calibri"/>
+                <w:color w:val="000000"/>
+                <w:sz w:val="24"/>
+                <w:szCs w:val="24"/>
+                <w:lang w:val="en-IN" w:eastAsia="en-IN"/>
+              </w:rPr>
+            </w:pPr>
+            <w:r>
+              <w:rPr>
+                <w:rFonts w:eastAsia="Times New Roman" w:cs="Calibri" w:ascii="Calibri" w:hAnsi="Calibri"/>
+                <w:color w:val="000000"/>
+                <w:sz w:val="24"/>
+                <w:szCs w:val="24"/>
+                <w:lang w:val="en-IN" w:eastAsia="en-IN"/>
+              </w:rPr>
+            </w:r>
+          </w:p>
+          <w:p>
+            <w:pPr>
+              <w:pStyle w:val="Normal"/>
+              <w:spacing w:lineRule="auto" w:line="240" w:before="0" w:after="0"/>
+              <w:ind w:start="0"/>
+              <w:jc w:val="start"/>
+              <w:rPr>
+                <w:rFonts w:ascii="Calibri" w:hAnsi="Calibri" w:eastAsia="Times New Roman" w:cs="Calibri"/>
+                <w:color w:val="000000"/>
+                <w:sz w:val="24"/>
+                <w:szCs w:val="24"/>
+                <w:lang w:val="en-IN" w:eastAsia="en-IN"/>
+              </w:rPr>
+            </w:pPr>
+            <w:r>
+              <w:rPr>
+                <w:rFonts w:eastAsia="Times New Roman" w:cs="Calibri" w:ascii="Calibri" w:hAnsi="Calibri"/>
+                <w:color w:val="000000"/>
+                <w:sz w:val="24"/>
+                <w:szCs w:val="24"/>
+                <w:lang w:val="en-IN" w:eastAsia="en-IN"/>
+              </w:rPr>
+              <w:t>If "Selected Companies" is selected, make the following fields visible and mandatory: "Payment Block Selected Company Code Details" (ARRAY_HDR), "Company Code 2", "Payment block old 2", "Payment block New 2", "Payment Block Selected Company Code Details End" (ARRAY_END). Hide and make non-mandatory the following fields: "Payment Block All Company Code Details" (ARRAY_HDR), "Company Code 1", "Payment block old 1", "Payment block New 1", "Payment Block All Company Code Details End" (ARRAY_END).</w:t>
+            </w:r>
+          </w:p>
+          <w:p>
+            <w:pPr>
+              <w:pStyle w:val="Normal"/>
+              <w:spacing w:lineRule="auto" w:line="240" w:before="0" w:after="0"/>
+              <w:ind w:start="0"/>
+              <w:jc w:val="start"/>
+              <w:rPr>
+                <w:rFonts w:ascii="Calibri" w:hAnsi="Calibri" w:eastAsia="Times New Roman" w:cs="Calibri"/>
+                <w:color w:val="000000"/>
+                <w:sz w:val="24"/>
+                <w:szCs w:val="24"/>
+                <w:lang w:val="en-IN" w:eastAsia="en-IN"/>
+              </w:rPr>
+            </w:pPr>
+            <w:r>
+              <w:rPr>
+                <w:rFonts w:eastAsia="Times New Roman" w:cs="Calibri" w:ascii="Calibri" w:hAnsi="Calibri"/>
+                <w:color w:val="000000"/>
+                <w:sz w:val="24"/>
+                <w:szCs w:val="24"/>
+                <w:lang w:val="en-IN" w:eastAsia="en-IN"/>
+              </w:rPr>
+            </w:r>
+          </w:p>
+          <w:p>
+            <w:pPr>
+              <w:pStyle w:val="Normal"/>
+              <w:spacing w:lineRule="auto" w:line="240" w:before="0" w:after="0"/>
+              <w:ind w:start="0"/>
+              <w:jc w:val="start"/>
+              <w:rPr>
+                <w:rFonts w:ascii="Calibri" w:hAnsi="Calibri" w:eastAsia="Times New Roman" w:cs="Calibri"/>
+                <w:color w:val="000000"/>
+                <w:sz w:val="24"/>
+                <w:szCs w:val="24"/>
+                <w:lang w:val="en-IN" w:eastAsia="en-IN"/>
+              </w:rPr>
+            </w:pPr>
+            <w:r>
+              <w:rPr>
+                <w:rFonts w:eastAsia="Times New Roman" w:cs="Calibri" w:ascii="Calibri" w:hAnsi="Calibri"/>
+                <w:color w:val="000000"/>
+                <w:sz w:val="24"/>
+                <w:szCs w:val="24"/>
+                <w:lang w:val="en-IN" w:eastAsia="en-IN"/>
+              </w:rPr>
+              <w:t>By default, the following fields should be invisible and non-mandatory: "Payment Block All Company Code Details" (ARRAY_HDR), "Company Code 1", "Payment block old 1", "Payment block New 1", "Payment Block All Company Code Details End" (ARRAY_END), "Payment Block Selected Company Code Details" (ARRAY_HDR), "Company Code 2", "Payment block old 2", "Payment block New 2", "Payment Block Selected Company Code Details End" (ARRAY_END).</w:t>
+            </w:r>
+          </w:p>
+          <w:p>
+            <w:pPr>
+              <w:pStyle w:val="Normal"/>
+              <w:spacing w:lineRule="auto" w:line="240" w:before="0" w:after="0"/>
+              <w:ind w:start="0"/>
+              <w:jc w:val="start"/>
+              <w:rPr>
+                <w:rFonts w:ascii="Calibri" w:hAnsi="Calibri" w:eastAsia="Times New Roman" w:cs="Calibri"/>
+                <w:color w:val="000000"/>
+                <w:sz w:val="24"/>
+                <w:szCs w:val="24"/>
+                <w:lang w:val="en-IN" w:eastAsia="en-IN"/>
+              </w:rPr>
+            </w:pPr>
+            <w:r>
+              <w:rPr>
+                <w:rFonts w:eastAsia="Times New Roman" w:cs="Calibri" w:ascii="Calibri" w:hAnsi="Calibri"/>
+                <w:color w:val="000000"/>
+                <w:sz w:val="24"/>
+                <w:szCs w:val="24"/>
+                <w:lang w:val="en-IN" w:eastAsia="en-IN"/>
+              </w:rPr>
+            </w:r>
+          </w:p>
+          <w:p>
+            <w:pPr>
+              <w:pStyle w:val="Normal"/>
+              <w:spacing w:lineRule="auto" w:line="240" w:before="0" w:after="0"/>
+              <w:ind w:start="0"/>
+              <w:jc w:val="start"/>
+              <w:rPr>
+                <w:rFonts w:ascii="Calibri" w:hAnsi="Calibri" w:eastAsia="Times New Roman" w:cs="Calibri"/>
+                <w:color w:val="000000"/>
+                <w:sz w:val="24"/>
+                <w:szCs w:val="24"/>
+                <w:lang w:val="en-IN" w:eastAsia="en-IN"/>
+              </w:rPr>
+            </w:pPr>
+            <w:r>
+              <w:rPr>
+                <w:rFonts w:eastAsia="Times New Roman" w:cs="Calibri" w:ascii="Calibri" w:hAnsi="Calibri"/>
+                <w:color w:val="000000"/>
+                <w:sz w:val="24"/>
+                <w:szCs w:val="24"/>
+                <w:lang w:val="en-IN" w:eastAsia="en-IN"/>
+              </w:rPr>
+              <w:t>If the value of "Company Code Type" changes, clear the following fields: "Company Code 1"/"Company Code 2", "Payment block old 1"/"Payment block old 2", "Payment block New 1"/"Payment block New 2" (in both "Payment Block All Company Code Details" and "Payment Block Selected Company Code Details" arrays).</w:t>
             </w:r>
           </w:p>
         </w:tc>
@@ -9260,7 +9270,7 @@
         </w:trPr>
         <w:tc>
           <w:tcPr>
-            <w:tcW w:w="2091" w:type="dxa"/>
+            <w:tcW w:w="2090" w:type="dxa"/>
             <w:tcBorders>
               <w:top w:val="single" w:sz="4" w:space="0" w:color="000000"/>
               <w:start w:val="single" w:sz="4" w:space="0" w:color="000000"/>
@@ -9333,7 +9343,7 @@
         </w:tc>
         <w:tc>
           <w:tcPr>
-            <w:tcW w:w="1418" w:type="dxa"/>
+            <w:tcW w:w="1419" w:type="dxa"/>
             <w:tcBorders>
               <w:top w:val="single" w:sz="4" w:space="0" w:color="000000"/>
               <w:bottom w:val="single" w:sz="4" w:space="0" w:color="000000"/>
@@ -9410,7 +9420,7 @@
         </w:trPr>
         <w:tc>
           <w:tcPr>
-            <w:tcW w:w="2091" w:type="dxa"/>
+            <w:tcW w:w="2090" w:type="dxa"/>
             <w:tcBorders>
               <w:top w:val="single" w:sz="4" w:space="0" w:color="000000"/>
               <w:start w:val="single" w:sz="4" w:space="0" w:color="000000"/>
@@ -9441,7 +9451,7 @@
                 <w:szCs w:val="24"/>
                 <w:lang w:val="en-IN" w:eastAsia="en-IN"/>
               </w:rPr>
-              <w:t>Company Code</w:t>
+              <w:t>Company Code 1</w:t>
             </w:r>
           </w:p>
         </w:tc>
@@ -9483,7 +9493,7 @@
         </w:tc>
         <w:tc>
           <w:tcPr>
-            <w:tcW w:w="1418" w:type="dxa"/>
+            <w:tcW w:w="1419" w:type="dxa"/>
             <w:tcBorders>
               <w:top w:val="single" w:sz="4" w:space="0" w:color="000000"/>
               <w:bottom w:val="single" w:sz="4" w:space="0" w:color="000000"/>
@@ -9545,7 +9555,7 @@
               <w:rPr>
                 <w:sz w:val="18"/>
               </w:rPr>
-              <w:t>Based on the "Vendor Number" (from Vendor Details panel) input, derive all the values from the EDV table VC_COMPANY_DETAILS and insert into the array. Vendor Number is attribute 1 (filter criteria), Company Code is attribute 2 (display column) of the reference table. Use the Generate Array Form Group rule for this. If the user selects `Block / Unblock payment all company code` in the field `Which function you would like to Update?`, then only this Array should be generated. This field will always be disabled.</w:t>
+              <w:t>Based on the "Vendor Number" (from Vendor Details panel) input, derive all the values from the EDV table VC_COMPANY_DETAILS and insert into the array. Vendor Number is attribute 1 (filter criteria), Company Code 1 is attribute 2 (display column) of the reference table. Use the Generate Array Form Group rule for this. If the user selects `Block / Unblock payment all company code` in the field `Which function you would like to Update?`, then only this Array should be generated. This field will always be disabled.</w:t>
             </w:r>
           </w:p>
         </w:tc>
@@ -9556,7 +9566,7 @@
         </w:trPr>
         <w:tc>
           <w:tcPr>
-            <w:tcW w:w="2091" w:type="dxa"/>
+            <w:tcW w:w="2090" w:type="dxa"/>
             <w:tcBorders>
               <w:top w:val="single" w:sz="4" w:space="0" w:color="000000"/>
               <w:start w:val="single" w:sz="4" w:space="0" w:color="000000"/>
@@ -9587,7 +9597,7 @@
                 <w:szCs w:val="24"/>
                 <w:lang w:val="en-IN" w:eastAsia="en-IN"/>
               </w:rPr>
-              <w:t>Payment block old</w:t>
+              <w:t>Payment block old 1</w:t>
             </w:r>
           </w:p>
         </w:tc>
@@ -9629,7 +9639,7 @@
         </w:tc>
         <w:tc>
           <w:tcPr>
-            <w:tcW w:w="1418" w:type="dxa"/>
+            <w:tcW w:w="1419" w:type="dxa"/>
             <w:tcBorders>
               <w:top w:val="single" w:sz="4" w:space="0" w:color="000000"/>
               <w:bottom w:val="single" w:sz="4" w:space="0" w:color="000000"/>
@@ -9703,7 +9713,7 @@
               <w:rPr>
                 <w:sz w:val="18"/>
               </w:rPr>
-              <w:t>Old Status should be derived automatically through Validation from reference table -VC_COMPANY_DETAILS attribute 15</w:t>
+              <w:t>Old Status should be derived automatically through Validation from reference table -VC_COMPANY_DETAILS attribute 15 based on Vendor Number field from Vendor Details Panel and Company Code 1 field in this array</w:t>
             </w:r>
           </w:p>
           <w:p>
@@ -9731,7 +9741,7 @@
         </w:trPr>
         <w:tc>
           <w:tcPr>
-            <w:tcW w:w="2091" w:type="dxa"/>
+            <w:tcW w:w="2090" w:type="dxa"/>
             <w:tcBorders>
               <w:top w:val="single" w:sz="4" w:space="0" w:color="000000"/>
               <w:start w:val="single" w:sz="4" w:space="0" w:color="000000"/>
@@ -9762,7 +9772,7 @@
                 <w:szCs w:val="24"/>
                 <w:lang w:val="en-IN" w:eastAsia="en-IN"/>
               </w:rPr>
-              <w:t>Payment block New</w:t>
+              <w:t>Payment block New 1</w:t>
             </w:r>
           </w:p>
         </w:tc>
@@ -9804,7 +9814,7 @@
         </w:tc>
         <w:tc>
           <w:tcPr>
-            <w:tcW w:w="1418" w:type="dxa"/>
+            <w:tcW w:w="1419" w:type="dxa"/>
             <w:tcBorders>
               <w:top w:val="single" w:sz="4" w:space="0" w:color="000000"/>
               <w:bottom w:val="single" w:sz="4" w:space="0" w:color="000000"/>
@@ -9907,7 +9917,7 @@
               <w:rPr>
                 <w:sz w:val="18"/>
               </w:rPr>
-              <w:t>if field "Which function you would like to Update? value is "Block / Unblock Payment selected company code then it is mandatory, otherwise it is non-mandatory. This should not be the same value as payment block old field, else an error should be shown. TRUE_FALSE EDV Reference Table should be used.</w:t>
+              <w:t>if field "Which function you would like to Update? value is "Block / Unblock Payment selected company code then it is mandatory, otherwise it is non-mandatory. This should not be the same value as Payment block old 1 field, else an error should be shown. TRUE_FALSE EDV Reference Table should be used.</w:t>
             </w:r>
           </w:p>
         </w:tc>
@@ -9918,7 +9928,7 @@
         </w:trPr>
         <w:tc>
           <w:tcPr>
-            <w:tcW w:w="2091" w:type="dxa"/>
+            <w:tcW w:w="2090" w:type="dxa"/>
             <w:tcBorders>
               <w:top w:val="single" w:sz="4" w:space="0" w:color="000000"/>
               <w:start w:val="single" w:sz="4" w:space="0" w:color="000000"/>
@@ -9949,7 +9959,17 @@
                 <w:szCs w:val="24"/>
                 <w:lang w:val="en-IN" w:eastAsia="en-IN"/>
               </w:rPr>
-              <w:t>Payment Block All Company Code Details</w:t>
+              <w:t xml:space="preserve">Payment Block All Company Code Details </w:t>
+            </w:r>
+            <w:r>
+              <w:rPr>
+                <w:rFonts w:eastAsia="Times New Roman" w:cs="Calibri" w:ascii="Calibri" w:hAnsi="Calibri"/>
+                <w:color w:val="000000"/>
+                <w:sz w:val="24"/>
+                <w:szCs w:val="24"/>
+                <w:lang w:val="en-IN" w:eastAsia="en-IN"/>
+              </w:rPr>
+              <w:t>End</w:t>
             </w:r>
           </w:p>
         </w:tc>
@@ -9991,7 +10011,7 @@
         </w:tc>
         <w:tc>
           <w:tcPr>
-            <w:tcW w:w="1418" w:type="dxa"/>
+            <w:tcW w:w="1419" w:type="dxa"/>
             <w:tcBorders>
               <w:top w:val="single" w:sz="4" w:space="0" w:color="000000"/>
               <w:bottom w:val="single" w:sz="4" w:space="0" w:color="000000"/>
@@ -10067,7 +10087,7 @@
         </w:trPr>
         <w:tc>
           <w:tcPr>
-            <w:tcW w:w="2091" w:type="dxa"/>
+            <w:tcW w:w="2090" w:type="dxa"/>
             <w:tcBorders>
               <w:top w:val="single" w:sz="4" w:space="0" w:color="000000"/>
               <w:start w:val="single" w:sz="4" w:space="0" w:color="000000"/>
@@ -10140,7 +10160,7 @@
         </w:tc>
         <w:tc>
           <w:tcPr>
-            <w:tcW w:w="1418" w:type="dxa"/>
+            <w:tcW w:w="1419" w:type="dxa"/>
             <w:tcBorders>
               <w:top w:val="single" w:sz="4" w:space="0" w:color="000000"/>
               <w:bottom w:val="single" w:sz="4" w:space="0" w:color="000000"/>
@@ -10217,7 +10237,7 @@
         </w:trPr>
         <w:tc>
           <w:tcPr>
-            <w:tcW w:w="2091" w:type="dxa"/>
+            <w:tcW w:w="2090" w:type="dxa"/>
             <w:tcBorders>
               <w:top w:val="single" w:sz="4" w:space="0" w:color="000000"/>
               <w:start w:val="single" w:sz="4" w:space="0" w:color="000000"/>
@@ -10248,7 +10268,7 @@
                 <w:szCs w:val="24"/>
                 <w:lang w:val="en-IN" w:eastAsia="en-IN"/>
               </w:rPr>
-              <w:t>Company Code</w:t>
+              <w:t>Company Code 2</w:t>
             </w:r>
           </w:p>
         </w:tc>
@@ -10290,7 +10310,7 @@
         </w:tc>
         <w:tc>
           <w:tcPr>
-            <w:tcW w:w="1418" w:type="dxa"/>
+            <w:tcW w:w="1419" w:type="dxa"/>
             <w:tcBorders>
               <w:top w:val="single" w:sz="4" w:space="0" w:color="000000"/>
               <w:bottom w:val="single" w:sz="4" w:space="0" w:color="000000"/>
@@ -10352,7 +10372,7 @@
               <w:rPr>
                 <w:sz w:val="18"/>
               </w:rPr>
-              <w:t>Derive company code from "VC_COMPANY_DETAILS" reference table attribute 2, it depends on field value of  "Vendor Number" Field (from Vendor Details panel). Vendor number is attribute 1 of same reference table.</w:t>
+              <w:t>Derive Company Code 2 from "VC_COMPANY_DETAILS" reference table attribute 2, it depends on field value of  "Vendor Number" Field (from Vendor Details panel). Vendor number is attribute 1 of same reference table.</w:t>
             </w:r>
           </w:p>
         </w:tc>
@@ -10363,7 +10383,7 @@
         </w:trPr>
         <w:tc>
           <w:tcPr>
-            <w:tcW w:w="2091" w:type="dxa"/>
+            <w:tcW w:w="2090" w:type="dxa"/>
             <w:tcBorders>
               <w:top w:val="single" w:sz="4" w:space="0" w:color="000000"/>
               <w:start w:val="single" w:sz="4" w:space="0" w:color="000000"/>
@@ -10394,7 +10414,7 @@
                 <w:szCs w:val="24"/>
                 <w:lang w:val="en-IN" w:eastAsia="en-IN"/>
               </w:rPr>
-              <w:t>Payment block old</w:t>
+              <w:t>Payment block old 2</w:t>
             </w:r>
           </w:p>
         </w:tc>
@@ -10436,7 +10456,7 @@
         </w:tc>
         <w:tc>
           <w:tcPr>
-            <w:tcW w:w="1418" w:type="dxa"/>
+            <w:tcW w:w="1419" w:type="dxa"/>
             <w:tcBorders>
               <w:top w:val="single" w:sz="4" w:space="0" w:color="000000"/>
               <w:bottom w:val="single" w:sz="4" w:space="0" w:color="000000"/>
@@ -10510,7 +10530,7 @@
               <w:rPr>
                 <w:sz w:val="18"/>
               </w:rPr>
-              <w:t>Old Status should be derived automatically through Validation from reference table reference table -VC_COMPANY_DETAILS attribute 15 based on Vendor Number field from Vendor Details Panel and Company Code field.</w:t>
+              <w:t>Old Status should be derived automatically through Validation from reference table -VC_COMPANY_DETAILS attribute 15 based on Vendor Number field from Vendor Details Panel and Company Code 2 field in this array.</w:t>
             </w:r>
           </w:p>
           <w:p>
@@ -10538,7 +10558,7 @@
         </w:trPr>
         <w:tc>
           <w:tcPr>
-            <w:tcW w:w="2091" w:type="dxa"/>
+            <w:tcW w:w="2090" w:type="dxa"/>
             <w:tcBorders>
               <w:top w:val="single" w:sz="4" w:space="0" w:color="000000"/>
               <w:start w:val="single" w:sz="4" w:space="0" w:color="000000"/>
@@ -10569,7 +10589,7 @@
                 <w:szCs w:val="24"/>
                 <w:lang w:val="en-IN" w:eastAsia="en-IN"/>
               </w:rPr>
-              <w:t>Payment block New</w:t>
+              <w:t>Payment block New 2</w:t>
             </w:r>
           </w:p>
         </w:tc>
@@ -10611,7 +10631,7 @@
         </w:tc>
         <w:tc>
           <w:tcPr>
-            <w:tcW w:w="1418" w:type="dxa"/>
+            <w:tcW w:w="1419" w:type="dxa"/>
             <w:tcBorders>
               <w:top w:val="single" w:sz="4" w:space="0" w:color="000000"/>
               <w:bottom w:val="single" w:sz="4" w:space="0" w:color="000000"/>
@@ -10714,7 +10734,7 @@
               <w:rPr>
                 <w:sz w:val="18"/>
               </w:rPr>
-              <w:t>if field "Which function you would like to Update? value is "Block / Unblock Payment selected company code then it is mandatory, otherwise it is non-mandatory. This should not be the same value as payment block old field, else an error should be shown. TRUE_FALSE EDV Reference Table should be used.</w:t>
+              <w:t>if field "Which function you would like to Update? value is "Block / Unblock Payment selected company code then it is mandatory, otherwise it is non-mandatory. This should not be the same value as Payment block old 2 field, else an error should be shown. TRUE_FALSE EDV Reference Table should be used.</w:t>
             </w:r>
           </w:p>
         </w:tc>
@@ -10725,7 +10745,7 @@
         </w:trPr>
         <w:tc>
           <w:tcPr>
-            <w:tcW w:w="2091" w:type="dxa"/>
+            <w:tcW w:w="2090" w:type="dxa"/>
             <w:tcBorders>
               <w:top w:val="single" w:sz="4" w:space="0" w:color="000000"/>
               <w:start w:val="single" w:sz="4" w:space="0" w:color="000000"/>
@@ -10756,7 +10776,17 @@
                 <w:szCs w:val="24"/>
                 <w:lang w:val="en-IN" w:eastAsia="en-IN"/>
               </w:rPr>
-              <w:t>Payment Block Selected Company Code Details</w:t>
+              <w:t xml:space="preserve">Payment Block Selected Company Code Details </w:t>
+            </w:r>
+            <w:r>
+              <w:rPr>
+                <w:rFonts w:eastAsia="Times New Roman" w:cs="Calibri" w:ascii="Calibri" w:hAnsi="Calibri"/>
+                <w:color w:val="000000"/>
+                <w:sz w:val="24"/>
+                <w:szCs w:val="24"/>
+                <w:lang w:val="en-IN" w:eastAsia="en-IN"/>
+              </w:rPr>
+              <w:t>End</w:t>
             </w:r>
           </w:p>
         </w:tc>
@@ -10798,7 +10828,7 @@
         </w:tc>
         <w:tc>
           <w:tcPr>
-            <w:tcW w:w="1418" w:type="dxa"/>
+            <w:tcW w:w="1419" w:type="dxa"/>
             <w:tcBorders>
               <w:top w:val="single" w:sz="4" w:space="0" w:color="000000"/>
               <w:bottom w:val="single" w:sz="4" w:space="0" w:color="000000"/>
@@ -10874,7 +10904,7 @@
         </w:trPr>
         <w:tc>
           <w:tcPr>
-            <w:tcW w:w="2091" w:type="dxa"/>
+            <w:tcW w:w="2090" w:type="dxa"/>
             <w:tcBorders>
               <w:top w:val="single" w:sz="4" w:space="0" w:color="000000"/>
               <w:start w:val="single" w:sz="4" w:space="0" w:color="000000"/>
@@ -10947,7 +10977,7 @@
         </w:tc>
         <w:tc>
           <w:tcPr>
-            <w:tcW w:w="1418" w:type="dxa"/>
+            <w:tcW w:w="1419" w:type="dxa"/>
             <w:tcBorders>
               <w:top w:val="single" w:sz="4" w:space="0" w:color="000000"/>
               <w:bottom w:val="single" w:sz="4" w:space="0" w:color="000000"/>
@@ -11023,7 +11053,7 @@
         </w:trPr>
         <w:tc>
           <w:tcPr>
-            <w:tcW w:w="2091" w:type="dxa"/>
+            <w:tcW w:w="2090" w:type="dxa"/>
             <w:tcBorders>
               <w:top w:val="single" w:sz="4" w:space="0" w:color="000000"/>
               <w:start w:val="single" w:sz="4" w:space="0" w:color="000000"/>
@@ -11096,7 +11126,7 @@
         </w:tc>
         <w:tc>
           <w:tcPr>
-            <w:tcW w:w="1418" w:type="dxa"/>
+            <w:tcW w:w="1419" w:type="dxa"/>
             <w:tcBorders>
               <w:top w:val="single" w:sz="4" w:space="0" w:color="000000"/>
               <w:bottom w:val="single" w:sz="4" w:space="0" w:color="000000"/>
@@ -11260,154 +11290,154 @@
                 <w:szCs w:val="24"/>
                 <w:lang w:val="en-IN" w:eastAsia="en-IN"/>
               </w:rPr>
-              <w:t>If "All Companies" is selected, make the following fields visible and mandatory: "Purchase Block All Company Code Details" (ARRAY_HDR), "Company code", "Purchase Org", "Purchase org old", "Purchase org new", "Purchase Block All Company Code Details" (ARRAY_END). Hide and make non-mandatory the following fields: "Purchase Block Selected Company Code Details" (ARRAY_HDR), "Company code", "Purchase Org", "Purchase org old", "Purchase org new", "Purchase Block Selected Company Code Details" (ARRAY_END).</w:t>
-            </w:r>
-          </w:p>
-          <w:p>
-            <w:pPr>
-              <w:pStyle w:val="Normal"/>
-              <w:spacing w:lineRule="auto" w:line="240" w:before="0" w:after="0"/>
-              <w:ind w:start="0"/>
-              <w:jc w:val="start"/>
-              <w:rPr>
-                <w:rFonts w:ascii="Calibri" w:hAnsi="Calibri" w:eastAsia="Times New Roman" w:cs="Calibri"/>
-                <w:color w:val="000000"/>
-                <w:sz w:val="24"/>
-                <w:szCs w:val="24"/>
-                <w:lang w:val="en-IN" w:eastAsia="en-IN"/>
-              </w:rPr>
-            </w:pPr>
-            <w:r>
-              <w:rPr>
-                <w:rFonts w:eastAsia="Times New Roman" w:cs="Calibri" w:ascii="Calibri" w:hAnsi="Calibri"/>
-                <w:color w:val="000000"/>
-                <w:sz w:val="24"/>
-                <w:szCs w:val="24"/>
-                <w:lang w:val="en-IN" w:eastAsia="en-IN"/>
-              </w:rPr>
-            </w:r>
-          </w:p>
-          <w:p>
-            <w:pPr>
-              <w:pStyle w:val="Normal"/>
-              <w:spacing w:lineRule="auto" w:line="240" w:before="0" w:after="0"/>
-              <w:ind w:start="0"/>
-              <w:jc w:val="start"/>
-              <w:rPr>
-                <w:rFonts w:ascii="Calibri" w:hAnsi="Calibri" w:eastAsia="Times New Roman" w:cs="Calibri"/>
-                <w:color w:val="000000"/>
-                <w:sz w:val="24"/>
-                <w:szCs w:val="24"/>
-                <w:lang w:val="en-IN" w:eastAsia="en-IN"/>
-              </w:rPr>
-            </w:pPr>
-            <w:r>
-              <w:rPr>
-                <w:rFonts w:eastAsia="Times New Roman" w:cs="Calibri" w:ascii="Calibri" w:hAnsi="Calibri"/>
-                <w:color w:val="000000"/>
-                <w:sz w:val="24"/>
-                <w:szCs w:val="24"/>
-                <w:lang w:val="en-IN" w:eastAsia="en-IN"/>
-              </w:rPr>
-              <w:t>If "Selected Companies" is selected, make the following fields visible and mandatory: "Purchase Block Selected Company Code Details" (ARRAY_HDR), "Company code", "Purchase Org", "Purchase org old", "Purchase org new", "Purchase Block Selected Company Code Details" (ARRAY_END). Hide and make non-mandatory the following fields: "Purchase Block All Company Code Details" (ARRAY_HDR), "Company code", "Purchase Org", "Purchase org old", "Purchase org new", "Purchase Block All Company Code Details" (ARRAY_END).</w:t>
-            </w:r>
-          </w:p>
-          <w:p>
-            <w:pPr>
-              <w:pStyle w:val="Normal"/>
-              <w:spacing w:lineRule="auto" w:line="240" w:before="0" w:after="0"/>
-              <w:ind w:start="0"/>
-              <w:jc w:val="start"/>
-              <w:rPr>
-                <w:rFonts w:ascii="Calibri" w:hAnsi="Calibri" w:eastAsia="Times New Roman" w:cs="Calibri"/>
-                <w:color w:val="000000"/>
-                <w:sz w:val="24"/>
-                <w:szCs w:val="24"/>
-                <w:lang w:val="en-IN" w:eastAsia="en-IN"/>
-              </w:rPr>
-            </w:pPr>
-            <w:r>
-              <w:rPr>
-                <w:rFonts w:eastAsia="Times New Roman" w:cs="Calibri" w:ascii="Calibri" w:hAnsi="Calibri"/>
-                <w:color w:val="000000"/>
-                <w:sz w:val="24"/>
-                <w:szCs w:val="24"/>
-                <w:lang w:val="en-IN" w:eastAsia="en-IN"/>
-              </w:rPr>
-            </w:r>
-          </w:p>
-          <w:p>
-            <w:pPr>
-              <w:pStyle w:val="Normal"/>
-              <w:spacing w:lineRule="auto" w:line="240" w:before="0" w:after="0"/>
-              <w:ind w:start="0"/>
-              <w:jc w:val="start"/>
-              <w:rPr>
-                <w:rFonts w:ascii="Calibri" w:hAnsi="Calibri" w:eastAsia="Times New Roman" w:cs="Calibri"/>
-                <w:color w:val="000000"/>
-                <w:sz w:val="24"/>
-                <w:szCs w:val="24"/>
-                <w:lang w:val="en-IN" w:eastAsia="en-IN"/>
-              </w:rPr>
-            </w:pPr>
-            <w:r>
-              <w:rPr>
-                <w:rFonts w:eastAsia="Times New Roman" w:cs="Calibri" w:ascii="Calibri" w:hAnsi="Calibri"/>
-                <w:color w:val="000000"/>
-                <w:sz w:val="24"/>
-                <w:szCs w:val="24"/>
-                <w:lang w:val="en-IN" w:eastAsia="en-IN"/>
-              </w:rPr>
-              <w:t>By default, the following fields should be invisible and non-mandatory: "Purchase Block All Company Code Details" (ARRAY_HDR), "Company code", "Purchase Org", "Purchase org old", "Purchase org new", "Purchase Block All Company Code Details" (ARRAY_END), "Purchase Block Selected Company Code Details" (ARRAY_HDR), "Company code", "Purchase Org", "Purchase org old", "Purchase org new", "Purchase Block Selected Company Code Details" (ARRAY_END).</w:t>
-            </w:r>
-          </w:p>
-          <w:p>
-            <w:pPr>
-              <w:pStyle w:val="Normal"/>
-              <w:spacing w:lineRule="auto" w:line="240" w:before="0" w:after="0"/>
-              <w:ind w:start="0"/>
-              <w:jc w:val="start"/>
-              <w:rPr>
-                <w:rFonts w:ascii="Calibri" w:hAnsi="Calibri" w:eastAsia="Times New Roman" w:cs="Calibri"/>
-                <w:color w:val="000000"/>
-                <w:sz w:val="24"/>
-                <w:szCs w:val="24"/>
-                <w:lang w:val="en-IN" w:eastAsia="en-IN"/>
-              </w:rPr>
-            </w:pPr>
-            <w:r>
-              <w:rPr>
-                <w:rFonts w:eastAsia="Times New Roman" w:cs="Calibri" w:ascii="Calibri" w:hAnsi="Calibri"/>
-                <w:color w:val="000000"/>
-                <w:sz w:val="24"/>
-                <w:szCs w:val="24"/>
-                <w:lang w:val="en-IN" w:eastAsia="en-IN"/>
-              </w:rPr>
-            </w:r>
-          </w:p>
-          <w:p>
-            <w:pPr>
-              <w:pStyle w:val="Normal"/>
-              <w:spacing w:lineRule="auto" w:line="240" w:before="0" w:after="0"/>
-              <w:ind w:start="0"/>
-              <w:jc w:val="start"/>
-              <w:rPr>
-                <w:rFonts w:ascii="Calibri" w:hAnsi="Calibri" w:eastAsia="Times New Roman" w:cs="Calibri"/>
-                <w:color w:val="000000"/>
-                <w:sz w:val="24"/>
-                <w:szCs w:val="24"/>
-                <w:lang w:val="en-IN" w:eastAsia="en-IN"/>
-              </w:rPr>
-            </w:pPr>
-            <w:r>
-              <w:rPr>
-                <w:rFonts w:eastAsia="Times New Roman" w:cs="Calibri" w:ascii="Calibri" w:hAnsi="Calibri"/>
-                <w:color w:val="000000"/>
-                <w:sz w:val="24"/>
-                <w:szCs w:val="24"/>
-                <w:lang w:val="en-IN" w:eastAsia="en-IN"/>
-              </w:rPr>
-              <w:t>If the value of "Company Code Type" changes, clear the following fields: "Company code", "Purchase Org", "Purchase org old", "Purchase org new" (in both "Purchase Block All Company Code Details" and "Purchase Block Selected Company Code Details" arrays).</w:t>
+              <w:t>If "All Companies" is selected, make the following fields visible and mandatory: "Purchase Block All Company Code Details" (ARRAY_HDR), "Company Code 1", "Purchase Org 1", "Purchase org old 1", "Purchase org new 1", "Purchase Block All Company Code Details End" (ARRAY_END). Hide and make non-mandatory the following fields: "Purchase Block Selected Company Code Details" (ARRAY_HDR), "Company Code 2", "Purchase Org 2", "Purchase org old 2", "Purchase org new 2", "Purchase Block Selected Company Code Details End" (ARRAY_END).</w:t>
+            </w:r>
+          </w:p>
+          <w:p>
+            <w:pPr>
+              <w:pStyle w:val="Normal"/>
+              <w:spacing w:lineRule="auto" w:line="240" w:before="0" w:after="0"/>
+              <w:ind w:start="0"/>
+              <w:jc w:val="start"/>
+              <w:rPr>
+                <w:rFonts w:ascii="Calibri" w:hAnsi="Calibri" w:eastAsia="Times New Roman" w:cs="Calibri"/>
+                <w:color w:val="000000"/>
+                <w:sz w:val="24"/>
+                <w:szCs w:val="24"/>
+                <w:lang w:val="en-IN" w:eastAsia="en-IN"/>
+              </w:rPr>
+            </w:pPr>
+            <w:r>
+              <w:rPr>
+                <w:rFonts w:eastAsia="Times New Roman" w:cs="Calibri" w:ascii="Calibri" w:hAnsi="Calibri"/>
+                <w:color w:val="000000"/>
+                <w:sz w:val="24"/>
+                <w:szCs w:val="24"/>
+                <w:lang w:val="en-IN" w:eastAsia="en-IN"/>
+              </w:rPr>
+            </w:r>
+          </w:p>
+          <w:p>
+            <w:pPr>
+              <w:pStyle w:val="Normal"/>
+              <w:spacing w:lineRule="auto" w:line="240" w:before="0" w:after="0"/>
+              <w:ind w:start="0"/>
+              <w:jc w:val="start"/>
+              <w:rPr>
+                <w:rFonts w:ascii="Calibri" w:hAnsi="Calibri" w:eastAsia="Times New Roman" w:cs="Calibri"/>
+                <w:color w:val="000000"/>
+                <w:sz w:val="24"/>
+                <w:szCs w:val="24"/>
+                <w:lang w:val="en-IN" w:eastAsia="en-IN"/>
+              </w:rPr>
+            </w:pPr>
+            <w:r>
+              <w:rPr>
+                <w:rFonts w:eastAsia="Times New Roman" w:cs="Calibri" w:ascii="Calibri" w:hAnsi="Calibri"/>
+                <w:color w:val="000000"/>
+                <w:sz w:val="24"/>
+                <w:szCs w:val="24"/>
+                <w:lang w:val="en-IN" w:eastAsia="en-IN"/>
+              </w:rPr>
+              <w:t>If "Selected Companies" is selected, make the following fields visible and mandatory: "Purchase Block Selected Company Code Details" (ARRAY_HDR), "Company Code 2", "Purchase Org 2", "Purchase org old 2", "Purchase org new 2", "Purchase Block Selected Company Code Details End" (ARRAY_END). Hide and make non-mandatory the following fields: "Purchase Block All Company Code Details" (ARRAY_HDR), "Company Code 1", "Purchase Org 1", "Purchase org old 1", "Purchase org new 1", "Purchase Block All Company Code Details End" (ARRAY_END).</w:t>
+            </w:r>
+          </w:p>
+          <w:p>
+            <w:pPr>
+              <w:pStyle w:val="Normal"/>
+              <w:spacing w:lineRule="auto" w:line="240" w:before="0" w:after="0"/>
+              <w:ind w:start="0"/>
+              <w:jc w:val="start"/>
+              <w:rPr>
+                <w:rFonts w:ascii="Calibri" w:hAnsi="Calibri" w:eastAsia="Times New Roman" w:cs="Calibri"/>
+                <w:color w:val="000000"/>
+                <w:sz w:val="24"/>
+                <w:szCs w:val="24"/>
+                <w:lang w:val="en-IN" w:eastAsia="en-IN"/>
+              </w:rPr>
+            </w:pPr>
+            <w:r>
+              <w:rPr>
+                <w:rFonts w:eastAsia="Times New Roman" w:cs="Calibri" w:ascii="Calibri" w:hAnsi="Calibri"/>
+                <w:color w:val="000000"/>
+                <w:sz w:val="24"/>
+                <w:szCs w:val="24"/>
+                <w:lang w:val="en-IN" w:eastAsia="en-IN"/>
+              </w:rPr>
+            </w:r>
+          </w:p>
+          <w:p>
+            <w:pPr>
+              <w:pStyle w:val="Normal"/>
+              <w:spacing w:lineRule="auto" w:line="240" w:before="0" w:after="0"/>
+              <w:ind w:start="0"/>
+              <w:jc w:val="start"/>
+              <w:rPr>
+                <w:rFonts w:ascii="Calibri" w:hAnsi="Calibri" w:eastAsia="Times New Roman" w:cs="Calibri"/>
+                <w:color w:val="000000"/>
+                <w:sz w:val="24"/>
+                <w:szCs w:val="24"/>
+                <w:lang w:val="en-IN" w:eastAsia="en-IN"/>
+              </w:rPr>
+            </w:pPr>
+            <w:r>
+              <w:rPr>
+                <w:rFonts w:eastAsia="Times New Roman" w:cs="Calibri" w:ascii="Calibri" w:hAnsi="Calibri"/>
+                <w:color w:val="000000"/>
+                <w:sz w:val="24"/>
+                <w:szCs w:val="24"/>
+                <w:lang w:val="en-IN" w:eastAsia="en-IN"/>
+              </w:rPr>
+              <w:t>By default, the following fields should be invisible and non-mandatory: "Purchase Block All Company Code Details" (ARRAY_HDR), "Company Code 1", "Purchase Org 1", "Purchase org old 1", "Purchase org new 1", "Purchase Block All Company Code Details End" (ARRAY_END), "Purchase Block Selected Company Code Details" (ARRAY_HDR), "Company Code 2", "Purchase Org 2", "Purchase org old 2", "Purchase org new 2", "Purchase Block Selected Company Code Details End" (ARRAY_END).</w:t>
+            </w:r>
+          </w:p>
+          <w:p>
+            <w:pPr>
+              <w:pStyle w:val="Normal"/>
+              <w:spacing w:lineRule="auto" w:line="240" w:before="0" w:after="0"/>
+              <w:ind w:start="0"/>
+              <w:jc w:val="start"/>
+              <w:rPr>
+                <w:rFonts w:ascii="Calibri" w:hAnsi="Calibri" w:eastAsia="Times New Roman" w:cs="Calibri"/>
+                <w:color w:val="000000"/>
+                <w:sz w:val="24"/>
+                <w:szCs w:val="24"/>
+                <w:lang w:val="en-IN" w:eastAsia="en-IN"/>
+              </w:rPr>
+            </w:pPr>
+            <w:r>
+              <w:rPr>
+                <w:rFonts w:eastAsia="Times New Roman" w:cs="Calibri" w:ascii="Calibri" w:hAnsi="Calibri"/>
+                <w:color w:val="000000"/>
+                <w:sz w:val="24"/>
+                <w:szCs w:val="24"/>
+                <w:lang w:val="en-IN" w:eastAsia="en-IN"/>
+              </w:rPr>
+            </w:r>
+          </w:p>
+          <w:p>
+            <w:pPr>
+              <w:pStyle w:val="Normal"/>
+              <w:spacing w:lineRule="auto" w:line="240" w:before="0" w:after="0"/>
+              <w:ind w:start="0"/>
+              <w:jc w:val="start"/>
+              <w:rPr>
+                <w:rFonts w:ascii="Calibri" w:hAnsi="Calibri" w:eastAsia="Times New Roman" w:cs="Calibri"/>
+                <w:color w:val="000000"/>
+                <w:sz w:val="24"/>
+                <w:szCs w:val="24"/>
+                <w:lang w:val="en-IN" w:eastAsia="en-IN"/>
+              </w:rPr>
+            </w:pPr>
+            <w:r>
+              <w:rPr>
+                <w:rFonts w:eastAsia="Times New Roman" w:cs="Calibri" w:ascii="Calibri" w:hAnsi="Calibri"/>
+                <w:color w:val="000000"/>
+                <w:sz w:val="24"/>
+                <w:szCs w:val="24"/>
+                <w:lang w:val="en-IN" w:eastAsia="en-IN"/>
+              </w:rPr>
+              <w:t>If the value of "Company Code Type" changes, clear the following fields: "Company Code 1"/"Company Code 2", "Purchase Org 1"/"Purchase Org 2", "Purchase org old 1"/"Purchase org old 2", "Purchase org new 1"/"Purchase org new 2" (in both "Purchase Block All Company Code Details" and "Purchase Block Selected Company Code Details" arrays).</w:t>
             </w:r>
           </w:p>
         </w:tc>
@@ -11418,7 +11448,7 @@
         </w:trPr>
         <w:tc>
           <w:tcPr>
-            <w:tcW w:w="2091" w:type="dxa"/>
+            <w:tcW w:w="2090" w:type="dxa"/>
             <w:tcBorders>
               <w:top w:val="single" w:sz="4" w:space="0" w:color="000000"/>
               <w:start w:val="single" w:sz="4" w:space="0" w:color="000000"/>
@@ -11491,7 +11521,7 @@
         </w:tc>
         <w:tc>
           <w:tcPr>
-            <w:tcW w:w="1418" w:type="dxa"/>
+            <w:tcW w:w="1419" w:type="dxa"/>
             <w:tcBorders>
               <w:top w:val="single" w:sz="4" w:space="0" w:color="000000"/>
               <w:bottom w:val="single" w:sz="4" w:space="0" w:color="000000"/>
@@ -11568,7 +11598,7 @@
         </w:trPr>
         <w:tc>
           <w:tcPr>
-            <w:tcW w:w="2091" w:type="dxa"/>
+            <w:tcW w:w="2090" w:type="dxa"/>
             <w:tcBorders>
               <w:top w:val="single" w:sz="4" w:space="0" w:color="000000"/>
               <w:start w:val="single" w:sz="4" w:space="0" w:color="000000"/>
@@ -11599,7 +11629,7 @@
                 <w:szCs w:val="24"/>
                 <w:lang w:val="en-IN" w:eastAsia="en-IN"/>
               </w:rPr>
-              <w:t>Company code</w:t>
+              <w:t>Company Code 1</w:t>
             </w:r>
           </w:p>
         </w:tc>
@@ -11641,7 +11671,7 @@
         </w:tc>
         <w:tc>
           <w:tcPr>
-            <w:tcW w:w="1418" w:type="dxa"/>
+            <w:tcW w:w="1419" w:type="dxa"/>
             <w:tcBorders>
               <w:top w:val="single" w:sz="4" w:space="0" w:color="000000"/>
               <w:bottom w:val="single" w:sz="4" w:space="0" w:color="000000"/>
@@ -11703,7 +11733,7 @@
               <w:rPr>
                 <w:sz w:val="18"/>
               </w:rPr>
-              <w:t>Based on the "Vendor Number" (from Vendor Details panel) input, derive all the values from the EDV table VC_PURCHASE_DETAILS and insert into the array. Vendor Number is attribute 1 (filter criteria), Purchase Org is attribute 2, Company Code is attribute 3 of the reference table. Use the Generate Array Form Group rule for this. If the user selects `Block / Unblock purchase Org all company code` in the field `Which function you would like to Update?`, then only this Array should be generated. This field will always be disabled.</w:t>
+              <w:t>Based on the "Vendor Number" (from Vendor Details panel) input, derive all the values from the EDV table VC_PURCHASE_DETAILS and insert into the array. Vendor Number is attribute 1 (filter criteria), Purchase Org is attribute 2, Company Code 1 is attribute 3 of the reference table. Use the Generate Array Form Group rule for this. If the user selects `Block / Unblock purchase Org all company code` in the field `Which function you would like to Update?`, then only this Array should be generated. This field will always be disabled.</w:t>
             </w:r>
           </w:p>
         </w:tc>
@@ -11714,7 +11744,7 @@
         </w:trPr>
         <w:tc>
           <w:tcPr>
-            <w:tcW w:w="2091" w:type="dxa"/>
+            <w:tcW w:w="2090" w:type="dxa"/>
             <w:tcBorders>
               <w:top w:val="single" w:sz="4" w:space="0" w:color="000000"/>
               <w:start w:val="single" w:sz="4" w:space="0" w:color="000000"/>
@@ -11745,7 +11775,7 @@
                 <w:szCs w:val="24"/>
                 <w:lang w:val="en-IN" w:eastAsia="en-IN"/>
               </w:rPr>
-              <w:t>Purchase Org</w:t>
+              <w:t>Purchase Org 1</w:t>
             </w:r>
           </w:p>
         </w:tc>
@@ -11787,7 +11817,7 @@
         </w:tc>
         <w:tc>
           <w:tcPr>
-            <w:tcW w:w="1418" w:type="dxa"/>
+            <w:tcW w:w="1419" w:type="dxa"/>
             <w:tcBorders>
               <w:top w:val="single" w:sz="4" w:space="0" w:color="000000"/>
               <w:bottom w:val="single" w:sz="4" w:space="0" w:color="000000"/>
@@ -11849,7 +11879,7 @@
               <w:rPr>
                 <w:sz w:val="18"/>
               </w:rPr>
-              <w:t>Displays all relevant Purchase org linked with company code automatically derived from the reference table -VC_PURCHASE_DETAILS. These dropdown value are dependent on the field `Company Code`.</w:t>
+              <w:t>Displays all relevant Purchase org linked with company code automatically derived from the reference table -VC_PURCHASE_DETAILS. These dropdown value are dependent on the field `Company Code 1`.</w:t>
             </w:r>
           </w:p>
         </w:tc>
@@ -11860,7 +11890,7 @@
         </w:trPr>
         <w:tc>
           <w:tcPr>
-            <w:tcW w:w="2091" w:type="dxa"/>
+            <w:tcW w:w="2090" w:type="dxa"/>
             <w:tcBorders>
               <w:top w:val="single" w:sz="4" w:space="0" w:color="000000"/>
               <w:start w:val="single" w:sz="4" w:space="0" w:color="000000"/>
@@ -11891,7 +11921,7 @@
                 <w:szCs w:val="24"/>
                 <w:lang w:val="en-IN" w:eastAsia="en-IN"/>
               </w:rPr>
-              <w:t>Purchase org old</w:t>
+              <w:t>Purchase org old 1</w:t>
             </w:r>
           </w:p>
         </w:tc>
@@ -11933,7 +11963,7 @@
         </w:tc>
         <w:tc>
           <w:tcPr>
-            <w:tcW w:w="1418" w:type="dxa"/>
+            <w:tcW w:w="1419" w:type="dxa"/>
             <w:tcBorders>
               <w:top w:val="single" w:sz="4" w:space="0" w:color="000000"/>
               <w:bottom w:val="single" w:sz="4" w:space="0" w:color="000000"/>
@@ -12007,7 +12037,7 @@
               <w:rPr>
                 <w:sz w:val="18"/>
               </w:rPr>
-              <w:t>Old Status should be derived automatically through Validation from reference table -VC_PURCHASE_DETAILS attribute 7 based on Vendor Number field from Vendor Details Panel and Company Code field</w:t>
+              <w:t>Old Status should be derived automatically through Validation from reference table -VC_PURCHASE_DETAILS attribute 7 based on Vendor Number field from Vendor Details Panel and Company Code 1 field in this array</w:t>
             </w:r>
           </w:p>
           <w:p>
@@ -12035,7 +12065,7 @@
         </w:trPr>
         <w:tc>
           <w:tcPr>
-            <w:tcW w:w="2091" w:type="dxa"/>
+            <w:tcW w:w="2090" w:type="dxa"/>
             <w:tcBorders>
               <w:top w:val="single" w:sz="4" w:space="0" w:color="000000"/>
               <w:start w:val="single" w:sz="4" w:space="0" w:color="000000"/>
@@ -12066,7 +12096,7 @@
                 <w:szCs w:val="24"/>
                 <w:lang w:val="en-IN" w:eastAsia="en-IN"/>
               </w:rPr>
-              <w:t>Purchase org new</w:t>
+              <w:t>Purchase org new 1</w:t>
             </w:r>
           </w:p>
         </w:tc>
@@ -12108,7 +12138,7 @@
         </w:tc>
         <w:tc>
           <w:tcPr>
-            <w:tcW w:w="1418" w:type="dxa"/>
+            <w:tcW w:w="1419" w:type="dxa"/>
             <w:tcBorders>
               <w:top w:val="single" w:sz="4" w:space="0" w:color="000000"/>
               <w:bottom w:val="single" w:sz="4" w:space="0" w:color="000000"/>
@@ -12211,7 +12241,7 @@
               <w:rPr>
                 <w:sz w:val="18"/>
               </w:rPr>
-              <w:t>if field "Which function you would like to Update? value is " Block / Unblock purchase Org all company code then it is mandatory, otherwise it is non-mandatory. This should not be the same value as Purchase org old field, else an error should be shown. TRUE_FALSE EDV Reference Table should be used.</w:t>
+              <w:t>if field "Which function you would like to Update? value is " Block / Unblock purchase Org all company code then it is mandatory, otherwise it is non-mandatory. This should not be the same value as Purchase org old 1 field, else an error should be shown. TRUE_FALSE EDV Reference Table should be used.</w:t>
             </w:r>
           </w:p>
         </w:tc>
@@ -12222,7 +12252,7 @@
         </w:trPr>
         <w:tc>
           <w:tcPr>
-            <w:tcW w:w="2091" w:type="dxa"/>
+            <w:tcW w:w="2090" w:type="dxa"/>
             <w:tcBorders>
               <w:top w:val="single" w:sz="4" w:space="0" w:color="000000"/>
               <w:start w:val="single" w:sz="4" w:space="0" w:color="000000"/>
@@ -12253,7 +12283,17 @@
                 <w:szCs w:val="24"/>
                 <w:lang w:val="en-IN" w:eastAsia="en-IN"/>
               </w:rPr>
-              <w:t>Purchase Block All Company Code Details</w:t>
+              <w:t xml:space="preserve">Purchase Block All Company Code Details </w:t>
+            </w:r>
+            <w:r>
+              <w:rPr>
+                <w:rFonts w:eastAsia="Times New Roman" w:cs="Calibri" w:ascii="Calibri" w:hAnsi="Calibri"/>
+                <w:color w:val="000000"/>
+                <w:sz w:val="24"/>
+                <w:szCs w:val="24"/>
+                <w:lang w:val="en-IN" w:eastAsia="en-IN"/>
+              </w:rPr>
+              <w:t>End</w:t>
             </w:r>
           </w:p>
         </w:tc>
@@ -12295,7 +12335,7 @@
         </w:tc>
         <w:tc>
           <w:tcPr>
-            <w:tcW w:w="1418" w:type="dxa"/>
+            <w:tcW w:w="1419" w:type="dxa"/>
             <w:tcBorders>
               <w:top w:val="single" w:sz="4" w:space="0" w:color="000000"/>
               <w:bottom w:val="single" w:sz="4" w:space="0" w:color="000000"/>
@@ -12371,7 +12411,7 @@
         </w:trPr>
         <w:tc>
           <w:tcPr>
-            <w:tcW w:w="2091" w:type="dxa"/>
+            <w:tcW w:w="2090" w:type="dxa"/>
             <w:tcBorders>
               <w:top w:val="single" w:sz="4" w:space="0" w:color="000000"/>
               <w:start w:val="single" w:sz="4" w:space="0" w:color="000000"/>
@@ -12444,7 +12484,7 @@
         </w:tc>
         <w:tc>
           <w:tcPr>
-            <w:tcW w:w="1418" w:type="dxa"/>
+            <w:tcW w:w="1419" w:type="dxa"/>
             <w:tcBorders>
               <w:top w:val="single" w:sz="4" w:space="0" w:color="000000"/>
               <w:bottom w:val="single" w:sz="4" w:space="0" w:color="000000"/>
@@ -12517,7 +12557,7 @@
         </w:trPr>
         <w:tc>
           <w:tcPr>
-            <w:tcW w:w="2091" w:type="dxa"/>
+            <w:tcW w:w="2090" w:type="dxa"/>
             <w:tcBorders>
               <w:top w:val="single" w:sz="4" w:space="0" w:color="000000"/>
               <w:start w:val="single" w:sz="4" w:space="0" w:color="000000"/>
@@ -12548,7 +12588,7 @@
                 <w:szCs w:val="24"/>
                 <w:lang w:val="en-IN" w:eastAsia="en-IN"/>
               </w:rPr>
-              <w:t>Company code</w:t>
+              <w:t>Company Code 2</w:t>
             </w:r>
           </w:p>
         </w:tc>
@@ -12590,7 +12630,7 @@
         </w:tc>
         <w:tc>
           <w:tcPr>
-            <w:tcW w:w="1418" w:type="dxa"/>
+            <w:tcW w:w="1419" w:type="dxa"/>
             <w:tcBorders>
               <w:top w:val="single" w:sz="4" w:space="0" w:color="000000"/>
               <w:bottom w:val="single" w:sz="4" w:space="0" w:color="000000"/>
@@ -12652,7 +12692,7 @@
               <w:rPr>
                 <w:sz w:val="18"/>
               </w:rPr>
-              <w:t>Displays all relevant company codes automatically derived from the reference table -VC_PURCHASE_DETAILS</w:t>
+              <w:t>Displays all relevant Company Code 2 values automatically derived from the reference table -VC_PURCHASE_DETAILS</w:t>
             </w:r>
           </w:p>
           <w:p>
@@ -12680,7 +12720,7 @@
         </w:trPr>
         <w:tc>
           <w:tcPr>
-            <w:tcW w:w="2091" w:type="dxa"/>
+            <w:tcW w:w="2090" w:type="dxa"/>
             <w:tcBorders>
               <w:top w:val="single" w:sz="4" w:space="0" w:color="000000"/>
               <w:start w:val="single" w:sz="4" w:space="0" w:color="000000"/>
@@ -12711,7 +12751,7 @@
                 <w:szCs w:val="24"/>
                 <w:lang w:val="en-IN" w:eastAsia="en-IN"/>
               </w:rPr>
-              <w:t>Purchase Org</w:t>
+              <w:t>Purchase Org 2</w:t>
             </w:r>
           </w:p>
         </w:tc>
@@ -12753,7 +12793,7 @@
         </w:tc>
         <w:tc>
           <w:tcPr>
-            <w:tcW w:w="1418" w:type="dxa"/>
+            <w:tcW w:w="1419" w:type="dxa"/>
             <w:tcBorders>
               <w:top w:val="single" w:sz="4" w:space="0" w:color="000000"/>
               <w:bottom w:val="single" w:sz="4" w:space="0" w:color="000000"/>
@@ -12815,7 +12855,7 @@
               <w:rPr>
                 <w:sz w:val="18"/>
               </w:rPr>
-              <w:t>Displays all relevant Purchase org linked with the company code automatically derived from the reference table -VC_PURCHASE_DETAILS. These dropdown value are dependent on the field `Company Code`.</w:t>
+              <w:t>Displays all relevant Purchase org linked with the company code automatically derived from the reference table -VC_PURCHASE_DETAILS. These dropdown value are dependent on the field `Company Code 2`.</w:t>
             </w:r>
           </w:p>
         </w:tc>
@@ -12826,7 +12866,7 @@
         </w:trPr>
         <w:tc>
           <w:tcPr>
-            <w:tcW w:w="2091" w:type="dxa"/>
+            <w:tcW w:w="2090" w:type="dxa"/>
             <w:tcBorders>
               <w:top w:val="single" w:sz="4" w:space="0" w:color="000000"/>
               <w:start w:val="single" w:sz="4" w:space="0" w:color="000000"/>
@@ -12857,7 +12897,7 @@
                 <w:szCs w:val="24"/>
                 <w:lang w:val="en-IN" w:eastAsia="en-IN"/>
               </w:rPr>
-              <w:t>Purchase org old</w:t>
+              <w:t>Purchase org old 2</w:t>
             </w:r>
           </w:p>
         </w:tc>
@@ -12899,7 +12939,7 @@
         </w:tc>
         <w:tc>
           <w:tcPr>
-            <w:tcW w:w="1418" w:type="dxa"/>
+            <w:tcW w:w="1419" w:type="dxa"/>
             <w:tcBorders>
               <w:top w:val="single" w:sz="4" w:space="0" w:color="000000"/>
               <w:bottom w:val="single" w:sz="4" w:space="0" w:color="000000"/>
@@ -12961,7 +13001,7 @@
               <w:rPr>
                 <w:sz w:val="18"/>
               </w:rPr>
-              <w:t>Displays all relevant Purchase org linked with company code automatically derived from the  reference table -VC_PURCHASE_DETAILS attribute 2</w:t>
+              <w:t>Old Status should be derived automatically through Validation from reference table -VC_PURCHASE_DETAILS attribute 7 based on Vendor Number field from Vendor Details Panel and Company Code 2 field in this array</w:t>
             </w:r>
           </w:p>
         </w:tc>
@@ -12972,7 +13012,7 @@
         </w:trPr>
         <w:tc>
           <w:tcPr>
-            <w:tcW w:w="2091" w:type="dxa"/>
+            <w:tcW w:w="2090" w:type="dxa"/>
             <w:tcBorders>
               <w:top w:val="single" w:sz="4" w:space="0" w:color="000000"/>
               <w:start w:val="single" w:sz="4" w:space="0" w:color="000000"/>
@@ -13003,7 +13043,7 @@
                 <w:szCs w:val="24"/>
                 <w:lang w:val="en-IN" w:eastAsia="en-IN"/>
               </w:rPr>
-              <w:t>Purchase org new</w:t>
+              <w:t>Purchase org new 2</w:t>
             </w:r>
           </w:p>
         </w:tc>
@@ -13045,7 +13085,7 @@
         </w:tc>
         <w:tc>
           <w:tcPr>
-            <w:tcW w:w="1418" w:type="dxa"/>
+            <w:tcW w:w="1419" w:type="dxa"/>
             <w:tcBorders>
               <w:top w:val="single" w:sz="4" w:space="0" w:color="000000"/>
               <w:bottom w:val="single" w:sz="4" w:space="0" w:color="000000"/>
@@ -13148,7 +13188,7 @@
               <w:rPr>
                 <w:sz w:val="18"/>
               </w:rPr>
-              <w:t>if field "Which function you would like to Update? value is " Block / Unblock purchase Org selected company code then it is mandatory, otherwise it is non-mandatory. This field should not be same as Purchase org old, an error should be shown if it is same as Purchase org old field. TRUE_FALSE EDV Reference Table should be used.</w:t>
+              <w:t>if field "Which function you would like to Update? value is " Block / Unblock purchase Org selected company code then it is mandatory, otherwise it is non-mandatory. This field should not be same as Purchase org old 2, an error should be shown if it is same as Purchase org old 2 field. TRUE_FALSE EDV Reference Table should be used.</w:t>
             </w:r>
           </w:p>
         </w:tc>
@@ -13159,7 +13199,7 @@
         </w:trPr>
         <w:tc>
           <w:tcPr>
-            <w:tcW w:w="2091" w:type="dxa"/>
+            <w:tcW w:w="2090" w:type="dxa"/>
             <w:tcBorders>
               <w:top w:val="single" w:sz="4" w:space="0" w:color="000000"/>
               <w:start w:val="single" w:sz="4" w:space="0" w:color="000000"/>
@@ -13190,7 +13230,17 @@
                 <w:szCs w:val="24"/>
                 <w:lang w:val="en-IN" w:eastAsia="en-IN"/>
               </w:rPr>
-              <w:t>Purchase Block Selected Company Code Details</w:t>
+              <w:t xml:space="preserve">Purchase Block Selected Company Code Details </w:t>
+            </w:r>
+            <w:r>
+              <w:rPr>
+                <w:rFonts w:eastAsia="Times New Roman" w:cs="Calibri" w:ascii="Calibri" w:hAnsi="Calibri"/>
+                <w:color w:val="000000"/>
+                <w:sz w:val="24"/>
+                <w:szCs w:val="24"/>
+                <w:lang w:val="en-IN" w:eastAsia="en-IN"/>
+              </w:rPr>
+              <w:t>End</w:t>
             </w:r>
           </w:p>
         </w:tc>
@@ -13232,7 +13282,7 @@
         </w:tc>
         <w:tc>
           <w:tcPr>
-            <w:tcW w:w="1418" w:type="dxa"/>
+            <w:tcW w:w="1419" w:type="dxa"/>
             <w:tcBorders>
               <w:top w:val="single" w:sz="4" w:space="0" w:color="000000"/>
               <w:bottom w:val="single" w:sz="4" w:space="0" w:color="000000"/>
@@ -13308,7 +13358,7 @@
         </w:trPr>
         <w:tc>
           <w:tcPr>
-            <w:tcW w:w="2091" w:type="dxa"/>
+            <w:tcW w:w="2090" w:type="dxa"/>
             <w:tcBorders>
               <w:top w:val="single" w:sz="4" w:space="0" w:color="000000"/>
               <w:start w:val="single" w:sz="4" w:space="0" w:color="000000"/>
@@ -13381,7 +13431,7 @@
         </w:tc>
         <w:tc>
           <w:tcPr>
-            <w:tcW w:w="1418" w:type="dxa"/>
+            <w:tcW w:w="1419" w:type="dxa"/>
             <w:tcBorders>
               <w:top w:val="single" w:sz="4" w:space="0" w:color="000000"/>
               <w:bottom w:val="single" w:sz="4" w:space="0" w:color="000000"/>
@@ -13458,7 +13508,7 @@
         </w:trPr>
         <w:tc>
           <w:tcPr>
-            <w:tcW w:w="2091" w:type="dxa"/>
+            <w:tcW w:w="2090" w:type="dxa"/>
             <w:tcBorders>
               <w:top w:val="single" w:sz="4" w:space="0" w:color="000000"/>
               <w:start w:val="single" w:sz="4" w:space="0" w:color="000000"/>
@@ -13531,7 +13581,7 @@
         </w:tc>
         <w:tc>
           <w:tcPr>
-            <w:tcW w:w="1418" w:type="dxa"/>
+            <w:tcW w:w="1419" w:type="dxa"/>
             <w:tcBorders>
               <w:top w:val="single" w:sz="4" w:space="0" w:color="000000"/>
               <w:bottom w:val="single" w:sz="4" w:space="0" w:color="000000"/>
@@ -13608,7 +13658,7 @@
         </w:trPr>
         <w:tc>
           <w:tcPr>
-            <w:tcW w:w="2091" w:type="dxa"/>
+            <w:tcW w:w="2090" w:type="dxa"/>
             <w:tcBorders>
               <w:top w:val="single" w:sz="4" w:space="0" w:color="000000"/>
               <w:start w:val="single" w:sz="4" w:space="0" w:color="000000"/>
@@ -13681,7 +13731,7 @@
         </w:tc>
         <w:tc>
           <w:tcPr>
-            <w:tcW w:w="1418" w:type="dxa"/>
+            <w:tcW w:w="1419" w:type="dxa"/>
             <w:tcBorders>
               <w:top w:val="single" w:sz="4" w:space="0" w:color="000000"/>
               <w:bottom w:val="single" w:sz="4" w:space="0" w:color="000000"/>
@@ -13758,7 +13808,7 @@
         </w:trPr>
         <w:tc>
           <w:tcPr>
-            <w:tcW w:w="2091" w:type="dxa"/>
+            <w:tcW w:w="2090" w:type="dxa"/>
             <w:tcBorders>
               <w:top w:val="single" w:sz="4" w:space="0" w:color="000000"/>
               <w:start w:val="single" w:sz="4" w:space="0" w:color="000000"/>
@@ -13831,7 +13881,7 @@
         </w:tc>
         <w:tc>
           <w:tcPr>
-            <w:tcW w:w="1418" w:type="dxa"/>
+            <w:tcW w:w="1419" w:type="dxa"/>
             <w:tcBorders>
               <w:top w:val="single" w:sz="4" w:space="0" w:color="000000"/>
               <w:bottom w:val="single" w:sz="4" w:space="0" w:color="000000"/>
@@ -13906,7 +13956,7 @@
         </w:trPr>
         <w:tc>
           <w:tcPr>
-            <w:tcW w:w="2091" w:type="dxa"/>
+            <w:tcW w:w="2090" w:type="dxa"/>
             <w:tcBorders>
               <w:top w:val="single" w:sz="4" w:space="0" w:color="000000"/>
               <w:start w:val="single" w:sz="4" w:space="0" w:color="000000"/>
@@ -13979,7 +14029,7 @@
         </w:tc>
         <w:tc>
           <w:tcPr>
-            <w:tcW w:w="1418" w:type="dxa"/>
+            <w:tcW w:w="1419" w:type="dxa"/>
             <w:tcBorders>
               <w:top w:val="single" w:sz="4" w:space="0" w:color="000000"/>
               <w:bottom w:val="single" w:sz="4" w:space="0" w:color="000000"/>
@@ -14056,7 +14106,7 @@
         </w:trPr>
         <w:tc>
           <w:tcPr>
-            <w:tcW w:w="2091" w:type="dxa"/>
+            <w:tcW w:w="2090" w:type="dxa"/>
             <w:tcBorders>
               <w:top w:val="single" w:sz="4" w:space="0" w:color="000000"/>
               <w:start w:val="single" w:sz="4" w:space="0" w:color="000000"/>
@@ -14129,7 +14179,7 @@
         </w:tc>
         <w:tc>
           <w:tcPr>
-            <w:tcW w:w="1418" w:type="dxa"/>
+            <w:tcW w:w="1419" w:type="dxa"/>
             <w:tcBorders>
               <w:top w:val="single" w:sz="4" w:space="0" w:color="000000"/>
               <w:bottom w:val="single" w:sz="4" w:space="0" w:color="000000"/>
@@ -14206,7 +14256,7 @@
         </w:trPr>
         <w:tc>
           <w:tcPr>
-            <w:tcW w:w="2091" w:type="dxa"/>
+            <w:tcW w:w="2090" w:type="dxa"/>
             <w:tcBorders>
               <w:top w:val="single" w:sz="4" w:space="0" w:color="000000"/>
               <w:start w:val="single" w:sz="4" w:space="0" w:color="000000"/>
@@ -14279,7 +14329,7 @@
         </w:tc>
         <w:tc>
           <w:tcPr>
-            <w:tcW w:w="1418" w:type="dxa"/>
+            <w:tcW w:w="1419" w:type="dxa"/>
             <w:tcBorders>
               <w:top w:val="single" w:sz="4" w:space="0" w:color="000000"/>
               <w:bottom w:val="single" w:sz="4" w:space="0" w:color="000000"/>
@@ -14356,7 +14406,7 @@
         </w:trPr>
         <w:tc>
           <w:tcPr>
-            <w:tcW w:w="2091" w:type="dxa"/>
+            <w:tcW w:w="2090" w:type="dxa"/>
             <w:tcBorders>
               <w:top w:val="single" w:sz="4" w:space="0" w:color="000000"/>
               <w:start w:val="single" w:sz="4" w:space="0" w:color="000000"/>
@@ -14429,7 +14479,7 @@
         </w:tc>
         <w:tc>
           <w:tcPr>
-            <w:tcW w:w="1418" w:type="dxa"/>
+            <w:tcW w:w="1419" w:type="dxa"/>
             <w:tcBorders>
               <w:top w:val="single" w:sz="4" w:space="0" w:color="000000"/>
               <w:bottom w:val="single" w:sz="4" w:space="0" w:color="000000"/>
@@ -14502,7 +14552,7 @@
         </w:trPr>
         <w:tc>
           <w:tcPr>
-            <w:tcW w:w="2091" w:type="dxa"/>
+            <w:tcW w:w="2090" w:type="dxa"/>
             <w:tcBorders>
               <w:top w:val="single" w:sz="4" w:space="0" w:color="000000"/>
               <w:start w:val="single" w:sz="4" w:space="0" w:color="000000"/>
@@ -14575,7 +14625,7 @@
         </w:tc>
         <w:tc>
           <w:tcPr>
-            <w:tcW w:w="1418" w:type="dxa"/>
+            <w:tcW w:w="1419" w:type="dxa"/>
             <w:tcBorders>
               <w:top w:val="single" w:sz="4" w:space="0" w:color="000000"/>
               <w:bottom w:val="single" w:sz="4" w:space="0" w:color="000000"/>
@@ -14648,7 +14698,7 @@
         </w:trPr>
         <w:tc>
           <w:tcPr>
-            <w:tcW w:w="2091" w:type="dxa"/>
+            <w:tcW w:w="2090" w:type="dxa"/>
             <w:tcBorders>
               <w:top w:val="single" w:sz="4" w:space="0" w:color="000000"/>
               <w:start w:val="single" w:sz="4" w:space="0" w:color="000000"/>
@@ -14721,7 +14771,7 @@
         </w:tc>
         <w:tc>
           <w:tcPr>
-            <w:tcW w:w="1418" w:type="dxa"/>
+            <w:tcW w:w="1419" w:type="dxa"/>
             <w:tcBorders>
               <w:top w:val="single" w:sz="4" w:space="0" w:color="000000"/>
               <w:bottom w:val="single" w:sz="4" w:space="0" w:color="000000"/>
@@ -14794,7 +14844,7 @@
         </w:trPr>
         <w:tc>
           <w:tcPr>
-            <w:tcW w:w="2091" w:type="dxa"/>
+            <w:tcW w:w="2090" w:type="dxa"/>
             <w:tcBorders>
               <w:top w:val="single" w:sz="4" w:space="0" w:color="000000"/>
               <w:start w:val="single" w:sz="4" w:space="0" w:color="000000"/>
@@ -14867,7 +14917,7 @@
         </w:tc>
         <w:tc>
           <w:tcPr>
-            <w:tcW w:w="1418" w:type="dxa"/>
+            <w:tcW w:w="1419" w:type="dxa"/>
             <w:tcBorders>
               <w:top w:val="single" w:sz="4" w:space="0" w:color="000000"/>
               <w:bottom w:val="single" w:sz="4" w:space="0" w:color="000000"/>
@@ -14943,7 +14993,7 @@
         </w:trPr>
         <w:tc>
           <w:tcPr>
-            <w:tcW w:w="2091" w:type="dxa"/>
+            <w:tcW w:w="2090" w:type="dxa"/>
             <w:tcBorders>
               <w:top w:val="single" w:sz="4" w:space="0" w:color="000000"/>
               <w:start w:val="single" w:sz="4" w:space="0" w:color="000000"/>
@@ -15016,7 +15066,7 @@
         </w:tc>
         <w:tc>
           <w:tcPr>
-            <w:tcW w:w="1418" w:type="dxa"/>
+            <w:tcW w:w="1419" w:type="dxa"/>
             <w:tcBorders>
               <w:top w:val="single" w:sz="4" w:space="0" w:color="000000"/>
               <w:bottom w:val="single" w:sz="4" w:space="0" w:color="000000"/>
@@ -15139,7 +15189,7 @@
         </w:trPr>
         <w:tc>
           <w:tcPr>
-            <w:tcW w:w="2091" w:type="dxa"/>
+            <w:tcW w:w="2090" w:type="dxa"/>
             <w:tcBorders>
               <w:top w:val="single" w:sz="4" w:space="0" w:color="000000"/>
               <w:start w:val="single" w:sz="4" w:space="0" w:color="000000"/>
@@ -15212,7 +15262,7 @@
         </w:tc>
         <w:tc>
           <w:tcPr>
-            <w:tcW w:w="1418" w:type="dxa"/>
+            <w:tcW w:w="1419" w:type="dxa"/>
             <w:tcBorders>
               <w:top w:val="single" w:sz="4" w:space="0" w:color="000000"/>
               <w:bottom w:val="single" w:sz="4" w:space="0" w:color="000000"/>
@@ -15332,7 +15382,7 @@
         </w:trPr>
         <w:tc>
           <w:tcPr>
-            <w:tcW w:w="2091" w:type="dxa"/>
+            <w:tcW w:w="2090" w:type="dxa"/>
             <w:tcBorders>
               <w:top w:val="single" w:sz="4" w:space="0" w:color="000000"/>
               <w:start w:val="single" w:sz="4" w:space="0" w:color="000000"/>
@@ -15405,7 +15455,7 @@
         </w:tc>
         <w:tc>
           <w:tcPr>
-            <w:tcW w:w="1418" w:type="dxa"/>
+            <w:tcW w:w="1419" w:type="dxa"/>
             <w:tcBorders>
               <w:top w:val="single" w:sz="4" w:space="0" w:color="000000"/>
               <w:bottom w:val="single" w:sz="4" w:space="0" w:color="000000"/>
@@ -15495,7 +15545,7 @@
         </w:trPr>
         <w:tc>
           <w:tcPr>
-            <w:tcW w:w="2091" w:type="dxa"/>
+            <w:tcW w:w="2090" w:type="dxa"/>
             <w:tcBorders>
               <w:top w:val="single" w:sz="4" w:space="0" w:color="000000"/>
               <w:start w:val="single" w:sz="4" w:space="0" w:color="000000"/>
@@ -15568,7 +15618,7 @@
         </w:tc>
         <w:tc>
           <w:tcPr>
-            <w:tcW w:w="1418" w:type="dxa"/>
+            <w:tcW w:w="1419" w:type="dxa"/>
             <w:tcBorders>
               <w:top w:val="single" w:sz="4" w:space="0" w:color="000000"/>
               <w:bottom w:val="single" w:sz="4" w:space="0" w:color="000000"/>
@@ -15658,7 +15708,7 @@
         </w:trPr>
         <w:tc>
           <w:tcPr>
-            <w:tcW w:w="2091" w:type="dxa"/>
+            <w:tcW w:w="2090" w:type="dxa"/>
             <w:tcBorders>
               <w:top w:val="single" w:sz="4" w:space="0" w:color="000000"/>
               <w:start w:val="single" w:sz="4" w:space="0" w:color="000000"/>
@@ -15731,7 +15781,7 @@
         </w:tc>
         <w:tc>
           <w:tcPr>
-            <w:tcW w:w="1418" w:type="dxa"/>
+            <w:tcW w:w="1419" w:type="dxa"/>
             <w:tcBorders>
               <w:top w:val="single" w:sz="4" w:space="0" w:color="000000"/>
               <w:bottom w:val="single" w:sz="4" w:space="0" w:color="000000"/>
@@ -15821,7 +15871,7 @@
         </w:trPr>
         <w:tc>
           <w:tcPr>
-            <w:tcW w:w="2091" w:type="dxa"/>
+            <w:tcW w:w="2090" w:type="dxa"/>
             <w:tcBorders>
               <w:top w:val="single" w:sz="4" w:space="0" w:color="000000"/>
               <w:start w:val="single" w:sz="4" w:space="0" w:color="000000"/>
@@ -15894,7 +15944,7 @@
         </w:tc>
         <w:tc>
           <w:tcPr>
-            <w:tcW w:w="1418" w:type="dxa"/>
+            <w:tcW w:w="1419" w:type="dxa"/>
             <w:tcBorders>
               <w:top w:val="single" w:sz="4" w:space="0" w:color="000000"/>
               <w:bottom w:val="single" w:sz="4" w:space="0" w:color="000000"/>
@@ -15984,7 +16034,7 @@
         </w:trPr>
         <w:tc>
           <w:tcPr>
-            <w:tcW w:w="2091" w:type="dxa"/>
+            <w:tcW w:w="2090" w:type="dxa"/>
             <w:tcBorders>
               <w:top w:val="single" w:sz="4" w:space="0" w:color="000000"/>
               <w:start w:val="single" w:sz="4" w:space="0" w:color="000000"/>
@@ -16057,7 +16107,7 @@
         </w:tc>
         <w:tc>
           <w:tcPr>
-            <w:tcW w:w="1418" w:type="dxa"/>
+            <w:tcW w:w="1419" w:type="dxa"/>
             <w:tcBorders>
               <w:top w:val="single" w:sz="4" w:space="0" w:color="000000"/>
               <w:bottom w:val="single" w:sz="4" w:space="0" w:color="000000"/>
@@ -16130,7 +16180,7 @@
         </w:trPr>
         <w:tc>
           <w:tcPr>
-            <w:tcW w:w="2091" w:type="dxa"/>
+            <w:tcW w:w="2090" w:type="dxa"/>
             <w:tcBorders>
               <w:top w:val="single" w:sz="4" w:space="0" w:color="000000"/>
               <w:start w:val="single" w:sz="4" w:space="0" w:color="000000"/>
@@ -16203,7 +16253,7 @@
         </w:tc>
         <w:tc>
           <w:tcPr>
-            <w:tcW w:w="1418" w:type="dxa"/>
+            <w:tcW w:w="1419" w:type="dxa"/>
             <w:tcBorders>
               <w:top w:val="single" w:sz="4" w:space="0" w:color="000000"/>
               <w:bottom w:val="single" w:sz="4" w:space="0" w:color="000000"/>
@@ -16276,7 +16326,7 @@
         </w:trPr>
         <w:tc>
           <w:tcPr>
-            <w:tcW w:w="2091" w:type="dxa"/>
+            <w:tcW w:w="2090" w:type="dxa"/>
             <w:tcBorders>
               <w:top w:val="single" w:sz="4" w:space="0" w:color="000000"/>
               <w:start w:val="single" w:sz="4" w:space="0" w:color="000000"/>
@@ -16349,7 +16399,7 @@
         </w:tc>
         <w:tc>
           <w:tcPr>
-            <w:tcW w:w="1418" w:type="dxa"/>
+            <w:tcW w:w="1419" w:type="dxa"/>
             <w:tcBorders>
               <w:top w:val="single" w:sz="4" w:space="0" w:color="000000"/>
               <w:bottom w:val="single" w:sz="4" w:space="0" w:color="000000"/>
@@ -16451,7 +16501,7 @@
         </w:trPr>
         <w:tc>
           <w:tcPr>
-            <w:tcW w:w="2091" w:type="dxa"/>
+            <w:tcW w:w="2090" w:type="dxa"/>
             <w:tcBorders>
               <w:top w:val="single" w:sz="4" w:space="0" w:color="000000"/>
               <w:start w:val="single" w:sz="4" w:space="0" w:color="000000"/>
@@ -16524,7 +16574,7 @@
         </w:tc>
         <w:tc>
           <w:tcPr>
-            <w:tcW w:w="1418" w:type="dxa"/>
+            <w:tcW w:w="1419" w:type="dxa"/>
             <w:tcBorders>
               <w:top w:val="single" w:sz="4" w:space="0" w:color="000000"/>
               <w:bottom w:val="single" w:sz="4" w:space="0" w:color="000000"/>
@@ -16614,7 +16664,7 @@
         </w:trPr>
         <w:tc>
           <w:tcPr>
-            <w:tcW w:w="2091" w:type="dxa"/>
+            <w:tcW w:w="2090" w:type="dxa"/>
             <w:tcBorders>
               <w:top w:val="single" w:sz="4" w:space="0" w:color="000000"/>
               <w:start w:val="single" w:sz="4" w:space="0" w:color="000000"/>
@@ -16687,7 +16737,7 @@
         </w:tc>
         <w:tc>
           <w:tcPr>
-            <w:tcW w:w="1418" w:type="dxa"/>
+            <w:tcW w:w="1419" w:type="dxa"/>
             <w:tcBorders>
               <w:top w:val="single" w:sz="4" w:space="0" w:color="000000"/>
               <w:bottom w:val="single" w:sz="4" w:space="0" w:color="000000"/>
@@ -16786,7 +16836,7 @@
         </w:trPr>
         <w:tc>
           <w:tcPr>
-            <w:tcW w:w="2091" w:type="dxa"/>
+            <w:tcW w:w="2090" w:type="dxa"/>
             <w:tcBorders>
               <w:top w:val="single" w:sz="4" w:space="0" w:color="000000"/>
               <w:start w:val="single" w:sz="4" w:space="0" w:color="000000"/>
@@ -16859,7 +16909,7 @@
         </w:tc>
         <w:tc>
           <w:tcPr>
-            <w:tcW w:w="1418" w:type="dxa"/>
+            <w:tcW w:w="1419" w:type="dxa"/>
             <w:tcBorders>
               <w:top w:val="single" w:sz="4" w:space="0" w:color="000000"/>
               <w:bottom w:val="single" w:sz="4" w:space="0" w:color="000000"/>
@@ -16958,7 +17008,7 @@
         </w:trPr>
         <w:tc>
           <w:tcPr>
-            <w:tcW w:w="2091" w:type="dxa"/>
+            <w:tcW w:w="2090" w:type="dxa"/>
             <w:tcBorders>
               <w:top w:val="single" w:sz="4" w:space="0" w:color="000000"/>
               <w:start w:val="single" w:sz="4" w:space="0" w:color="000000"/>
@@ -17031,7 +17081,7 @@
         </w:tc>
         <w:tc>
           <w:tcPr>
-            <w:tcW w:w="1418" w:type="dxa"/>
+            <w:tcW w:w="1419" w:type="dxa"/>
             <w:tcBorders>
               <w:top w:val="single" w:sz="4" w:space="0" w:color="000000"/>
               <w:bottom w:val="single" w:sz="4" w:space="0" w:color="000000"/>
@@ -17104,7 +17154,7 @@
         </w:trPr>
         <w:tc>
           <w:tcPr>
-            <w:tcW w:w="2091" w:type="dxa"/>
+            <w:tcW w:w="2090" w:type="dxa"/>
             <w:tcBorders>
               <w:top w:val="single" w:sz="4" w:space="0" w:color="000000"/>
               <w:start w:val="single" w:sz="4" w:space="0" w:color="000000"/>
@@ -17177,7 +17227,7 @@
         </w:tc>
         <w:tc>
           <w:tcPr>
-            <w:tcW w:w="1418" w:type="dxa"/>
+            <w:tcW w:w="1419" w:type="dxa"/>
             <w:tcBorders>
               <w:top w:val="single" w:sz="4" w:space="0" w:color="000000"/>
               <w:bottom w:val="single" w:sz="4" w:space="0" w:color="000000"/>
@@ -17279,7 +17329,7 @@
         </w:trPr>
         <w:tc>
           <w:tcPr>
-            <w:tcW w:w="2091" w:type="dxa"/>
+            <w:tcW w:w="2090" w:type="dxa"/>
             <w:tcBorders>
               <w:top w:val="single" w:sz="4" w:space="0" w:color="000000"/>
               <w:start w:val="single" w:sz="4" w:space="0" w:color="000000"/>
@@ -17352,7 +17402,7 @@
         </w:tc>
         <w:tc>
           <w:tcPr>
-            <w:tcW w:w="1418" w:type="dxa"/>
+            <w:tcW w:w="1419" w:type="dxa"/>
             <w:tcBorders>
               <w:top w:val="single" w:sz="4" w:space="0" w:color="000000"/>
               <w:bottom w:val="single" w:sz="4" w:space="0" w:color="000000"/>
@@ -17451,7 +17501,7 @@
         </w:trPr>
         <w:tc>
           <w:tcPr>
-            <w:tcW w:w="2091" w:type="dxa"/>
+            <w:tcW w:w="2090" w:type="dxa"/>
             <w:tcBorders>
               <w:top w:val="single" w:sz="4" w:space="0" w:color="000000"/>
               <w:start w:val="single" w:sz="4" w:space="0" w:color="000000"/>
@@ -17524,7 +17574,7 @@
         </w:tc>
         <w:tc>
           <w:tcPr>
-            <w:tcW w:w="1418" w:type="dxa"/>
+            <w:tcW w:w="1419" w:type="dxa"/>
             <w:tcBorders>
               <w:top w:val="single" w:sz="4" w:space="0" w:color="000000"/>
               <w:bottom w:val="single" w:sz="4" w:space="0" w:color="000000"/>
@@ -17597,7 +17647,7 @@
         </w:trPr>
         <w:tc>
           <w:tcPr>
-            <w:tcW w:w="2091" w:type="dxa"/>
+            <w:tcW w:w="2090" w:type="dxa"/>
             <w:tcBorders>
               <w:top w:val="single" w:sz="4" w:space="0" w:color="000000"/>
               <w:start w:val="single" w:sz="4" w:space="0" w:color="000000"/>
@@ -17670,7 +17720,7 @@
         </w:tc>
         <w:tc>
           <w:tcPr>
-            <w:tcW w:w="1418" w:type="dxa"/>
+            <w:tcW w:w="1419" w:type="dxa"/>
             <w:tcBorders>
               <w:top w:val="single" w:sz="4" w:space="0" w:color="000000"/>
               <w:bottom w:val="single" w:sz="4" w:space="0" w:color="000000"/>
@@ -17760,7 +17810,7 @@
         </w:trPr>
         <w:tc>
           <w:tcPr>
-            <w:tcW w:w="2091" w:type="dxa"/>
+            <w:tcW w:w="2090" w:type="dxa"/>
             <w:tcBorders>
               <w:top w:val="single" w:sz="4" w:space="0" w:color="000000"/>
               <w:start w:val="single" w:sz="4" w:space="0" w:color="000000"/>
@@ -17833,7 +17883,7 @@
         </w:tc>
         <w:tc>
           <w:tcPr>
-            <w:tcW w:w="1418" w:type="dxa"/>
+            <w:tcW w:w="1419" w:type="dxa"/>
             <w:tcBorders>
               <w:top w:val="single" w:sz="4" w:space="0" w:color="000000"/>
               <w:bottom w:val="single" w:sz="4" w:space="0" w:color="000000"/>
@@ -17906,7 +17956,7 @@
         </w:trPr>
         <w:tc>
           <w:tcPr>
-            <w:tcW w:w="2091" w:type="dxa"/>
+            <w:tcW w:w="2090" w:type="dxa"/>
             <w:tcBorders>
               <w:top w:val="single" w:sz="4" w:space="0" w:color="000000"/>
               <w:start w:val="single" w:sz="4" w:space="0" w:color="000000"/>
@@ -17979,7 +18029,7 @@
         </w:tc>
         <w:tc>
           <w:tcPr>
-            <w:tcW w:w="1418" w:type="dxa"/>
+            <w:tcW w:w="1419" w:type="dxa"/>
             <w:tcBorders>
               <w:top w:val="single" w:sz="4" w:space="0" w:color="000000"/>
               <w:bottom w:val="single" w:sz="4" w:space="0" w:color="000000"/>
@@ -18081,7 +18131,7 @@
         </w:trPr>
         <w:tc>
           <w:tcPr>
-            <w:tcW w:w="2091" w:type="dxa"/>
+            <w:tcW w:w="2090" w:type="dxa"/>
             <w:tcBorders>
               <w:top w:val="single" w:sz="4" w:space="0" w:color="000000"/>
               <w:start w:val="single" w:sz="4" w:space="0" w:color="000000"/>
@@ -18154,7 +18204,7 @@
         </w:tc>
         <w:tc>
           <w:tcPr>
-            <w:tcW w:w="1418" w:type="dxa"/>
+            <w:tcW w:w="1419" w:type="dxa"/>
             <w:tcBorders>
               <w:top w:val="single" w:sz="4" w:space="0" w:color="000000"/>
               <w:bottom w:val="single" w:sz="4" w:space="0" w:color="000000"/>
@@ -18227,7 +18277,7 @@
         </w:trPr>
         <w:tc>
           <w:tcPr>
-            <w:tcW w:w="2091" w:type="dxa"/>
+            <w:tcW w:w="2090" w:type="dxa"/>
             <w:tcBorders>
               <w:top w:val="single" w:sz="4" w:space="0" w:color="000000"/>
               <w:start w:val="single" w:sz="4" w:space="0" w:color="000000"/>
@@ -18300,7 +18350,7 @@
         </w:tc>
         <w:tc>
           <w:tcPr>
-            <w:tcW w:w="1418" w:type="dxa"/>
+            <w:tcW w:w="1419" w:type="dxa"/>
             <w:tcBorders>
               <w:top w:val="single" w:sz="4" w:space="0" w:color="000000"/>
               <w:bottom w:val="single" w:sz="4" w:space="0" w:color="000000"/>
@@ -18373,7 +18423,7 @@
         </w:trPr>
         <w:tc>
           <w:tcPr>
-            <w:tcW w:w="2091" w:type="dxa"/>
+            <w:tcW w:w="2090" w:type="dxa"/>
             <w:tcBorders>
               <w:top w:val="single" w:sz="4" w:space="0" w:color="000000"/>
               <w:start w:val="single" w:sz="4" w:space="0" w:color="000000"/>
@@ -18446,7 +18496,7 @@
         </w:tc>
         <w:tc>
           <w:tcPr>
-            <w:tcW w:w="1418" w:type="dxa"/>
+            <w:tcW w:w="1419" w:type="dxa"/>
             <w:tcBorders>
               <w:top w:val="single" w:sz="4" w:space="0" w:color="000000"/>
               <w:bottom w:val="single" w:sz="4" w:space="0" w:color="000000"/>
@@ -18519,7 +18569,7 @@
         </w:trPr>
         <w:tc>
           <w:tcPr>
-            <w:tcW w:w="2091" w:type="dxa"/>
+            <w:tcW w:w="2090" w:type="dxa"/>
             <w:tcBorders>
               <w:top w:val="single" w:sz="4" w:space="0" w:color="000000"/>
               <w:start w:val="single" w:sz="4" w:space="0" w:color="000000"/>
@@ -18592,7 +18642,7 @@
         </w:tc>
         <w:tc>
           <w:tcPr>
-            <w:tcW w:w="1418" w:type="dxa"/>
+            <w:tcW w:w="1419" w:type="dxa"/>
             <w:tcBorders>
               <w:top w:val="single" w:sz="4" w:space="0" w:color="000000"/>
               <w:bottom w:val="single" w:sz="4" w:space="0" w:color="000000"/>
@@ -18665,7 +18715,7 @@
         </w:trPr>
         <w:tc>
           <w:tcPr>
-            <w:tcW w:w="2091" w:type="dxa"/>
+            <w:tcW w:w="2090" w:type="dxa"/>
             <w:tcBorders>
               <w:top w:val="single" w:sz="4" w:space="0" w:color="000000"/>
               <w:start w:val="single" w:sz="4" w:space="0" w:color="000000"/>
@@ -18738,7 +18788,7 @@
         </w:tc>
         <w:tc>
           <w:tcPr>
-            <w:tcW w:w="1418" w:type="dxa"/>
+            <w:tcW w:w="1419" w:type="dxa"/>
             <w:tcBorders>
               <w:top w:val="single" w:sz="4" w:space="0" w:color="000000"/>
               <w:bottom w:val="single" w:sz="4" w:space="0" w:color="000000"/>
@@ -18840,7 +18890,7 @@
         </w:trPr>
         <w:tc>
           <w:tcPr>
-            <w:tcW w:w="2091" w:type="dxa"/>
+            <w:tcW w:w="2090" w:type="dxa"/>
             <w:tcBorders>
               <w:top w:val="single" w:sz="4" w:space="0" w:color="000000"/>
               <w:start w:val="single" w:sz="4" w:space="0" w:color="000000"/>
@@ -18913,7 +18963,7 @@
         </w:tc>
         <w:tc>
           <w:tcPr>
-            <w:tcW w:w="1418" w:type="dxa"/>
+            <w:tcW w:w="1419" w:type="dxa"/>
             <w:tcBorders>
               <w:top w:val="single" w:sz="4" w:space="0" w:color="000000"/>
               <w:bottom w:val="single" w:sz="4" w:space="0" w:color="000000"/>
@@ -18986,7 +19036,7 @@
         </w:trPr>
         <w:tc>
           <w:tcPr>
-            <w:tcW w:w="2091" w:type="dxa"/>
+            <w:tcW w:w="2090" w:type="dxa"/>
             <w:tcBorders>
               <w:top w:val="single" w:sz="4" w:space="0" w:color="000000"/>
               <w:start w:val="single" w:sz="4" w:space="0" w:color="000000"/>
@@ -19059,7 +19109,7 @@
         </w:tc>
         <w:tc>
           <w:tcPr>
-            <w:tcW w:w="1418" w:type="dxa"/>
+            <w:tcW w:w="1419" w:type="dxa"/>
             <w:tcBorders>
               <w:top w:val="single" w:sz="4" w:space="0" w:color="000000"/>
               <w:bottom w:val="single" w:sz="4" w:space="0" w:color="000000"/>
@@ -19132,7 +19182,7 @@
         </w:trPr>
         <w:tc>
           <w:tcPr>
-            <w:tcW w:w="2091" w:type="dxa"/>
+            <w:tcW w:w="2090" w:type="dxa"/>
             <w:tcBorders>
               <w:top w:val="single" w:sz="4" w:space="0" w:color="000000"/>
               <w:start w:val="single" w:sz="4" w:space="0" w:color="000000"/>
@@ -19205,7 +19255,7 @@
         </w:tc>
         <w:tc>
           <w:tcPr>
-            <w:tcW w:w="1418" w:type="dxa"/>
+            <w:tcW w:w="1419" w:type="dxa"/>
             <w:tcBorders>
               <w:top w:val="single" w:sz="4" w:space="0" w:color="000000"/>
               <w:bottom w:val="single" w:sz="4" w:space="0" w:color="000000"/>
@@ -19672,8 +19722,8 @@
       <w:tblGrid>
         <w:gridCol w:w="2211"/>
         <w:gridCol w:w="3459"/>
-        <w:gridCol w:w="1982"/>
-        <w:gridCol w:w="2124"/>
+        <w:gridCol w:w="1981"/>
+        <w:gridCol w:w="2125"/>
       </w:tblGrid>
       <w:tr>
         <w:trPr>
@@ -19763,7 +19813,7 @@
         </w:tc>
         <w:tc>
           <w:tcPr>
-            <w:tcW w:w="1982" w:type="dxa"/>
+            <w:tcW w:w="1981" w:type="dxa"/>
             <w:tcBorders>
               <w:top w:val="single" w:sz="4" w:space="0" w:color="000000"/>
               <w:start w:val="single" w:sz="4" w:space="0" w:color="000000"/>
@@ -19804,7 +19854,7 @@
         </w:tc>
         <w:tc>
           <w:tcPr>
-            <w:tcW w:w="2124" w:type="dxa"/>
+            <w:tcW w:w="2125" w:type="dxa"/>
             <w:tcBorders>
               <w:top w:val="single" w:sz="4" w:space="0" w:color="000000"/>
               <w:start w:val="single" w:sz="4" w:space="0" w:color="000000"/>
@@ -19924,7 +19974,7 @@
         </w:tc>
         <w:tc>
           <w:tcPr>
-            <w:tcW w:w="1982" w:type="dxa"/>
+            <w:tcW w:w="1981" w:type="dxa"/>
             <w:tcBorders>
               <w:top w:val="single" w:sz="4" w:space="0" w:color="000000"/>
               <w:start w:val="single" w:sz="4" w:space="0" w:color="000000"/>
@@ -19961,7 +20011,7 @@
         </w:tc>
         <w:tc>
           <w:tcPr>
-            <w:tcW w:w="2124" w:type="dxa"/>
+            <w:tcW w:w="2125" w:type="dxa"/>
             <w:tcBorders>
               <w:top w:val="single" w:sz="4" w:space="0" w:color="000000"/>
               <w:start w:val="single" w:sz="4" w:space="0" w:color="000000"/>
@@ -20076,7 +20126,7 @@
         </w:tc>
         <w:tc>
           <w:tcPr>
-            <w:tcW w:w="1982" w:type="dxa"/>
+            <w:tcW w:w="1981" w:type="dxa"/>
             <w:tcBorders>
               <w:top w:val="single" w:sz="4" w:space="0" w:color="000000"/>
               <w:start w:val="single" w:sz="4" w:space="0" w:color="000000"/>
@@ -20113,7 +20163,7 @@
         </w:tc>
         <w:tc>
           <w:tcPr>
-            <w:tcW w:w="2124" w:type="dxa"/>
+            <w:tcW w:w="2125" w:type="dxa"/>
             <w:tcBorders>
               <w:top w:val="single" w:sz="4" w:space="0" w:color="000000"/>
               <w:start w:val="single" w:sz="4" w:space="0" w:color="000000"/>
@@ -20228,7 +20278,7 @@
         </w:tc>
         <w:tc>
           <w:tcPr>
-            <w:tcW w:w="1982" w:type="dxa"/>
+            <w:tcW w:w="1981" w:type="dxa"/>
             <w:tcBorders>
               <w:top w:val="single" w:sz="4" w:space="0" w:color="000000"/>
               <w:start w:val="single" w:sz="4" w:space="0" w:color="000000"/>
@@ -20265,7 +20315,7 @@
         </w:tc>
         <w:tc>
           <w:tcPr>
-            <w:tcW w:w="2124" w:type="dxa"/>
+            <w:tcW w:w="2125" w:type="dxa"/>
             <w:tcBorders>
               <w:top w:val="single" w:sz="4" w:space="0" w:color="000000"/>
               <w:start w:val="single" w:sz="4" w:space="0" w:color="000000"/>
@@ -20380,7 +20430,7 @@
         </w:tc>
         <w:tc>
           <w:tcPr>
-            <w:tcW w:w="1982" w:type="dxa"/>
+            <w:tcW w:w="1981" w:type="dxa"/>
             <w:tcBorders>
               <w:top w:val="single" w:sz="4" w:space="0" w:color="000000"/>
               <w:start w:val="single" w:sz="4" w:space="0" w:color="000000"/>
@@ -20417,7 +20467,7 @@
         </w:tc>
         <w:tc>
           <w:tcPr>
-            <w:tcW w:w="2124" w:type="dxa"/>
+            <w:tcW w:w="2125" w:type="dxa"/>
             <w:tcBorders>
               <w:top w:val="single" w:sz="4" w:space="0" w:color="000000"/>
               <w:start w:val="single" w:sz="4" w:space="0" w:color="000000"/>
@@ -20532,7 +20582,7 @@
         </w:tc>
         <w:tc>
           <w:tcPr>
-            <w:tcW w:w="1982" w:type="dxa"/>
+            <w:tcW w:w="1981" w:type="dxa"/>
             <w:tcBorders>
               <w:top w:val="single" w:sz="4" w:space="0" w:color="000000"/>
               <w:start w:val="single" w:sz="4" w:space="0" w:color="000000"/>
@@ -20569,7 +20619,7 @@
         </w:tc>
         <w:tc>
           <w:tcPr>
-            <w:tcW w:w="2124" w:type="dxa"/>
+            <w:tcW w:w="2125" w:type="dxa"/>
             <w:tcBorders>
               <w:top w:val="single" w:sz="4" w:space="0" w:color="000000"/>
               <w:start w:val="single" w:sz="4" w:space="0" w:color="000000"/>
@@ -20684,7 +20734,7 @@
         </w:tc>
         <w:tc>
           <w:tcPr>
-            <w:tcW w:w="1982" w:type="dxa"/>
+            <w:tcW w:w="1981" w:type="dxa"/>
             <w:tcBorders>
               <w:top w:val="single" w:sz="4" w:space="0" w:color="000000"/>
               <w:start w:val="single" w:sz="4" w:space="0" w:color="000000"/>
@@ -20721,7 +20771,7 @@
         </w:tc>
         <w:tc>
           <w:tcPr>
-            <w:tcW w:w="2124" w:type="dxa"/>
+            <w:tcW w:w="2125" w:type="dxa"/>
             <w:tcBorders>
               <w:top w:val="single" w:sz="4" w:space="0" w:color="000000"/>
               <w:start w:val="single" w:sz="4" w:space="0" w:color="000000"/>
@@ -20836,7 +20886,7 @@
         </w:tc>
         <w:tc>
           <w:tcPr>
-            <w:tcW w:w="1982" w:type="dxa"/>
+            <w:tcW w:w="1981" w:type="dxa"/>
             <w:tcBorders>
               <w:top w:val="single" w:sz="4" w:space="0" w:color="000000"/>
               <w:start w:val="single" w:sz="4" w:space="0" w:color="000000"/>
@@ -20873,7 +20923,7 @@
         </w:tc>
         <w:tc>
           <w:tcPr>
-            <w:tcW w:w="2124" w:type="dxa"/>
+            <w:tcW w:w="2125" w:type="dxa"/>
             <w:tcBorders>
               <w:top w:val="single" w:sz="4" w:space="0" w:color="000000"/>
               <w:start w:val="single" w:sz="4" w:space="0" w:color="000000"/>
@@ -20988,7 +21038,7 @@
         </w:tc>
         <w:tc>
           <w:tcPr>
-            <w:tcW w:w="1982" w:type="dxa"/>
+            <w:tcW w:w="1981" w:type="dxa"/>
             <w:tcBorders>
               <w:top w:val="single" w:sz="4" w:space="0" w:color="000000"/>
               <w:start w:val="single" w:sz="4" w:space="0" w:color="000000"/>
@@ -21025,7 +21075,7 @@
         </w:tc>
         <w:tc>
           <w:tcPr>
-            <w:tcW w:w="2124" w:type="dxa"/>
+            <w:tcW w:w="2125" w:type="dxa"/>
             <w:tcBorders>
               <w:top w:val="single" w:sz="4" w:space="0" w:color="000000"/>
               <w:start w:val="single" w:sz="4" w:space="0" w:color="000000"/>
@@ -21140,7 +21190,7 @@
         </w:tc>
         <w:tc>
           <w:tcPr>
-            <w:tcW w:w="1982" w:type="dxa"/>
+            <w:tcW w:w="1981" w:type="dxa"/>
             <w:tcBorders>
               <w:top w:val="single" w:sz="4" w:space="0" w:color="000000"/>
               <w:start w:val="single" w:sz="4" w:space="0" w:color="000000"/>
@@ -21177,7 +21227,7 @@
         </w:tc>
         <w:tc>
           <w:tcPr>
-            <w:tcW w:w="2124" w:type="dxa"/>
+            <w:tcW w:w="2125" w:type="dxa"/>
             <w:tcBorders>
               <w:top w:val="single" w:sz="4" w:space="0" w:color="000000"/>
               <w:start w:val="single" w:sz="4" w:space="0" w:color="000000"/>
@@ -21292,7 +21342,7 @@
         </w:tc>
         <w:tc>
           <w:tcPr>
-            <w:tcW w:w="1982" w:type="dxa"/>
+            <w:tcW w:w="1981" w:type="dxa"/>
             <w:tcBorders>
               <w:top w:val="single" w:sz="4" w:space="0" w:color="000000"/>
               <w:start w:val="single" w:sz="4" w:space="0" w:color="000000"/>
@@ -21329,7 +21379,7 @@
         </w:tc>
         <w:tc>
           <w:tcPr>
-            <w:tcW w:w="2124" w:type="dxa"/>
+            <w:tcW w:w="2125" w:type="dxa"/>
             <w:tcBorders>
               <w:top w:val="single" w:sz="4" w:space="0" w:color="000000"/>
               <w:start w:val="single" w:sz="4" w:space="0" w:color="000000"/>
@@ -21444,7 +21494,7 @@
         </w:tc>
         <w:tc>
           <w:tcPr>
-            <w:tcW w:w="1982" w:type="dxa"/>
+            <w:tcW w:w="1981" w:type="dxa"/>
             <w:tcBorders>
               <w:top w:val="single" w:sz="4" w:space="0" w:color="000000"/>
               <w:start w:val="single" w:sz="4" w:space="0" w:color="000000"/>
@@ -21481,7 +21531,7 @@
         </w:tc>
         <w:tc>
           <w:tcPr>
-            <w:tcW w:w="2124" w:type="dxa"/>
+            <w:tcW w:w="2125" w:type="dxa"/>
             <w:tcBorders>
               <w:top w:val="single" w:sz="4" w:space="0" w:color="000000"/>
               <w:start w:val="single" w:sz="4" w:space="0" w:color="000000"/>
@@ -21596,7 +21646,7 @@
         </w:tc>
         <w:tc>
           <w:tcPr>
-            <w:tcW w:w="1982" w:type="dxa"/>
+            <w:tcW w:w="1981" w:type="dxa"/>
             <w:tcBorders>
               <w:top w:val="single" w:sz="4" w:space="0" w:color="000000"/>
               <w:start w:val="single" w:sz="4" w:space="0" w:color="000000"/>
@@ -21633,7 +21683,7 @@
         </w:tc>
         <w:tc>
           <w:tcPr>
-            <w:tcW w:w="2124" w:type="dxa"/>
+            <w:tcW w:w="2125" w:type="dxa"/>
             <w:tcBorders>
               <w:top w:val="single" w:sz="4" w:space="0" w:color="000000"/>
               <w:start w:val="single" w:sz="4" w:space="0" w:color="000000"/>
@@ -21749,7 +21799,7 @@
         </w:tc>
         <w:tc>
           <w:tcPr>
-            <w:tcW w:w="1982" w:type="dxa"/>
+            <w:tcW w:w="1981" w:type="dxa"/>
             <w:tcBorders>
               <w:top w:val="single" w:sz="4" w:space="0" w:color="000000"/>
               <w:start w:val="single" w:sz="4" w:space="0" w:color="000000"/>
@@ -21786,7 +21836,7 @@
         </w:tc>
         <w:tc>
           <w:tcPr>
-            <w:tcW w:w="2124" w:type="dxa"/>
+            <w:tcW w:w="2125" w:type="dxa"/>
             <w:tcBorders>
               <w:top w:val="single" w:sz="4" w:space="0" w:color="000000"/>
               <w:start w:val="single" w:sz="4" w:space="0" w:color="000000"/>
@@ -21858,7 +21908,7 @@
                 <w:szCs w:val="24"/>
                 <w:lang w:val="en-IN" w:eastAsia="en-IN"/>
               </w:rPr>
-              <w:t>Company code</w:t>
+              <w:t>Company Code 1</w:t>
             </w:r>
           </w:p>
         </w:tc>
@@ -21901,7 +21951,7 @@
         </w:tc>
         <w:tc>
           <w:tcPr>
-            <w:tcW w:w="1982" w:type="dxa"/>
+            <w:tcW w:w="1981" w:type="dxa"/>
             <w:tcBorders>
               <w:top w:val="single" w:sz="4" w:space="0" w:color="000000"/>
               <w:start w:val="single" w:sz="4" w:space="0" w:color="000000"/>
@@ -21938,7 +21988,7 @@
         </w:tc>
         <w:tc>
           <w:tcPr>
-            <w:tcW w:w="2124" w:type="dxa"/>
+            <w:tcW w:w="2125" w:type="dxa"/>
             <w:tcBorders>
               <w:top w:val="single" w:sz="4" w:space="0" w:color="000000"/>
               <w:start w:val="single" w:sz="4" w:space="0" w:color="000000"/>
@@ -22010,7 +22060,7 @@
                 <w:szCs w:val="24"/>
                 <w:lang w:val="en-IN" w:eastAsia="en-IN"/>
               </w:rPr>
-              <w:t>Posting block old</w:t>
+              <w:t>Posting block old 1</w:t>
             </w:r>
           </w:p>
         </w:tc>
@@ -22053,7 +22103,7 @@
         </w:tc>
         <w:tc>
           <w:tcPr>
-            <w:tcW w:w="1982" w:type="dxa"/>
+            <w:tcW w:w="1981" w:type="dxa"/>
             <w:tcBorders>
               <w:top w:val="single" w:sz="4" w:space="0" w:color="000000"/>
               <w:start w:val="single" w:sz="4" w:space="0" w:color="000000"/>
@@ -22090,7 +22140,7 @@
         </w:tc>
         <w:tc>
           <w:tcPr>
-            <w:tcW w:w="2124" w:type="dxa"/>
+            <w:tcW w:w="2125" w:type="dxa"/>
             <w:tcBorders>
               <w:top w:val="single" w:sz="4" w:space="0" w:color="000000"/>
               <w:start w:val="single" w:sz="4" w:space="0" w:color="000000"/>
@@ -22162,7 +22212,7 @@
                 <w:szCs w:val="24"/>
                 <w:lang w:val="en-IN" w:eastAsia="en-IN"/>
               </w:rPr>
-              <w:t>Posting block new</w:t>
+              <w:t>Posting block new 1</w:t>
             </w:r>
           </w:p>
         </w:tc>
@@ -22205,7 +22255,7 @@
         </w:tc>
         <w:tc>
           <w:tcPr>
-            <w:tcW w:w="1982" w:type="dxa"/>
+            <w:tcW w:w="1981" w:type="dxa"/>
             <w:tcBorders>
               <w:top w:val="single" w:sz="4" w:space="0" w:color="000000"/>
               <w:start w:val="single" w:sz="4" w:space="0" w:color="000000"/>
@@ -22242,7 +22292,7 @@
         </w:tc>
         <w:tc>
           <w:tcPr>
-            <w:tcW w:w="2124" w:type="dxa"/>
+            <w:tcW w:w="2125" w:type="dxa"/>
             <w:tcBorders>
               <w:top w:val="single" w:sz="4" w:space="0" w:color="000000"/>
               <w:start w:val="single" w:sz="4" w:space="0" w:color="000000"/>
@@ -22357,7 +22407,7 @@
         </w:tc>
         <w:tc>
           <w:tcPr>
-            <w:tcW w:w="1982" w:type="dxa"/>
+            <w:tcW w:w="1981" w:type="dxa"/>
             <w:tcBorders>
               <w:top w:val="single" w:sz="4" w:space="0" w:color="000000"/>
               <w:start w:val="single" w:sz="4" w:space="0" w:color="000000"/>
@@ -22393,7 +22443,7 @@
         </w:tc>
         <w:tc>
           <w:tcPr>
-            <w:tcW w:w="2124" w:type="dxa"/>
+            <w:tcW w:w="2125" w:type="dxa"/>
             <w:tcBorders>
               <w:top w:val="single" w:sz="4" w:space="0" w:color="000000"/>
               <w:start w:val="single" w:sz="4" w:space="0" w:color="000000"/>
@@ -22508,7 +22558,7 @@
         </w:tc>
         <w:tc>
           <w:tcPr>
-            <w:tcW w:w="1982" w:type="dxa"/>
+            <w:tcW w:w="1981" w:type="dxa"/>
             <w:tcBorders>
               <w:top w:val="single" w:sz="4" w:space="0" w:color="000000"/>
               <w:start w:val="single" w:sz="4" w:space="0" w:color="000000"/>
@@ -22545,7 +22595,7 @@
         </w:tc>
         <w:tc>
           <w:tcPr>
-            <w:tcW w:w="2124" w:type="dxa"/>
+            <w:tcW w:w="2125" w:type="dxa"/>
             <w:tcBorders>
               <w:top w:val="single" w:sz="4" w:space="0" w:color="000000"/>
               <w:start w:val="single" w:sz="4" w:space="0" w:color="000000"/>
@@ -22617,7 +22667,7 @@
                 <w:szCs w:val="24"/>
                 <w:lang w:val="en-IN" w:eastAsia="en-IN"/>
               </w:rPr>
-              <w:t>Company code</w:t>
+              <w:t>Company Code 2</w:t>
             </w:r>
           </w:p>
         </w:tc>
@@ -22660,7 +22710,7 @@
         </w:tc>
         <w:tc>
           <w:tcPr>
-            <w:tcW w:w="1982" w:type="dxa"/>
+            <w:tcW w:w="1981" w:type="dxa"/>
             <w:tcBorders>
               <w:top w:val="single" w:sz="4" w:space="0" w:color="000000"/>
               <w:start w:val="single" w:sz="4" w:space="0" w:color="000000"/>
@@ -22697,7 +22747,7 @@
         </w:tc>
         <w:tc>
           <w:tcPr>
-            <w:tcW w:w="2124" w:type="dxa"/>
+            <w:tcW w:w="2125" w:type="dxa"/>
             <w:tcBorders>
               <w:top w:val="single" w:sz="4" w:space="0" w:color="000000"/>
               <w:start w:val="single" w:sz="4" w:space="0" w:color="000000"/>
@@ -22769,7 +22819,7 @@
                 <w:szCs w:val="24"/>
                 <w:lang w:val="en-IN" w:eastAsia="en-IN"/>
               </w:rPr>
-              <w:t>Posting block old</w:t>
+              <w:t>Posting block old 2</w:t>
             </w:r>
           </w:p>
         </w:tc>
@@ -22812,7 +22862,7 @@
         </w:tc>
         <w:tc>
           <w:tcPr>
-            <w:tcW w:w="1982" w:type="dxa"/>
+            <w:tcW w:w="1981" w:type="dxa"/>
             <w:tcBorders>
               <w:top w:val="single" w:sz="4" w:space="0" w:color="000000"/>
               <w:start w:val="single" w:sz="4" w:space="0" w:color="000000"/>
@@ -22849,7 +22899,7 @@
         </w:tc>
         <w:tc>
           <w:tcPr>
-            <w:tcW w:w="2124" w:type="dxa"/>
+            <w:tcW w:w="2125" w:type="dxa"/>
             <w:tcBorders>
               <w:top w:val="single" w:sz="4" w:space="0" w:color="000000"/>
               <w:start w:val="single" w:sz="4" w:space="0" w:color="000000"/>
@@ -22921,7 +22971,7 @@
                 <w:szCs w:val="24"/>
                 <w:lang w:val="en-IN" w:eastAsia="en-IN"/>
               </w:rPr>
-              <w:t>Posting block new</w:t>
+              <w:t>Posting block new 2</w:t>
             </w:r>
           </w:p>
         </w:tc>
@@ -22964,7 +23014,7 @@
         </w:tc>
         <w:tc>
           <w:tcPr>
-            <w:tcW w:w="1982" w:type="dxa"/>
+            <w:tcW w:w="1981" w:type="dxa"/>
             <w:tcBorders>
               <w:top w:val="single" w:sz="4" w:space="0" w:color="000000"/>
               <w:start w:val="single" w:sz="4" w:space="0" w:color="000000"/>
@@ -23001,7 +23051,7 @@
         </w:tc>
         <w:tc>
           <w:tcPr>
-            <w:tcW w:w="2124" w:type="dxa"/>
+            <w:tcW w:w="2125" w:type="dxa"/>
             <w:tcBorders>
               <w:top w:val="single" w:sz="4" w:space="0" w:color="000000"/>
               <w:start w:val="single" w:sz="4" w:space="0" w:color="000000"/>
@@ -23116,7 +23166,7 @@
         </w:tc>
         <w:tc>
           <w:tcPr>
-            <w:tcW w:w="1982" w:type="dxa"/>
+            <w:tcW w:w="1981" w:type="dxa"/>
             <w:tcBorders>
               <w:top w:val="single" w:sz="4" w:space="0" w:color="000000"/>
               <w:start w:val="single" w:sz="4" w:space="0" w:color="000000"/>
@@ -23153,7 +23203,7 @@
         </w:tc>
         <w:tc>
           <w:tcPr>
-            <w:tcW w:w="2124" w:type="dxa"/>
+            <w:tcW w:w="2125" w:type="dxa"/>
             <w:tcBorders>
               <w:top w:val="single" w:sz="4" w:space="0" w:color="000000"/>
               <w:start w:val="single" w:sz="4" w:space="0" w:color="000000"/>
@@ -23268,7 +23318,7 @@
         </w:tc>
         <w:tc>
           <w:tcPr>
-            <w:tcW w:w="1982" w:type="dxa"/>
+            <w:tcW w:w="1981" w:type="dxa"/>
             <w:tcBorders>
               <w:top w:val="single" w:sz="4" w:space="0" w:color="000000"/>
               <w:start w:val="single" w:sz="4" w:space="0" w:color="000000"/>
@@ -23305,7 +23355,7 @@
         </w:tc>
         <w:tc>
           <w:tcPr>
-            <w:tcW w:w="2124" w:type="dxa"/>
+            <w:tcW w:w="2125" w:type="dxa"/>
             <w:tcBorders>
               <w:top w:val="single" w:sz="4" w:space="0" w:color="000000"/>
               <w:start w:val="single" w:sz="4" w:space="0" w:color="000000"/>
@@ -23420,7 +23470,7 @@
         </w:tc>
         <w:tc>
           <w:tcPr>
-            <w:tcW w:w="1982" w:type="dxa"/>
+            <w:tcW w:w="1981" w:type="dxa"/>
             <w:tcBorders>
               <w:top w:val="single" w:sz="4" w:space="0" w:color="000000"/>
               <w:start w:val="single" w:sz="4" w:space="0" w:color="000000"/>
@@ -23457,7 +23507,7 @@
         </w:tc>
         <w:tc>
           <w:tcPr>
-            <w:tcW w:w="2124" w:type="dxa"/>
+            <w:tcW w:w="2125" w:type="dxa"/>
             <w:tcBorders>
               <w:top w:val="single" w:sz="4" w:space="0" w:color="000000"/>
               <w:start w:val="single" w:sz="4" w:space="0" w:color="000000"/>
@@ -23572,7 +23622,7 @@
         </w:tc>
         <w:tc>
           <w:tcPr>
-            <w:tcW w:w="1982" w:type="dxa"/>
+            <w:tcW w:w="1981" w:type="dxa"/>
             <w:tcBorders>
               <w:top w:val="single" w:sz="4" w:space="0" w:color="000000"/>
               <w:start w:val="single" w:sz="4" w:space="0" w:color="000000"/>
@@ -23609,7 +23659,7 @@
         </w:tc>
         <w:tc>
           <w:tcPr>
-            <w:tcW w:w="2124" w:type="dxa"/>
+            <w:tcW w:w="2125" w:type="dxa"/>
             <w:tcBorders>
               <w:top w:val="single" w:sz="4" w:space="0" w:color="000000"/>
               <w:start w:val="single" w:sz="4" w:space="0" w:color="000000"/>
@@ -23724,7 +23774,7 @@
         </w:tc>
         <w:tc>
           <w:tcPr>
-            <w:tcW w:w="1982" w:type="dxa"/>
+            <w:tcW w:w="1981" w:type="dxa"/>
             <w:tcBorders>
               <w:top w:val="single" w:sz="4" w:space="0" w:color="000000"/>
               <w:start w:val="single" w:sz="4" w:space="0" w:color="000000"/>
@@ -23761,7 +23811,7 @@
         </w:tc>
         <w:tc>
           <w:tcPr>
-            <w:tcW w:w="2124" w:type="dxa"/>
+            <w:tcW w:w="2125" w:type="dxa"/>
             <w:tcBorders>
               <w:top w:val="single" w:sz="4" w:space="0" w:color="000000"/>
               <w:start w:val="single" w:sz="4" w:space="0" w:color="000000"/>
@@ -23877,7 +23927,7 @@
         </w:tc>
         <w:tc>
           <w:tcPr>
-            <w:tcW w:w="1982" w:type="dxa"/>
+            <w:tcW w:w="1981" w:type="dxa"/>
             <w:tcBorders>
               <w:top w:val="single" w:sz="4" w:space="0" w:color="000000"/>
               <w:start w:val="single" w:sz="4" w:space="0" w:color="000000"/>
@@ -23914,7 +23964,7 @@
         </w:tc>
         <w:tc>
           <w:tcPr>
-            <w:tcW w:w="2124" w:type="dxa"/>
+            <w:tcW w:w="2125" w:type="dxa"/>
             <w:tcBorders>
               <w:top w:val="single" w:sz="4" w:space="0" w:color="000000"/>
               <w:start w:val="single" w:sz="4" w:space="0" w:color="000000"/>
@@ -23986,7 +24036,7 @@
                 <w:szCs w:val="24"/>
                 <w:lang w:val="en-IN" w:eastAsia="en-IN"/>
               </w:rPr>
-              <w:t>Company Code</w:t>
+              <w:t>Company Code 1</w:t>
             </w:r>
           </w:p>
         </w:tc>
@@ -24029,7 +24079,7 @@
         </w:tc>
         <w:tc>
           <w:tcPr>
-            <w:tcW w:w="1982" w:type="dxa"/>
+            <w:tcW w:w="1981" w:type="dxa"/>
             <w:tcBorders>
               <w:top w:val="single" w:sz="4" w:space="0" w:color="000000"/>
               <w:start w:val="single" w:sz="4" w:space="0" w:color="000000"/>
@@ -24066,7 +24116,7 @@
         </w:tc>
         <w:tc>
           <w:tcPr>
-            <w:tcW w:w="2124" w:type="dxa"/>
+            <w:tcW w:w="2125" w:type="dxa"/>
             <w:tcBorders>
               <w:top w:val="single" w:sz="4" w:space="0" w:color="000000"/>
               <w:start w:val="single" w:sz="4" w:space="0" w:color="000000"/>
@@ -24138,7 +24188,7 @@
                 <w:szCs w:val="24"/>
                 <w:lang w:val="en-IN" w:eastAsia="en-IN"/>
               </w:rPr>
-              <w:t>Payment block old</w:t>
+              <w:t>Payment block old 1</w:t>
             </w:r>
           </w:p>
         </w:tc>
@@ -24181,7 +24231,7 @@
         </w:tc>
         <w:tc>
           <w:tcPr>
-            <w:tcW w:w="1982" w:type="dxa"/>
+            <w:tcW w:w="1981" w:type="dxa"/>
             <w:tcBorders>
               <w:top w:val="single" w:sz="4" w:space="0" w:color="000000"/>
               <w:start w:val="single" w:sz="4" w:space="0" w:color="000000"/>
@@ -24218,7 +24268,7 @@
         </w:tc>
         <w:tc>
           <w:tcPr>
-            <w:tcW w:w="2124" w:type="dxa"/>
+            <w:tcW w:w="2125" w:type="dxa"/>
             <w:tcBorders>
               <w:top w:val="single" w:sz="4" w:space="0" w:color="000000"/>
               <w:start w:val="single" w:sz="4" w:space="0" w:color="000000"/>
@@ -24290,7 +24340,7 @@
                 <w:szCs w:val="24"/>
                 <w:lang w:val="en-IN" w:eastAsia="en-IN"/>
               </w:rPr>
-              <w:t>Payment block New</w:t>
+              <w:t>Payment block New 1</w:t>
             </w:r>
           </w:p>
         </w:tc>
@@ -24333,7 +24383,7 @@
         </w:tc>
         <w:tc>
           <w:tcPr>
-            <w:tcW w:w="1982" w:type="dxa"/>
+            <w:tcW w:w="1981" w:type="dxa"/>
             <w:tcBorders>
               <w:top w:val="single" w:sz="4" w:space="0" w:color="000000"/>
               <w:start w:val="single" w:sz="4" w:space="0" w:color="000000"/>
@@ -24370,7 +24420,7 @@
         </w:tc>
         <w:tc>
           <w:tcPr>
-            <w:tcW w:w="2124" w:type="dxa"/>
+            <w:tcW w:w="2125" w:type="dxa"/>
             <w:tcBorders>
               <w:top w:val="single" w:sz="4" w:space="0" w:color="000000"/>
               <w:start w:val="single" w:sz="4" w:space="0" w:color="000000"/>
@@ -24485,7 +24535,7 @@
         </w:tc>
         <w:tc>
           <w:tcPr>
-            <w:tcW w:w="1982" w:type="dxa"/>
+            <w:tcW w:w="1981" w:type="dxa"/>
             <w:tcBorders>
               <w:top w:val="single" w:sz="4" w:space="0" w:color="000000"/>
               <w:start w:val="single" w:sz="4" w:space="0" w:color="000000"/>
@@ -24522,7 +24572,7 @@
         </w:tc>
         <w:tc>
           <w:tcPr>
-            <w:tcW w:w="2124" w:type="dxa"/>
+            <w:tcW w:w="2125" w:type="dxa"/>
             <w:tcBorders>
               <w:top w:val="single" w:sz="4" w:space="0" w:color="000000"/>
               <w:start w:val="single" w:sz="4" w:space="0" w:color="000000"/>
@@ -24637,7 +24687,7 @@
         </w:tc>
         <w:tc>
           <w:tcPr>
-            <w:tcW w:w="1982" w:type="dxa"/>
+            <w:tcW w:w="1981" w:type="dxa"/>
             <w:tcBorders>
               <w:top w:val="single" w:sz="4" w:space="0" w:color="000000"/>
               <w:start w:val="single" w:sz="4" w:space="0" w:color="000000"/>
@@ -24674,7 +24724,7 @@
         </w:tc>
         <w:tc>
           <w:tcPr>
-            <w:tcW w:w="2124" w:type="dxa"/>
+            <w:tcW w:w="2125" w:type="dxa"/>
             <w:tcBorders>
               <w:top w:val="single" w:sz="4" w:space="0" w:color="000000"/>
               <w:start w:val="single" w:sz="4" w:space="0" w:color="000000"/>
@@ -24746,7 +24796,7 @@
                 <w:szCs w:val="24"/>
                 <w:lang w:val="en-IN" w:eastAsia="en-IN"/>
               </w:rPr>
-              <w:t>Company Code</w:t>
+              <w:t>Company Code 2</w:t>
             </w:r>
           </w:p>
         </w:tc>
@@ -24789,7 +24839,7 @@
         </w:tc>
         <w:tc>
           <w:tcPr>
-            <w:tcW w:w="1982" w:type="dxa"/>
+            <w:tcW w:w="1981" w:type="dxa"/>
             <w:tcBorders>
               <w:top w:val="single" w:sz="4" w:space="0" w:color="000000"/>
               <w:start w:val="single" w:sz="4" w:space="0" w:color="000000"/>
@@ -24826,7 +24876,7 @@
         </w:tc>
         <w:tc>
           <w:tcPr>
-            <w:tcW w:w="2124" w:type="dxa"/>
+            <w:tcW w:w="2125" w:type="dxa"/>
             <w:tcBorders>
               <w:top w:val="single" w:sz="4" w:space="0" w:color="000000"/>
               <w:start w:val="single" w:sz="4" w:space="0" w:color="000000"/>
@@ -24898,7 +24948,7 @@
                 <w:szCs w:val="24"/>
                 <w:lang w:val="en-IN" w:eastAsia="en-IN"/>
               </w:rPr>
-              <w:t>Payment block old</w:t>
+              <w:t>Payment block old 2</w:t>
             </w:r>
           </w:p>
         </w:tc>
@@ -24941,7 +24991,7 @@
         </w:tc>
         <w:tc>
           <w:tcPr>
-            <w:tcW w:w="1982" w:type="dxa"/>
+            <w:tcW w:w="1981" w:type="dxa"/>
             <w:tcBorders>
               <w:top w:val="single" w:sz="4" w:space="0" w:color="000000"/>
               <w:start w:val="single" w:sz="4" w:space="0" w:color="000000"/>
@@ -24978,7 +25028,7 @@
         </w:tc>
         <w:tc>
           <w:tcPr>
-            <w:tcW w:w="2124" w:type="dxa"/>
+            <w:tcW w:w="2125" w:type="dxa"/>
             <w:tcBorders>
               <w:top w:val="single" w:sz="4" w:space="0" w:color="000000"/>
               <w:start w:val="single" w:sz="4" w:space="0" w:color="000000"/>
@@ -25050,7 +25100,7 @@
                 <w:szCs w:val="24"/>
                 <w:lang w:val="en-IN" w:eastAsia="en-IN"/>
               </w:rPr>
-              <w:t>Payment block New</w:t>
+              <w:t>Payment block New 2</w:t>
             </w:r>
           </w:p>
         </w:tc>
@@ -25093,7 +25143,7 @@
         </w:tc>
         <w:tc>
           <w:tcPr>
-            <w:tcW w:w="1982" w:type="dxa"/>
+            <w:tcW w:w="1981" w:type="dxa"/>
             <w:tcBorders>
               <w:top w:val="single" w:sz="4" w:space="0" w:color="000000"/>
               <w:start w:val="single" w:sz="4" w:space="0" w:color="000000"/>
@@ -25130,7 +25180,7 @@
         </w:tc>
         <w:tc>
           <w:tcPr>
-            <w:tcW w:w="2124" w:type="dxa"/>
+            <w:tcW w:w="2125" w:type="dxa"/>
             <w:tcBorders>
               <w:top w:val="single" w:sz="4" w:space="0" w:color="000000"/>
               <w:start w:val="single" w:sz="4" w:space="0" w:color="000000"/>
@@ -25245,7 +25295,7 @@
         </w:tc>
         <w:tc>
           <w:tcPr>
-            <w:tcW w:w="1982" w:type="dxa"/>
+            <w:tcW w:w="1981" w:type="dxa"/>
             <w:tcBorders>
               <w:top w:val="single" w:sz="4" w:space="0" w:color="000000"/>
               <w:start w:val="single" w:sz="4" w:space="0" w:color="000000"/>
@@ -25282,7 +25332,7 @@
         </w:tc>
         <w:tc>
           <w:tcPr>
-            <w:tcW w:w="2124" w:type="dxa"/>
+            <w:tcW w:w="2125" w:type="dxa"/>
             <w:tcBorders>
               <w:top w:val="single" w:sz="4" w:space="0" w:color="000000"/>
               <w:start w:val="single" w:sz="4" w:space="0" w:color="000000"/>
@@ -25397,7 +25447,7 @@
         </w:tc>
         <w:tc>
           <w:tcPr>
-            <w:tcW w:w="1982" w:type="dxa"/>
+            <w:tcW w:w="1981" w:type="dxa"/>
             <w:tcBorders>
               <w:top w:val="single" w:sz="4" w:space="0" w:color="000000"/>
               <w:start w:val="single" w:sz="4" w:space="0" w:color="000000"/>
@@ -25434,7 +25484,7 @@
         </w:tc>
         <w:tc>
           <w:tcPr>
-            <w:tcW w:w="2124" w:type="dxa"/>
+            <w:tcW w:w="2125" w:type="dxa"/>
             <w:tcBorders>
               <w:top w:val="single" w:sz="4" w:space="0" w:color="000000"/>
               <w:start w:val="single" w:sz="4" w:space="0" w:color="000000"/>
@@ -25549,7 +25599,7 @@
         </w:tc>
         <w:tc>
           <w:tcPr>
-            <w:tcW w:w="1982" w:type="dxa"/>
+            <w:tcW w:w="1981" w:type="dxa"/>
             <w:tcBorders>
               <w:top w:val="single" w:sz="4" w:space="0" w:color="000000"/>
               <w:start w:val="single" w:sz="4" w:space="0" w:color="000000"/>
@@ -25586,7 +25636,7 @@
         </w:tc>
         <w:tc>
           <w:tcPr>
-            <w:tcW w:w="2124" w:type="dxa"/>
+            <w:tcW w:w="2125" w:type="dxa"/>
             <w:tcBorders>
               <w:top w:val="single" w:sz="4" w:space="0" w:color="000000"/>
               <w:start w:val="single" w:sz="4" w:space="0" w:color="000000"/>
@@ -25701,7 +25751,7 @@
         </w:tc>
         <w:tc>
           <w:tcPr>
-            <w:tcW w:w="1982" w:type="dxa"/>
+            <w:tcW w:w="1981" w:type="dxa"/>
             <w:tcBorders>
               <w:top w:val="single" w:sz="4" w:space="0" w:color="000000"/>
               <w:start w:val="single" w:sz="4" w:space="0" w:color="000000"/>
@@ -25738,7 +25788,7 @@
         </w:tc>
         <w:tc>
           <w:tcPr>
-            <w:tcW w:w="2124" w:type="dxa"/>
+            <w:tcW w:w="2125" w:type="dxa"/>
             <w:tcBorders>
               <w:top w:val="single" w:sz="4" w:space="0" w:color="000000"/>
               <w:start w:val="single" w:sz="4" w:space="0" w:color="000000"/>
@@ -25853,7 +25903,7 @@
         </w:tc>
         <w:tc>
           <w:tcPr>
-            <w:tcW w:w="1982" w:type="dxa"/>
+            <w:tcW w:w="1981" w:type="dxa"/>
             <w:tcBorders>
               <w:top w:val="single" w:sz="4" w:space="0" w:color="000000"/>
               <w:start w:val="single" w:sz="4" w:space="0" w:color="000000"/>
@@ -25890,7 +25940,7 @@
         </w:tc>
         <w:tc>
           <w:tcPr>
-            <w:tcW w:w="2124" w:type="dxa"/>
+            <w:tcW w:w="2125" w:type="dxa"/>
             <w:tcBorders>
               <w:top w:val="single" w:sz="4" w:space="0" w:color="000000"/>
               <w:start w:val="single" w:sz="4" w:space="0" w:color="000000"/>
@@ -26006,7 +26056,7 @@
         </w:tc>
         <w:tc>
           <w:tcPr>
-            <w:tcW w:w="1982" w:type="dxa"/>
+            <w:tcW w:w="1981" w:type="dxa"/>
             <w:tcBorders>
               <w:top w:val="single" w:sz="4" w:space="0" w:color="000000"/>
               <w:start w:val="single" w:sz="4" w:space="0" w:color="000000"/>
@@ -26043,7 +26093,7 @@
         </w:tc>
         <w:tc>
           <w:tcPr>
-            <w:tcW w:w="2124" w:type="dxa"/>
+            <w:tcW w:w="2125" w:type="dxa"/>
             <w:tcBorders>
               <w:top w:val="single" w:sz="4" w:space="0" w:color="000000"/>
               <w:start w:val="single" w:sz="4" w:space="0" w:color="000000"/>
@@ -26115,7 +26165,7 @@
                 <w:szCs w:val="24"/>
                 <w:lang w:val="en-IN" w:eastAsia="en-IN"/>
               </w:rPr>
-              <w:t>Company code</w:t>
+              <w:t>Company Code 1</w:t>
             </w:r>
           </w:p>
         </w:tc>
@@ -26158,7 +26208,7 @@
         </w:tc>
         <w:tc>
           <w:tcPr>
-            <w:tcW w:w="1982" w:type="dxa"/>
+            <w:tcW w:w="1981" w:type="dxa"/>
             <w:tcBorders>
               <w:top w:val="single" w:sz="4" w:space="0" w:color="000000"/>
               <w:start w:val="single" w:sz="4" w:space="0" w:color="000000"/>
@@ -26195,7 +26245,7 @@
         </w:tc>
         <w:tc>
           <w:tcPr>
-            <w:tcW w:w="2124" w:type="dxa"/>
+            <w:tcW w:w="2125" w:type="dxa"/>
             <w:tcBorders>
               <w:top w:val="single" w:sz="4" w:space="0" w:color="000000"/>
               <w:start w:val="single" w:sz="4" w:space="0" w:color="000000"/>
@@ -26267,7 +26317,7 @@
                 <w:szCs w:val="24"/>
                 <w:lang w:val="en-IN" w:eastAsia="en-IN"/>
               </w:rPr>
-              <w:t>Purchase Org</w:t>
+              <w:t>Purchase Org 1</w:t>
             </w:r>
           </w:p>
         </w:tc>
@@ -26310,7 +26360,7 @@
         </w:tc>
         <w:tc>
           <w:tcPr>
-            <w:tcW w:w="1982" w:type="dxa"/>
+            <w:tcW w:w="1981" w:type="dxa"/>
             <w:tcBorders>
               <w:top w:val="single" w:sz="4" w:space="0" w:color="000000"/>
               <w:start w:val="single" w:sz="4" w:space="0" w:color="000000"/>
@@ -26347,7 +26397,7 @@
         </w:tc>
         <w:tc>
           <w:tcPr>
-            <w:tcW w:w="2124" w:type="dxa"/>
+            <w:tcW w:w="2125" w:type="dxa"/>
             <w:tcBorders>
               <w:top w:val="single" w:sz="4" w:space="0" w:color="000000"/>
               <w:start w:val="single" w:sz="4" w:space="0" w:color="000000"/>
@@ -26462,7 +26512,7 @@
         </w:tc>
         <w:tc>
           <w:tcPr>
-            <w:tcW w:w="1982" w:type="dxa"/>
+            <w:tcW w:w="1981" w:type="dxa"/>
             <w:tcBorders>
               <w:top w:val="single" w:sz="4" w:space="0" w:color="000000"/>
               <w:start w:val="single" w:sz="4" w:space="0" w:color="000000"/>
@@ -26499,7 +26549,7 @@
         </w:tc>
         <w:tc>
           <w:tcPr>
-            <w:tcW w:w="2124" w:type="dxa"/>
+            <w:tcW w:w="2125" w:type="dxa"/>
             <w:tcBorders>
               <w:top w:val="single" w:sz="4" w:space="0" w:color="000000"/>
               <w:start w:val="single" w:sz="4" w:space="0" w:color="000000"/>
@@ -26614,7 +26664,7 @@
         </w:tc>
         <w:tc>
           <w:tcPr>
-            <w:tcW w:w="1982" w:type="dxa"/>
+            <w:tcW w:w="1981" w:type="dxa"/>
             <w:tcBorders>
               <w:top w:val="single" w:sz="4" w:space="0" w:color="000000"/>
               <w:start w:val="single" w:sz="4" w:space="0" w:color="000000"/>
@@ -26651,7 +26701,7 @@
         </w:tc>
         <w:tc>
           <w:tcPr>
-            <w:tcW w:w="2124" w:type="dxa"/>
+            <w:tcW w:w="2125" w:type="dxa"/>
             <w:tcBorders>
               <w:top w:val="single" w:sz="4" w:space="0" w:color="000000"/>
               <w:start w:val="single" w:sz="4" w:space="0" w:color="000000"/>
@@ -26766,7 +26816,7 @@
         </w:tc>
         <w:tc>
           <w:tcPr>
-            <w:tcW w:w="1982" w:type="dxa"/>
+            <w:tcW w:w="1981" w:type="dxa"/>
             <w:tcBorders>
               <w:top w:val="single" w:sz="4" w:space="0" w:color="000000"/>
               <w:start w:val="single" w:sz="4" w:space="0" w:color="000000"/>
@@ -26803,7 +26853,7 @@
         </w:tc>
         <w:tc>
           <w:tcPr>
-            <w:tcW w:w="2124" w:type="dxa"/>
+            <w:tcW w:w="2125" w:type="dxa"/>
             <w:tcBorders>
               <w:top w:val="single" w:sz="4" w:space="0" w:color="000000"/>
               <w:start w:val="single" w:sz="4" w:space="0" w:color="000000"/>
@@ -26918,7 +26968,7 @@
         </w:tc>
         <w:tc>
           <w:tcPr>
-            <w:tcW w:w="1982" w:type="dxa"/>
+            <w:tcW w:w="1981" w:type="dxa"/>
             <w:tcBorders>
               <w:top w:val="single" w:sz="4" w:space="0" w:color="000000"/>
               <w:start w:val="single" w:sz="4" w:space="0" w:color="000000"/>
@@ -26955,7 +27005,7 @@
         </w:tc>
         <w:tc>
           <w:tcPr>
-            <w:tcW w:w="2124" w:type="dxa"/>
+            <w:tcW w:w="2125" w:type="dxa"/>
             <w:tcBorders>
               <w:top w:val="single" w:sz="4" w:space="0" w:color="000000"/>
               <w:start w:val="single" w:sz="4" w:space="0" w:color="000000"/>
@@ -27027,7 +27077,7 @@
                 <w:szCs w:val="24"/>
                 <w:lang w:val="en-IN" w:eastAsia="en-IN"/>
               </w:rPr>
-              <w:t>Company code</w:t>
+              <w:t>Company Code 2</w:t>
             </w:r>
           </w:p>
         </w:tc>
@@ -27070,7 +27120,7 @@
         </w:tc>
         <w:tc>
           <w:tcPr>
-            <w:tcW w:w="1982" w:type="dxa"/>
+            <w:tcW w:w="1981" w:type="dxa"/>
             <w:tcBorders>
               <w:top w:val="single" w:sz="4" w:space="0" w:color="000000"/>
               <w:start w:val="single" w:sz="4" w:space="0" w:color="000000"/>
@@ -27107,7 +27157,7 @@
         </w:tc>
         <w:tc>
           <w:tcPr>
-            <w:tcW w:w="2124" w:type="dxa"/>
+            <w:tcW w:w="2125" w:type="dxa"/>
             <w:tcBorders>
               <w:top w:val="single" w:sz="4" w:space="0" w:color="000000"/>
               <w:start w:val="single" w:sz="4" w:space="0" w:color="000000"/>
@@ -27179,7 +27229,7 @@
                 <w:szCs w:val="24"/>
                 <w:lang w:val="en-IN" w:eastAsia="en-IN"/>
               </w:rPr>
-              <w:t>Purchase Org</w:t>
+              <w:t>Purchase Org 2</w:t>
             </w:r>
           </w:p>
         </w:tc>
@@ -27222,7 +27272,7 @@
         </w:tc>
         <w:tc>
           <w:tcPr>
-            <w:tcW w:w="1982" w:type="dxa"/>
+            <w:tcW w:w="1981" w:type="dxa"/>
             <w:tcBorders>
               <w:top w:val="single" w:sz="4" w:space="0" w:color="000000"/>
               <w:start w:val="single" w:sz="4" w:space="0" w:color="000000"/>
@@ -27259,7 +27309,7 @@
         </w:tc>
         <w:tc>
           <w:tcPr>
-            <w:tcW w:w="2124" w:type="dxa"/>
+            <w:tcW w:w="2125" w:type="dxa"/>
             <w:tcBorders>
               <w:top w:val="single" w:sz="4" w:space="0" w:color="000000"/>
               <w:start w:val="single" w:sz="4" w:space="0" w:color="000000"/>
@@ -27374,7 +27424,7 @@
         </w:tc>
         <w:tc>
           <w:tcPr>
-            <w:tcW w:w="1982" w:type="dxa"/>
+            <w:tcW w:w="1981" w:type="dxa"/>
             <w:tcBorders>
               <w:top w:val="single" w:sz="4" w:space="0" w:color="000000"/>
               <w:start w:val="single" w:sz="4" w:space="0" w:color="000000"/>
@@ -27411,7 +27461,7 @@
         </w:tc>
         <w:tc>
           <w:tcPr>
-            <w:tcW w:w="2124" w:type="dxa"/>
+            <w:tcW w:w="2125" w:type="dxa"/>
             <w:tcBorders>
               <w:top w:val="single" w:sz="4" w:space="0" w:color="000000"/>
               <w:start w:val="single" w:sz="4" w:space="0" w:color="000000"/>
@@ -27526,7 +27576,7 @@
         </w:tc>
         <w:tc>
           <w:tcPr>
-            <w:tcW w:w="1982" w:type="dxa"/>
+            <w:tcW w:w="1981" w:type="dxa"/>
             <w:tcBorders>
               <w:top w:val="single" w:sz="4" w:space="0" w:color="000000"/>
               <w:start w:val="single" w:sz="4" w:space="0" w:color="000000"/>
@@ -27563,7 +27613,7 @@
         </w:tc>
         <w:tc>
           <w:tcPr>
-            <w:tcW w:w="2124" w:type="dxa"/>
+            <w:tcW w:w="2125" w:type="dxa"/>
             <w:tcBorders>
               <w:top w:val="single" w:sz="4" w:space="0" w:color="000000"/>
               <w:start w:val="single" w:sz="4" w:space="0" w:color="000000"/>
@@ -27678,7 +27728,7 @@
         </w:tc>
         <w:tc>
           <w:tcPr>
-            <w:tcW w:w="1982" w:type="dxa"/>
+            <w:tcW w:w="1981" w:type="dxa"/>
             <w:tcBorders>
               <w:top w:val="single" w:sz="4" w:space="0" w:color="000000"/>
               <w:start w:val="single" w:sz="4" w:space="0" w:color="000000"/>
@@ -27715,7 +27765,7 @@
         </w:tc>
         <w:tc>
           <w:tcPr>
-            <w:tcW w:w="2124" w:type="dxa"/>
+            <w:tcW w:w="2125" w:type="dxa"/>
             <w:tcBorders>
               <w:top w:val="single" w:sz="4" w:space="0" w:color="000000"/>
               <w:start w:val="single" w:sz="4" w:space="0" w:color="000000"/>
@@ -27830,7 +27880,7 @@
         </w:tc>
         <w:tc>
           <w:tcPr>
-            <w:tcW w:w="1982" w:type="dxa"/>
+            <w:tcW w:w="1981" w:type="dxa"/>
             <w:tcBorders>
               <w:top w:val="single" w:sz="4" w:space="0" w:color="000000"/>
               <w:start w:val="single" w:sz="4" w:space="0" w:color="000000"/>
@@ -27867,7 +27917,7 @@
         </w:tc>
         <w:tc>
           <w:tcPr>
-            <w:tcW w:w="2124" w:type="dxa"/>
+            <w:tcW w:w="2125" w:type="dxa"/>
             <w:tcBorders>
               <w:top w:val="single" w:sz="4" w:space="0" w:color="000000"/>
               <w:start w:val="single" w:sz="4" w:space="0" w:color="000000"/>
@@ -27982,7 +28032,7 @@
         </w:tc>
         <w:tc>
           <w:tcPr>
-            <w:tcW w:w="1982" w:type="dxa"/>
+            <w:tcW w:w="1981" w:type="dxa"/>
             <w:tcBorders>
               <w:top w:val="single" w:sz="4" w:space="0" w:color="000000"/>
               <w:start w:val="single" w:sz="4" w:space="0" w:color="000000"/>
@@ -28019,7 +28069,7 @@
         </w:tc>
         <w:tc>
           <w:tcPr>
-            <w:tcW w:w="2124" w:type="dxa"/>
+            <w:tcW w:w="2125" w:type="dxa"/>
             <w:tcBorders>
               <w:top w:val="single" w:sz="4" w:space="0" w:color="000000"/>
               <w:start w:val="single" w:sz="4" w:space="0" w:color="000000"/>
@@ -29679,7 +29729,7 @@
           <v:shape id="ole_rId5" type="_x0000_tole_rId5" style="width:75.4pt;height:49.2pt;mso-wrap-distance-right:0pt" filled="f" o:ole="">
             <v:imagedata r:id="rId6" o:title=""/>
           </v:shape>
-          <o:OLEObject Type="Embed" ProgID="Excel.SheetMacroEnabled.12" ShapeID="ole_rId5" DrawAspect="Icon" ObjectID="_414920330" r:id="rId5"/>
+          <o:OLEObject Type="Embed" ProgID="Excel.SheetMacroEnabled.12" ShapeID="ole_rId5" DrawAspect="Icon" ObjectID="_2083648452" r:id="rId5"/>
         </w:object>
       </w:r>
     </w:p>
@@ -29756,7 +29806,7 @@
           <v:shape id="ole_rId7" type="_x0000_tole_rId7" style="width:75.4pt;height:49.2pt;mso-wrap-distance-right:0pt" filled="f" o:ole="">
             <v:imagedata r:id="rId8" o:title=""/>
           </v:shape>
-          <o:OLEObject Type="Embed" ProgID="Excel.SheetMacroEnabled.12" ShapeID="ole_rId7" DrawAspect="Icon" ObjectID="_117435943" r:id="rId7"/>
+          <o:OLEObject Type="Embed" ProgID="Excel.SheetMacroEnabled.12" ShapeID="ole_rId7" DrawAspect="Icon" ObjectID="_490352572" r:id="rId7"/>
         </w:object>
       </w:r>
     </w:p>
@@ -29833,7 +29883,7 @@
           <v:shape id="ole_rId9" type="_x0000_tole_rId9" style="width:75.4pt;height:49.2pt;mso-wrap-distance-right:0pt" filled="f" o:ole="">
             <v:imagedata r:id="rId10" o:title=""/>
           </v:shape>
-          <o:OLEObject Type="Embed" ProgID="Excel.SheetMacroEnabled.12" ShapeID="ole_rId9" DrawAspect="Icon" ObjectID="_2085729485" r:id="rId9"/>
+          <o:OLEObject Type="Embed" ProgID="Excel.SheetMacroEnabled.12" ShapeID="ole_rId9" DrawAspect="Icon" ObjectID="_1774905406" r:id="rId9"/>
         </w:object>
       </w:r>
     </w:p>
@@ -29912,7 +29962,7 @@
           <v:shape id="ole_rId11" type="_x0000_tole_rId11" style="width:75.4pt;height:49.2pt;mso-wrap-distance-right:0pt" filled="f" o:ole="">
             <v:imagedata r:id="rId12" o:title=""/>
           </v:shape>
-          <o:OLEObject Type="Embed" ProgID="Excel.SheetMacroEnabled.12" ShapeID="ole_rId11" DrawAspect="Icon" ObjectID="_1275166111" r:id="rId11"/>
+          <o:OLEObject Type="Embed" ProgID="Excel.SheetMacroEnabled.12" ShapeID="ole_rId11" DrawAspect="Icon" ObjectID="_1693595314" r:id="rId11"/>
         </w:object>
       </w:r>
     </w:p>
@@ -31236,9 +31286,9 @@
         <w:gridCol w:w="1038"/>
         <w:gridCol w:w="1625"/>
         <w:gridCol w:w="824"/>
-        <w:gridCol w:w="1832"/>
+        <w:gridCol w:w="1831"/>
         <w:gridCol w:w="1354"/>
-        <w:gridCol w:w="993"/>
+        <w:gridCol w:w="994"/>
         <w:gridCol w:w="1285"/>
       </w:tblGrid>
       <w:tr>
@@ -31395,7 +31445,7 @@
         </w:tc>
         <w:tc>
           <w:tcPr>
-            <w:tcW w:w="1832" w:type="dxa"/>
+            <w:tcW w:w="1831" w:type="dxa"/>
             <w:tcBorders>
               <w:top w:val="single" w:sz="4" w:space="0" w:color="000000"/>
               <w:start w:val="single" w:sz="4" w:space="0" w:color="000000"/>
@@ -31469,7 +31519,7 @@
         </w:tc>
         <w:tc>
           <w:tcPr>
-            <w:tcW w:w="993" w:type="dxa"/>
+            <w:tcW w:w="994" w:type="dxa"/>
             <w:tcBorders>
               <w:top w:val="single" w:sz="4" w:space="0" w:color="000000"/>
               <w:start w:val="single" w:sz="4" w:space="0" w:color="000000"/>
@@ -31696,7 +31746,7 @@
         </w:tc>
         <w:tc>
           <w:tcPr>
-            <w:tcW w:w="1832" w:type="dxa"/>
+            <w:tcW w:w="1831" w:type="dxa"/>
             <w:tcBorders>
               <w:top w:val="single" w:sz="4" w:space="0" w:color="000000"/>
               <w:start w:val="single" w:sz="4" w:space="0" w:color="000000"/>
@@ -31770,7 +31820,7 @@
         </w:tc>
         <w:tc>
           <w:tcPr>
-            <w:tcW w:w="993" w:type="dxa"/>
+            <w:tcW w:w="994" w:type="dxa"/>
             <w:tcBorders>
               <w:top w:val="single" w:sz="4" w:space="0" w:color="000000"/>
               <w:start w:val="single" w:sz="4" w:space="0" w:color="000000"/>
@@ -31997,7 +32047,7 @@
         </w:tc>
         <w:tc>
           <w:tcPr>
-            <w:tcW w:w="1832" w:type="dxa"/>
+            <w:tcW w:w="1831" w:type="dxa"/>
             <w:tcBorders>
               <w:top w:val="single" w:sz="4" w:space="0" w:color="000000"/>
               <w:start w:val="single" w:sz="4" w:space="0" w:color="000000"/>
@@ -32071,7 +32121,7 @@
         </w:tc>
         <w:tc>
           <w:tcPr>
-            <w:tcW w:w="993" w:type="dxa"/>
+            <w:tcW w:w="994" w:type="dxa"/>
             <w:tcBorders>
               <w:top w:val="single" w:sz="4" w:space="0" w:color="000000"/>
               <w:start w:val="single" w:sz="4" w:space="0" w:color="000000"/>
@@ -33029,7 +33079,7 @@
         <w:szCs w:val="22"/>
       </w:rPr>
       <w:drawing>
-        <wp:anchor distT="0" distB="0" distL="114300" distR="114300" simplePos="0" relativeHeight="68" behindDoc="1" locked="0" layoutInCell="0" allowOverlap="1">
+        <wp:anchor distT="0" distB="0" distL="114300" distR="114300" simplePos="0" relativeHeight="74" behindDoc="1" locked="0" layoutInCell="0" allowOverlap="1">
           <wp:simplePos x="0" y="0"/>
           <wp:positionH relativeFrom="margin">
             <wp:posOffset>-1267460</wp:posOffset>
@@ -33117,7 +33167,7 @@
     <w:r>
       <w:rPr/>
       <w:drawing>
-        <wp:anchor distT="0" distB="0" distL="114300" distR="114300" simplePos="0" relativeHeight="69" behindDoc="1" locked="0" layoutInCell="0" allowOverlap="1">
+        <wp:anchor distT="0" distB="0" distL="114300" distR="114300" simplePos="0" relativeHeight="75" behindDoc="1" locked="0" layoutInCell="0" allowOverlap="1">
           <wp:simplePos x="0" y="0"/>
           <wp:positionH relativeFrom="margin">
             <wp:posOffset>-1085850</wp:posOffset>
@@ -33202,7 +33252,7 @@
     </w:pPr>
     <w:r>
       <w:drawing>
-        <wp:anchor distT="0" distB="0" distL="0" distR="0" simplePos="0" relativeHeight="36" behindDoc="1" locked="0" layoutInCell="0" allowOverlap="1">
+        <wp:anchor distT="0" distB="0" distL="0" distR="0" simplePos="0" relativeHeight="39" behindDoc="1" locked="0" layoutInCell="0" allowOverlap="1">
           <wp:simplePos x="0" y="0"/>
           <wp:positionH relativeFrom="page">
             <wp:posOffset>-34925</wp:posOffset>
@@ -36580,6 +36630,14 @@
     </w:lvlOverride>
   </w:num>
 </w:numbering>
+</file>
+
+<file path=word/people.xml><?xml version="1.0" encoding="utf-8"?>
+<w15:people xmlns:w15="http://schemas.microsoft.com/office/word/2012/wordml">
+  <w15:person w15:author="Claude">
+    <w15:presenceInfo w15:providerId="None" w15:userId="Claude"/>
+  </w15:person>
+</w15:people>
 </file>
 
 <file path=word/styles.xml><?xml version="1.0" encoding="utf-8"?>
@@ -37902,15 +37960,15 @@
       <w:lang w:val="en-IN" w:eastAsia="en-IN"/>
     </w:rPr>
   </w:style>
-  <w:style w:type="paragraph" w:styleId="FrameContentsuser">
-    <w:name w:val="Frame Contents (user)"/>
+  <w:style w:type="paragraph" w:styleId="FrameContents">
+    <w:name w:val="Frame Contents"/>
     <w:basedOn w:val="Normal"/>
     <w:qFormat/>
     <w:pPr/>
     <w:rPr/>
   </w:style>
-  <w:style w:type="paragraph" w:styleId="FrameContents">
-    <w:name w:val="Frame Contents"/>
+  <w:style w:type="paragraph" w:styleId="FrameContentsuser">
+    <w:name w:val="Frame Contents (user)"/>
     <w:basedOn w:val="Normal"/>
     <w:qFormat/>
     <w:pPr/>
